--- a/05-数字电路/03-单片机及嵌入式接口/程序下载电路/程序下载电路.docx
+++ b/05-数字电路/03-单片机及嵌入式接口/程序下载电路/程序下载电路.docx
@@ -2356,6 +2356,20 @@
     </w:p>
     <w:bookmarkEnd w:id="26"/>
     <w:bookmarkEnd w:id="27"/>
+    <w:p>
+      <w:pPr>
+        <w:spacing w:before="360"/>
+        <w:jc w:val="center"/>
+      </w:pPr>
+      <w:r>
+        <w:rPr>
+          <w:rFonts w:ascii="Times New Roman" w:hAnsi="Times New Roman"/>
+          <w:color w:val="555555"/>
+          <w:sz w:val="21"/>
+        </w:rPr>
+        <w:t>材料收集者：杜文杰</w:t>
+      </w:r>
+    </w:p>
     <w:sectPr>
       <w:headerReference r:id="rId9" w:type="default"/>
       <w:footerReference r:id="rId10" w:type="default"/>

--- a/05-数字电路/03-单片机及嵌入式接口/程序下载电路/程序下载电路.docx
+++ b/05-数字电路/03-单片机及嵌入式接口/程序下载电路/程序下载电路.docx
@@ -1,6 +1,6 @@
 
 <file path=word/document.xml><?xml version="1.0" encoding="utf-8"?>
-<w:document xmlns:w="http://schemas.openxmlformats.org/wordprocessingml/2006/main" xmlns:m="http://schemas.openxmlformats.org/officeDocument/2006/math" xmlns:r="http://schemas.openxmlformats.org/officeDocument/2006/relationships" xmlns:o="urn:schemas-microsoft-com:office:office" xmlns:v="urn:schemas-microsoft-com:vml" xmlns:w10="urn:schemas-microsoft-com:office:word" xmlns:a="http://schemas.openxmlformats.org/drawingml/2006/main" xmlns:pic="http://schemas.openxmlformats.org/drawingml/2006/picture" xmlns:wp="http://schemas.openxmlformats.org/drawingml/2006/wordprocessingDrawing">
+<w:document xmlns:m="http://schemas.openxmlformats.org/officeDocument/2006/math" xmlns:r="http://schemas.openxmlformats.org/officeDocument/2006/relationships" xmlns:w="http://schemas.openxmlformats.org/wordprocessingml/2006/main" xmlns:o="urn:schemas-microsoft-com:office:office" xmlns:v="urn:schemas-microsoft-com:vml" xmlns:w10="urn:schemas-microsoft-com:office:word" xmlns:a="http://schemas.openxmlformats.org/drawingml/2006/main" xmlns:pic="http://schemas.openxmlformats.org/drawingml/2006/picture" xmlns:wp="http://schemas.openxmlformats.org/drawingml/2006/wordprocessingDrawing">
   <w:body>
     <w:bookmarkStart w:id="27" w:name="程序下载电路"/>
     <w:p>
@@ -9,7 +9,7 @@
       </w:pPr>
       <w:r>
         <w:rPr>
-          <w:rFonts w:hint="eastAsia"/>
+          <w:rFonts w:hint="eastAsia" w:eastAsia="黑体"/>
         </w:rPr>
         <w:t xml:space="preserve">程序下载电路</w:t>
       </w:r>
@@ -21,7 +21,7 @@
       </w:pPr>
       <w:r>
         <w:rPr>
-          <w:rFonts w:hint="eastAsia"/>
+          <w:rFonts w:hint="eastAsia" w:eastAsia="黑体"/>
         </w:rPr>
         <w:t xml:space="preserve">拓扑描述</w:t>
       </w:r>
@@ -32,16 +32,19 @@
       </w:pPr>
       <w:r>
         <w:rPr>
-          <w:rFonts w:hint="eastAsia"/>
+          <w:rFonts w:hint="eastAsia" w:eastAsia="黑体"/>
         </w:rPr>
         <w:t xml:space="preserve">由</w:t>
       </w:r>
       <w:r>
+        <w:rPr>
+          <w:rFonts w:eastAsia="黑体"/>
+        </w:rPr>
         <w:t xml:space="preserve"> </w:t>
       </w:r>
       <w:r>
         <w:rPr>
-          <w:rFonts w:hint="eastAsia"/>
+          <w:rFonts w:hint="eastAsia" w:eastAsia="黑体"/>
           <w:b/>
           <w:bCs/>
         </w:rPr>
@@ -49,6 +52,7 @@
       </w:r>
       <w:r>
         <w:rPr>
+          <w:rFonts w:eastAsia="黑体"/>
           <w:b/>
           <w:bCs/>
         </w:rPr>
@@ -56,7 +60,7 @@
       </w:r>
       <w:r>
         <w:rPr>
-          <w:rFonts w:hint="eastAsia"/>
+          <w:rFonts w:hint="eastAsia" w:eastAsia="黑体"/>
           <w:b/>
           <w:bCs/>
         </w:rPr>
@@ -64,76 +68,97 @@
       </w:r>
       <w:r>
         <w:rPr>
-          <w:rFonts w:hint="eastAsia"/>
+          <w:rFonts w:hint="eastAsia" w:eastAsia="黑体"/>
         </w:rPr>
         <w:t xml:space="preserve">（如</w:t>
       </w:r>
       <w:r>
+        <w:rPr>
+          <w:rFonts w:eastAsia="黑体"/>
+        </w:rPr>
         <w:t xml:space="preserve"> ISP、UART </w:t>
       </w:r>
       <w:r>
         <w:rPr>
-          <w:rFonts w:hint="eastAsia"/>
+          <w:rFonts w:hint="eastAsia" w:eastAsia="黑体"/>
         </w:rPr>
         <w:t xml:space="preserve">引导、SWD、JTAG）与</w:t>
       </w:r>
       <w:r>
+        <w:rPr>
+          <w:rFonts w:eastAsia="黑体"/>
+        </w:rPr>
         <w:t xml:space="preserve"> </w:t>
       </w:r>
       <w:r>
         <w:rPr>
-          <w:rFonts w:hint="eastAsia"/>
+          <w:rFonts w:hint="eastAsia" w:eastAsia="黑体"/>
           <w:b/>
           <w:bCs/>
         </w:rPr>
         <w:t xml:space="preserve">下载器/上位机</w:t>
       </w:r>
       <w:r>
+        <w:rPr>
+          <w:rFonts w:eastAsia="黑体"/>
+        </w:rPr>
         <w:t xml:space="preserve"> </w:t>
       </w:r>
       <w:r>
         <w:rPr>
-          <w:rFonts w:hint="eastAsia"/>
+          <w:rFonts w:hint="eastAsia" w:eastAsia="黑体"/>
         </w:rPr>
         <w:t xml:space="preserve">连接而成，通常配</w:t>
       </w:r>
       <w:r>
+        <w:rPr>
+          <w:rFonts w:eastAsia="黑体"/>
+        </w:rPr>
         <w:t xml:space="preserve"> </w:t>
       </w:r>
       <w:r>
         <w:rPr>
-          <w:rFonts w:hint="eastAsia"/>
+          <w:rFonts w:hint="eastAsia" w:eastAsia="黑体"/>
           <w:b/>
           <w:bCs/>
         </w:rPr>
         <w:t xml:space="preserve">电平转换器</w:t>
       </w:r>
       <w:r>
+        <w:rPr>
+          <w:rFonts w:eastAsia="黑体"/>
+        </w:rPr>
         <w:t xml:space="preserve">、</w:t>
       </w:r>
       <w:r>
         <w:rPr>
-          <w:rFonts w:hint="eastAsia"/>
+          <w:rFonts w:hint="eastAsia" w:eastAsia="黑体"/>
           <w:b/>
           <w:bCs/>
         </w:rPr>
         <w:t xml:space="preserve">复位控制电路</w:t>
       </w:r>
       <w:r>
+        <w:rPr>
+          <w:rFonts w:eastAsia="黑体"/>
+        </w:rPr>
         <w:t xml:space="preserve"> </w:t>
       </w:r>
       <w:r>
         <w:rPr>
-          <w:rFonts w:hint="eastAsia"/>
+          <w:rFonts w:hint="eastAsia" w:eastAsia="黑体"/>
         </w:rPr>
         <w:t xml:space="preserve">与必要的</w:t>
       </w:r>
       <w:r>
+        <w:rPr>
+          <w:rFonts w:eastAsia="黑体"/>
+        </w:rPr>
         <w:t xml:space="preserve"> </w:t>
       </w:r>
       <w:r>
         <w:rPr>
-          <w:rFonts w:hint="eastAsia"/>
+          <w:rFonts w:hint="eastAsia" w:eastAsia="黑体"/>
           <w:b/>
           <w:bCs/>
         </w:rPr>
@@ -141,15 +166,19 @@
       </w:r>
       <w:r>
         <w:rPr>
-          <w:rFonts w:hint="eastAsia"/>
+          <w:rFonts w:hint="eastAsia" w:eastAsia="黑体"/>
         </w:rPr>
         <w:t xml:space="preserve">，或经</w:t>
       </w:r>
       <w:r>
+        <w:rPr>
+          <w:rFonts w:eastAsia="黑体"/>
+        </w:rPr>
         <w:t xml:space="preserve"> </w:t>
       </w:r>
       <w:r>
         <w:rPr>
+          <w:rFonts w:eastAsia="黑体"/>
           <w:b/>
           <w:bCs/>
         </w:rPr>
@@ -157,7 +186,7 @@
       </w:r>
       <w:r>
         <w:rPr>
-          <w:rFonts w:hint="eastAsia"/>
+          <w:rFonts w:hint="eastAsia" w:eastAsia="黑体"/>
           <w:b/>
           <w:bCs/>
         </w:rPr>
@@ -165,40 +194,49 @@
       </w:r>
       <w:r>
         <w:rPr>
-          <w:rFonts w:hint="eastAsia"/>
+          <w:rFonts w:hint="eastAsia" w:eastAsia="黑体"/>
         </w:rPr>
         <w:t xml:space="preserve">（如</w:t>
       </w:r>
       <w:r>
+        <w:rPr>
+          <w:rFonts w:eastAsia="黑体"/>
+        </w:rPr>
         <w:t xml:space="preserve"> </w:t>
       </w:r>
       <w:r>
         <w:rPr>
-          <w:rFonts w:hint="eastAsia"/>
+          <w:rFonts w:hint="eastAsia" w:eastAsia="黑体"/>
         </w:rPr>
         <w:t xml:space="preserve">CH340、CP2102）与</w:t>
       </w:r>
       <w:r>
+        <w:rPr>
+          <w:rFonts w:eastAsia="黑体"/>
+        </w:rPr>
         <w:t xml:space="preserve"> PC </w:t>
       </w:r>
       <w:r>
         <w:rPr>
-          <w:rFonts w:hint="eastAsia"/>
+          <w:rFonts w:hint="eastAsia" w:eastAsia="黑体"/>
         </w:rPr>
         <w:t xml:space="preserve">相连。电路共有</w:t>
       </w:r>
       <w:r>
+        <w:rPr>
+          <w:rFonts w:eastAsia="黑体"/>
+        </w:rPr>
         <w:t xml:space="preserve"> 4 </w:t>
       </w:r>
       <w:r>
         <w:rPr>
-          <w:rFonts w:hint="eastAsia"/>
+          <w:rFonts w:hint="eastAsia" w:eastAsia="黑体"/>
         </w:rPr>
         <w:t xml:space="preserve">类关键节点：</w:t>
       </w:r>
       <w:r>
         <w:rPr>
-          <w:rFonts w:hint="eastAsia"/>
+          <w:rFonts w:hint="eastAsia" w:eastAsia="黑体"/>
           <w:b/>
           <w:bCs/>
         </w:rPr>
@@ -206,6 +244,7 @@
       </w:r>
       <w:r>
         <w:rPr>
+          <w:rFonts w:eastAsia="黑体"/>
           <w:b/>
           <w:bCs/>
         </w:rPr>
@@ -213,7 +252,7 @@
       </w:r>
       <w:r>
         <w:rPr>
-          <w:rFonts w:hint="eastAsia"/>
+          <w:rFonts w:hint="eastAsia" w:eastAsia="黑体"/>
           <w:b/>
           <w:bCs/>
         </w:rPr>
@@ -221,58 +260,73 @@
       </w:r>
       <w:r>
         <w:rPr>
-          <w:rFonts w:hint="eastAsia"/>
+          <w:rFonts w:hint="eastAsia" w:eastAsia="黑体"/>
         </w:rPr>
         <w:t xml:space="preserve">（SWD</w:t>
       </w:r>
       <w:r>
+        <w:rPr>
+          <w:rFonts w:eastAsia="黑体"/>
+        </w:rPr>
         <w:t xml:space="preserve"> </w:t>
       </w:r>
       <w:r>
         <w:rPr>
-          <w:rFonts w:hint="eastAsia"/>
+          <w:rFonts w:hint="eastAsia" w:eastAsia="黑体"/>
         </w:rPr>
         <w:t xml:space="preserve">的</w:t>
       </w:r>
       <w:r>
+        <w:rPr>
+          <w:rFonts w:eastAsia="黑体"/>
+        </w:rPr>
         <w:t xml:space="preserve"> SWDIO/SWCLK、UART ISP </w:t>
       </w:r>
       <w:r>
         <w:rPr>
-          <w:rFonts w:hint="eastAsia"/>
+          <w:rFonts w:hint="eastAsia" w:eastAsia="黑体"/>
         </w:rPr>
         <w:t xml:space="preserve">的</w:t>
       </w:r>
       <w:r>
+        <w:rPr>
+          <w:rFonts w:eastAsia="黑体"/>
+        </w:rPr>
         <w:t xml:space="preserve"> TXD/RXD、SPI/ISP </w:t>
       </w:r>
       <w:r>
         <w:rPr>
-          <w:rFonts w:hint="eastAsia"/>
+          <w:rFonts w:hint="eastAsia" w:eastAsia="黑体"/>
         </w:rPr>
         <w:t xml:space="preserve">的</w:t>
       </w:r>
       <w:r>
+        <w:rPr>
+          <w:rFonts w:eastAsia="黑体"/>
+        </w:rPr>
         <w:t xml:space="preserve"> SCK/MOSI/MISO、JTAG </w:t>
       </w:r>
       <w:r>
         <w:rPr>
-          <w:rFonts w:hint="eastAsia"/>
+          <w:rFonts w:hint="eastAsia" w:eastAsia="黑体"/>
         </w:rPr>
         <w:t xml:space="preserve">的</w:t>
       </w:r>
       <w:r>
+        <w:rPr>
+          <w:rFonts w:eastAsia="黑体"/>
+        </w:rPr>
         <w:t xml:space="preserve"> </w:t>
       </w:r>
       <w:r>
         <w:rPr>
-          <w:rFonts w:hint="eastAsia"/>
+          <w:rFonts w:hint="eastAsia" w:eastAsia="黑体"/>
         </w:rPr>
         <w:t xml:space="preserve">TCK/TMS/TDI/TDO）；</w:t>
       </w:r>
       <w:r>
         <w:rPr>
-          <w:rFonts w:hint="eastAsia"/>
+          <w:rFonts w:hint="eastAsia" w:eastAsia="黑体"/>
           <w:b/>
           <w:bCs/>
         </w:rPr>
@@ -280,6 +334,7 @@
       </w:r>
       <w:r>
         <w:rPr>
+          <w:rFonts w:eastAsia="黑体"/>
           <w:b/>
           <w:bCs/>
         </w:rPr>
@@ -287,7 +342,7 @@
       </w:r>
       <w:r>
         <w:rPr>
-          <w:rFonts w:hint="eastAsia"/>
+          <w:rFonts w:hint="eastAsia" w:eastAsia="黑体"/>
           <w:b/>
           <w:bCs/>
         </w:rPr>
@@ -295,31 +350,37 @@
       </w:r>
       <w:r>
         <w:rPr>
-          <w:rFonts w:hint="eastAsia"/>
+          <w:rFonts w:hint="eastAsia" w:eastAsia="黑体"/>
         </w:rPr>
         <w:t xml:space="preserve">（下载器</w:t>
       </w:r>
       <w:r>
+        <w:rPr>
+          <w:rFonts w:eastAsia="黑体"/>
+        </w:rPr>
         <w:t xml:space="preserve"> nRESET </w:t>
       </w:r>
       <w:r>
         <w:rPr>
-          <w:rFonts w:hint="eastAsia"/>
+          <w:rFonts w:hint="eastAsia" w:eastAsia="黑体"/>
         </w:rPr>
         <w:t xml:space="preserve">与</w:t>
       </w:r>
       <w:r>
+        <w:rPr>
+          <w:rFonts w:eastAsia="黑体"/>
+        </w:rPr>
         <w:t xml:space="preserve"> MCU </w:t>
       </w:r>
       <w:r>
         <w:rPr>
-          <w:rFonts w:hint="eastAsia"/>
+          <w:rFonts w:hint="eastAsia" w:eastAsia="黑体"/>
         </w:rPr>
         <w:t xml:space="preserve">复位脚）；</w:t>
       </w:r>
       <w:r>
         <w:rPr>
-          <w:rFonts w:hint="eastAsia"/>
+          <w:rFonts w:hint="eastAsia" w:eastAsia="黑体"/>
           <w:b/>
           <w:bCs/>
         </w:rPr>
@@ -327,6 +388,7 @@
       </w:r>
       <w:r>
         <w:rPr>
+          <w:rFonts w:eastAsia="黑体"/>
           <w:b/>
           <w:bCs/>
         </w:rPr>
@@ -334,7 +396,7 @@
       </w:r>
       <w:r>
         <w:rPr>
-          <w:rFonts w:hint="eastAsia"/>
+          <w:rFonts w:hint="eastAsia" w:eastAsia="黑体"/>
           <w:b/>
           <w:bCs/>
         </w:rPr>
@@ -342,11 +404,14 @@
       </w:r>
       <w:r>
         <w:rPr>
-          <w:rFonts w:hint="eastAsia"/>
+          <w:rFonts w:hint="eastAsia" w:eastAsia="黑体"/>
         </w:rPr>
         <w:t xml:space="preserve">（供电</w:t>
       </w:r>
       <w:r>
+        <w:rPr>
+          <w:rFonts w:eastAsia="黑体"/>
+        </w:rPr>
         <w:t xml:space="preserve"> </w:t>
       </w:r>
       <m:oMath>
@@ -373,26 +438,32 @@
         </m:sSub>
       </m:oMath>
       <w:r>
+        <w:rPr>
+          <w:rFonts w:eastAsia="黑体"/>
+        </w:rPr>
         <w:t xml:space="preserve"> </w:t>
       </w:r>
       <w:r>
         <w:rPr>
-          <w:rFonts w:hint="eastAsia"/>
+          <w:rFonts w:hint="eastAsia" w:eastAsia="黑体"/>
         </w:rPr>
         <w:t xml:space="preserve">与目标</w:t>
       </w:r>
       <w:r>
+        <w:rPr>
+          <w:rFonts w:eastAsia="黑体"/>
+        </w:rPr>
         <w:t xml:space="preserve"> </w:t>
       </w:r>
       <w:r>
         <w:rPr>
-          <w:rFonts w:hint="eastAsia"/>
+          <w:rFonts w:hint="eastAsia" w:eastAsia="黑体"/>
         </w:rPr>
         <w:t xml:space="preserve">VDD）；</w:t>
       </w:r>
       <w:r>
         <w:rPr>
-          <w:rFonts w:hint="eastAsia"/>
+          <w:rFonts w:hint="eastAsia" w:eastAsia="黑体"/>
           <w:b/>
           <w:bCs/>
         </w:rPr>
@@ -400,6 +471,7 @@
       </w:r>
       <w:r>
         <w:rPr>
+          <w:rFonts w:eastAsia="黑体"/>
           <w:b/>
           <w:bCs/>
         </w:rPr>
@@ -407,7 +479,7 @@
       </w:r>
       <w:r>
         <w:rPr>
-          <w:rFonts w:hint="eastAsia"/>
+          <w:rFonts w:hint="eastAsia" w:eastAsia="黑体"/>
           <w:b/>
           <w:bCs/>
         </w:rPr>
@@ -415,12 +487,16 @@
       </w:r>
       <w:r>
         <w:rPr>
+          <w:rFonts w:eastAsia="黑体"/>
           <w:b/>
           <w:bCs/>
         </w:rPr>
         <w:t xml:space="preserve"> GND</w:t>
       </w:r>
       <w:r>
+        <w:rPr>
+          <w:rFonts w:eastAsia="黑体"/>
+        </w:rPr>
         <w:t xml:space="preserve">。</w:t>
       </w:r>
     </w:p>
@@ -428,13 +504,13 @@
       <w:pPr/>
       <w:r>
         <w:rPr>
-          <w:rFonts w:hint="eastAsia"/>
+          <w:rFonts w:hint="eastAsia" w:eastAsia="黑体"/>
         </w:rPr>
         <w:t xml:space="preserve">各元件管脚连接：</w:t>
       </w:r>
       <w:r>
         <w:rPr>
-          <w:rFonts w:hint="eastAsia"/>
+          <w:rFonts w:hint="eastAsia" w:eastAsia="黑体"/>
           <w:b/>
           <w:bCs/>
         </w:rPr>
@@ -442,59 +518,75 @@
       </w:r>
       <w:r>
         <w:rPr>
+          <w:rFonts w:eastAsia="黑体"/>
           <w:b/>
           <w:bCs/>
         </w:rPr>
         <w:t xml:space="preserve"> MCU</w:t>
       </w:r>
       <w:r>
+        <w:rPr>
+          <w:rFonts w:eastAsia="黑体"/>
+        </w:rPr>
         <w:t xml:space="preserve"> </w:t>
       </w:r>
       <w:r>
         <w:rPr>
-          <w:rFonts w:hint="eastAsia"/>
+          <w:rFonts w:hint="eastAsia" w:eastAsia="黑体"/>
         </w:rPr>
         <w:t xml:space="preserve">的编程接口脚接节点①</w:t>
       </w:r>
       <w:r>
+        <w:rPr>
+          <w:rFonts w:eastAsia="黑体"/>
+        </w:rPr>
         <w:t xml:space="preserve"> </w:t>
       </w:r>
       <w:r>
         <w:rPr>
-          <w:rFonts w:hint="eastAsia"/>
+          <w:rFonts w:hint="eastAsia" w:eastAsia="黑体"/>
         </w:rPr>
         <w:t xml:space="preserve">对应信号线、复位脚</w:t>
       </w:r>
       <w:r>
+        <w:rPr>
+          <w:rFonts w:eastAsia="黑体"/>
+        </w:rPr>
         <w:t xml:space="preserve"> NRST </w:t>
       </w:r>
       <w:r>
         <w:rPr>
-          <w:rFonts w:hint="eastAsia"/>
+          <w:rFonts w:hint="eastAsia" w:eastAsia="黑体"/>
         </w:rPr>
         <w:t xml:space="preserve">接节点②、电源脚</w:t>
       </w:r>
       <w:r>
+        <w:rPr>
+          <w:rFonts w:eastAsia="黑体"/>
+        </w:rPr>
         <w:t xml:space="preserve"> VDD </w:t>
       </w:r>
       <w:r>
         <w:rPr>
-          <w:rFonts w:hint="eastAsia"/>
+          <w:rFonts w:hint="eastAsia" w:eastAsia="黑体"/>
         </w:rPr>
         <w:t xml:space="preserve">接节点③、地脚</w:t>
       </w:r>
       <w:r>
+        <w:rPr>
+          <w:rFonts w:eastAsia="黑体"/>
+        </w:rPr>
         <w:t xml:space="preserve"> GND </w:t>
       </w:r>
       <w:r>
         <w:rPr>
-          <w:rFonts w:hint="eastAsia"/>
+          <w:rFonts w:hint="eastAsia" w:eastAsia="黑体"/>
         </w:rPr>
         <w:t xml:space="preserve">接节点④；</w:t>
       </w:r>
       <w:r>
         <w:rPr>
-          <w:rFonts w:hint="eastAsia"/>
+          <w:rFonts w:hint="eastAsia" w:eastAsia="黑体"/>
           <w:b/>
           <w:bCs/>
         </w:rPr>
@@ -502,6 +594,7 @@
       </w:r>
       <w:r>
         <w:rPr>
+          <w:rFonts w:eastAsia="黑体"/>
           <w:b/>
           <w:bCs/>
         </w:rPr>
@@ -509,50 +602,63 @@
       </w:r>
       <w:r>
         <w:rPr>
-          <w:rFonts w:hint="eastAsia"/>
+          <w:rFonts w:hint="eastAsia" w:eastAsia="黑体"/>
           <w:b/>
           <w:bCs/>
         </w:rPr>
         <w:t xml:space="preserve">等）</w:t>
       </w:r>
       <w:r>
+        <w:rPr>
+          <w:rFonts w:eastAsia="黑体"/>
+        </w:rPr>
         <w:t xml:space="preserve"> </w:t>
       </w:r>
       <w:r>
         <w:rPr>
-          <w:rFonts w:hint="eastAsia"/>
+          <w:rFonts w:hint="eastAsia" w:eastAsia="黑体"/>
         </w:rPr>
         <w:t xml:space="preserve">的对应信号脚接节点①、nRESET</w:t>
       </w:r>
       <w:r>
+        <w:rPr>
+          <w:rFonts w:eastAsia="黑体"/>
+        </w:rPr>
         <w:t xml:space="preserve"> </w:t>
       </w:r>
       <w:r>
         <w:rPr>
-          <w:rFonts w:hint="eastAsia"/>
+          <w:rFonts w:hint="eastAsia" w:eastAsia="黑体"/>
         </w:rPr>
         <w:t xml:space="preserve">脚接节点②、VCC</w:t>
       </w:r>
       <w:r>
+        <w:rPr>
+          <w:rFonts w:eastAsia="黑体"/>
+        </w:rPr>
         <w:t xml:space="preserve"> </w:t>
       </w:r>
       <w:r>
         <w:rPr>
-          <w:rFonts w:hint="eastAsia"/>
+          <w:rFonts w:hint="eastAsia" w:eastAsia="黑体"/>
         </w:rPr>
         <w:t xml:space="preserve">与</w:t>
       </w:r>
       <w:r>
+        <w:rPr>
+          <w:rFonts w:eastAsia="黑体"/>
+        </w:rPr>
         <w:t xml:space="preserve"> GND </w:t>
       </w:r>
       <w:r>
         <w:rPr>
-          <w:rFonts w:hint="eastAsia"/>
+          <w:rFonts w:hint="eastAsia" w:eastAsia="黑体"/>
         </w:rPr>
         <w:t xml:space="preserve">分别接节点③、④；</w:t>
       </w:r>
       <w:r>
         <w:rPr>
+          <w:rFonts w:eastAsia="黑体"/>
           <w:b/>
           <w:bCs/>
         </w:rPr>
@@ -560,87 +666,111 @@
       </w:r>
       <w:r>
         <w:rPr>
-          <w:rFonts w:hint="eastAsia"/>
+          <w:rFonts w:hint="eastAsia" w:eastAsia="黑体"/>
           <w:b/>
           <w:bCs/>
         </w:rPr>
         <w:t xml:space="preserve">转串口芯片（CH340/CP2102）</w:t>
       </w:r>
       <w:r>
+        <w:rPr>
+          <w:rFonts w:eastAsia="黑体"/>
+        </w:rPr>
         <w:t xml:space="preserve"> </w:t>
       </w:r>
       <w:r>
         <w:rPr>
-          <w:rFonts w:hint="eastAsia"/>
+          <w:rFonts w:hint="eastAsia" w:eastAsia="黑体"/>
         </w:rPr>
         <w:t xml:space="preserve">的</w:t>
       </w:r>
       <w:r>
+        <w:rPr>
+          <w:rFonts w:eastAsia="黑体"/>
+        </w:rPr>
         <w:t xml:space="preserve"> USB </w:t>
       </w:r>
       <w:r>
         <w:rPr>
-          <w:rFonts w:hint="eastAsia"/>
+          <w:rFonts w:hint="eastAsia" w:eastAsia="黑体"/>
         </w:rPr>
         <w:t xml:space="preserve">侧</w:t>
       </w:r>
       <w:r>
+        <w:rPr>
+          <w:rFonts w:eastAsia="黑体"/>
+        </w:rPr>
         <w:t xml:space="preserve"> D+/D− </w:t>
       </w:r>
       <w:r>
         <w:rPr>
-          <w:rFonts w:hint="eastAsia"/>
+          <w:rFonts w:hint="eastAsia" w:eastAsia="黑体"/>
         </w:rPr>
         <w:t xml:space="preserve">接</w:t>
       </w:r>
       <w:r>
+        <w:rPr>
+          <w:rFonts w:eastAsia="黑体"/>
+        </w:rPr>
         <w:t xml:space="preserve"> </w:t>
       </w:r>
       <w:r>
         <w:rPr>
-          <w:rFonts w:hint="eastAsia"/>
+          <w:rFonts w:hint="eastAsia" w:eastAsia="黑体"/>
         </w:rPr>
         <w:t xml:space="preserve">PC，TTL</w:t>
       </w:r>
       <w:r>
+        <w:rPr>
+          <w:rFonts w:eastAsia="黑体"/>
+        </w:rPr>
         <w:t xml:space="preserve"> </w:t>
       </w:r>
       <w:r>
         <w:rPr>
-          <w:rFonts w:hint="eastAsia"/>
+          <w:rFonts w:hint="eastAsia" w:eastAsia="黑体"/>
         </w:rPr>
         <w:t xml:space="preserve">侧</w:t>
       </w:r>
       <w:r>
+        <w:rPr>
+          <w:rFonts w:eastAsia="黑体"/>
+        </w:rPr>
         <w:t xml:space="preserve"> TXD/RXD </w:t>
       </w:r>
       <w:r>
         <w:rPr>
-          <w:rFonts w:hint="eastAsia"/>
+          <w:rFonts w:hint="eastAsia" w:eastAsia="黑体"/>
         </w:rPr>
         <w:t xml:space="preserve">接节点①</w:t>
       </w:r>
       <w:r>
+        <w:rPr>
+          <w:rFonts w:eastAsia="黑体"/>
+        </w:rPr>
         <w:t xml:space="preserve"> </w:t>
       </w:r>
       <w:r>
         <w:rPr>
-          <w:rFonts w:hint="eastAsia"/>
+          <w:rFonts w:hint="eastAsia" w:eastAsia="黑体"/>
         </w:rPr>
         <w:t xml:space="preserve">的</w:t>
       </w:r>
       <w:r>
+        <w:rPr>
+          <w:rFonts w:eastAsia="黑体"/>
+        </w:rPr>
         <w:t xml:space="preserve"> UART ISP </w:t>
       </w:r>
       <w:r>
         <w:rPr>
-          <w:rFonts w:hint="eastAsia"/>
+          <w:rFonts w:hint="eastAsia" w:eastAsia="黑体"/>
         </w:rPr>
         <w:t xml:space="preserve">引脚；</w:t>
       </w:r>
       <w:r>
         <w:rPr>
-          <w:rFonts w:hint="eastAsia"/>
+          <w:rFonts w:hint="eastAsia" w:eastAsia="黑体"/>
           <w:b/>
           <w:bCs/>
         </w:rPr>
@@ -648,6 +778,7 @@
       </w:r>
       <w:r>
         <w:rPr>
+          <w:rFonts w:eastAsia="黑体"/>
           <w:b/>
           <w:bCs/>
         </w:rPr>
@@ -655,60 +786,78 @@
       </w:r>
       <w:r>
         <w:rPr>
-          <w:rFonts w:hint="eastAsia"/>
+          <w:rFonts w:hint="eastAsia" w:eastAsia="黑体"/>
           <w:b/>
           <w:bCs/>
         </w:rPr>
         <w:t xml:space="preserve">等）</w:t>
       </w:r>
       <w:r>
+        <w:rPr>
+          <w:rFonts w:eastAsia="黑体"/>
+        </w:rPr>
         <w:t xml:space="preserve"> </w:t>
       </w:r>
       <w:r>
         <w:rPr>
-          <w:rFonts w:hint="eastAsia"/>
+          <w:rFonts w:hint="eastAsia" w:eastAsia="黑体"/>
         </w:rPr>
         <w:t xml:space="preserve">在</w:t>
       </w:r>
       <w:r>
+        <w:rPr>
+          <w:rFonts w:eastAsia="黑体"/>
+        </w:rPr>
         <w:t xml:space="preserve"> TTL </w:t>
       </w:r>
       <w:r>
         <w:rPr>
-          <w:rFonts w:hint="eastAsia"/>
+          <w:rFonts w:hint="eastAsia" w:eastAsia="黑体"/>
         </w:rPr>
         <w:t xml:space="preserve">与目标电平之间翻译信号并接入节点①</w:t>
       </w:r>
       <w:r>
+        <w:rPr>
+          <w:rFonts w:eastAsia="黑体"/>
+        </w:rPr>
         <w:t xml:space="preserve"> </w:t>
       </w:r>
       <w:r>
         <w:rPr>
-          <w:rFonts w:hint="eastAsia"/>
+          <w:rFonts w:hint="eastAsia" w:eastAsia="黑体"/>
         </w:rPr>
         <w:t xml:space="preserve">的数据线；节点①</w:t>
       </w:r>
       <w:r>
+        <w:rPr>
+          <w:rFonts w:eastAsia="黑体"/>
+        </w:rPr>
         <w:t xml:space="preserve"> </w:t>
       </w:r>
       <w:r>
         <w:rPr>
-          <w:rFonts w:hint="eastAsia"/>
+          <w:rFonts w:hint="eastAsia" w:eastAsia="黑体"/>
         </w:rPr>
         <w:t xml:space="preserve">上按需加</w:t>
       </w:r>
       <w:r>
+        <w:rPr>
+          <w:rFonts w:eastAsia="黑体"/>
+        </w:rPr>
         <w:t xml:space="preserve"> </w:t>
       </w:r>
       <w:r>
         <w:rPr>
-          <w:rFonts w:hint="eastAsia"/>
+          <w:rFonts w:hint="eastAsia" w:eastAsia="黑体"/>
           <w:b/>
           <w:bCs/>
         </w:rPr>
         <w:t xml:space="preserve">上拉电阻</w:t>
       </w:r>
       <w:r>
+        <w:rPr>
+          <w:rFonts w:eastAsia="黑体"/>
+        </w:rPr>
         <w:t xml:space="preserve"> </w:t>
       </w:r>
       <m:oMath>
@@ -786,38 +935,50 @@
         </m:f>
       </m:oMath>
       <w:r>
+        <w:rPr>
+          <w:rFonts w:eastAsia="黑体"/>
+        </w:rPr>
         <w:t xml:space="preserve"> </w:t>
       </w:r>
       <w:r>
         <w:rPr>
-          <w:rFonts w:hint="eastAsia"/>
+          <w:rFonts w:hint="eastAsia" w:eastAsia="黑体"/>
         </w:rPr>
         <w:t xml:space="preserve">保证空闲电平。下载时按</w:t>
       </w:r>
       <w:r>
+        <w:rPr>
+          <w:rFonts w:eastAsia="黑体"/>
+        </w:rPr>
         <w:t xml:space="preserve"> MCU </w:t>
       </w:r>
       <w:r>
         <w:rPr>
-          <w:rFonts w:hint="eastAsia"/>
+          <w:rFonts w:hint="eastAsia" w:eastAsia="黑体"/>
         </w:rPr>
         <w:t xml:space="preserve">规定的引导/调试协议经节点①</w:t>
       </w:r>
       <w:r>
+        <w:rPr>
+          <w:rFonts w:eastAsia="黑体"/>
+        </w:rPr>
         <w:t xml:space="preserve"> </w:t>
       </w:r>
       <w:r>
         <w:rPr>
-          <w:rFonts w:hint="eastAsia"/>
+          <w:rFonts w:hint="eastAsia" w:eastAsia="黑体"/>
         </w:rPr>
         <w:t xml:space="preserve">通信，并由节点②</w:t>
       </w:r>
       <w:r>
+        <w:rPr>
+          <w:rFonts w:eastAsia="黑体"/>
+        </w:rPr>
         <w:t xml:space="preserve"> </w:t>
       </w:r>
       <w:r>
         <w:rPr>
-          <w:rFonts w:hint="eastAsia"/>
+          <w:rFonts w:hint="eastAsia" w:eastAsia="黑体"/>
         </w:rPr>
         <w:t xml:space="preserve">配合复位进入编程/引导模式，写入固件并校验。</w:t>
       </w:r>
@@ -826,34 +987,43 @@
       <w:pPr/>
       <w:r>
         <w:rPr>
-          <w:rFonts w:hint="eastAsia"/>
+          <w:rFonts w:hint="eastAsia" w:eastAsia="黑体"/>
         </w:rPr>
         <w:t xml:space="preserve">由此构成”下载器/上位机经编程接口（SWD、UART</w:t>
       </w:r>
       <w:r>
+        <w:rPr>
+          <w:rFonts w:eastAsia="黑体"/>
+        </w:rPr>
         <w:t xml:space="preserve"> ISP、JTAG </w:t>
       </w:r>
       <w:r>
         <w:rPr>
-          <w:rFonts w:hint="eastAsia"/>
+          <w:rFonts w:hint="eastAsia" w:eastAsia="黑体"/>
         </w:rPr>
         <w:t xml:space="preserve">等）按协议写入固件并配合复位”的程序下载组态，用于把程序烧录进</w:t>
       </w:r>
       <w:r>
+        <w:rPr>
+          <w:rFonts w:eastAsia="黑体"/>
+        </w:rPr>
         <w:t xml:space="preserve"> MCU </w:t>
       </w:r>
       <w:r>
         <w:rPr>
-          <w:rFonts w:hint="eastAsia"/>
+          <w:rFonts w:hint="eastAsia" w:eastAsia="黑体"/>
         </w:rPr>
         <w:t xml:space="preserve">的</w:t>
       </w:r>
       <w:r>
+        <w:rPr>
+          <w:rFonts w:eastAsia="黑体"/>
+        </w:rPr>
         <w:t xml:space="preserve"> Flash </w:t>
       </w:r>
       <w:r>
         <w:rPr>
-          <w:rFonts w:hint="eastAsia"/>
+          <w:rFonts w:hint="eastAsia" w:eastAsia="黑体"/>
         </w:rPr>
         <w:t xml:space="preserve">或外部存储器。</w:t>
       </w:r>
@@ -866,7 +1036,7 @@
       </w:pPr>
       <w:r>
         <w:rPr>
-          <w:rFonts w:hint="eastAsia"/>
+          <w:rFonts w:hint="eastAsia" w:eastAsia="黑体"/>
         </w:rPr>
         <w:t xml:space="preserve">工作原理</w:t>
       </w:r>
@@ -877,25 +1047,31 @@
       </w:pPr>
       <w:r>
         <w:rPr>
-          <w:rFonts w:hint="eastAsia"/>
+          <w:rFonts w:hint="eastAsia" w:eastAsia="黑体"/>
         </w:rPr>
         <w:t xml:space="preserve">下载器按</w:t>
       </w:r>
       <w:r>
+        <w:rPr>
+          <w:rFonts w:eastAsia="黑体"/>
+        </w:rPr>
         <w:t xml:space="preserve"> MCU </w:t>
       </w:r>
       <w:r>
         <w:rPr>
-          <w:rFonts w:hint="eastAsia"/>
+          <w:rFonts w:hint="eastAsia" w:eastAsia="黑体"/>
         </w:rPr>
         <w:t xml:space="preserve">规定的编程协议（ISP</w:t>
       </w:r>
       <w:r>
+        <w:rPr>
+          <w:rFonts w:eastAsia="黑体"/>
+        </w:rPr>
         <w:t xml:space="preserve"> </w:t>
       </w:r>
       <w:r>
         <w:rPr>
-          <w:rFonts w:hint="eastAsia"/>
+          <w:rFonts w:hint="eastAsia" w:eastAsia="黑体"/>
         </w:rPr>
         <w:t xml:space="preserve">命令、引导程序或调试接口时序）与芯片通信，先进入编程/引导模式（常配合复位），再逐块写入目标存储并校验，完成后复位进入正常运行。</w:t>
       </w:r>
@@ -908,7 +1084,7 @@
       </w:pPr>
       <w:r>
         <w:rPr>
-          <w:rFonts w:hint="eastAsia"/>
+          <w:rFonts w:hint="eastAsia" w:eastAsia="黑体"/>
         </w:rPr>
         <w:t xml:space="preserve">关键计算公式</w:t>
       </w:r>
@@ -922,7 +1098,7 @@
       </w:pPr>
       <w:r>
         <w:rPr>
-          <w:rFonts w:hint="eastAsia"/>
+          <w:rFonts w:hint="eastAsia" w:eastAsia="黑体"/>
         </w:rPr>
         <w:t xml:space="preserve">编程时钟周期：</w:t>
       </w:r>
@@ -1009,25 +1185,31 @@
       </w:pPr>
       <w:r>
         <w:rPr>
-          <w:rFonts w:hint="eastAsia"/>
+          <w:rFonts w:hint="eastAsia" w:eastAsia="黑体"/>
         </w:rPr>
         <w:t xml:space="preserve">总烧录时间（N</w:t>
       </w:r>
       <w:r>
+        <w:rPr>
+          <w:rFonts w:eastAsia="黑体"/>
+        </w:rPr>
         <w:t xml:space="preserve"> </w:t>
       </w:r>
       <w:r>
         <w:rPr>
-          <w:rFonts w:hint="eastAsia"/>
+          <w:rFonts w:hint="eastAsia" w:eastAsia="黑体"/>
         </w:rPr>
         <w:t xml:space="preserve">字节、速率</w:t>
       </w:r>
       <w:r>
+        <w:rPr>
+          <w:rFonts w:eastAsia="黑体"/>
+        </w:rPr>
         <w:t xml:space="preserve"> </w:t>
       </w:r>
       <w:r>
         <w:rPr>
-          <w:rFonts w:hint="eastAsia"/>
+          <w:rFonts w:hint="eastAsia" w:eastAsia="黑体"/>
         </w:rPr>
         <w:t xml:space="preserve">B）：</w:t>
       </w:r>
@@ -1108,16 +1290,19 @@
       </w:pPr>
       <w:r>
         <w:rPr>
-          <w:rFonts w:hint="eastAsia"/>
+          <w:rFonts w:hint="eastAsia" w:eastAsia="黑体"/>
         </w:rPr>
         <w:t xml:space="preserve">上拉电阻选择（同</w:t>
       </w:r>
       <w:r>
+        <w:rPr>
+          <w:rFonts w:eastAsia="黑体"/>
+        </w:rPr>
         <w:t xml:space="preserve"> </w:t>
       </w:r>
       <w:r>
         <w:rPr>
-          <w:rFonts w:hint="eastAsia"/>
+          <w:rFonts w:hint="eastAsia" w:eastAsia="黑体"/>
         </w:rPr>
         <w:t xml:space="preserve">UART/调试接口）：</w:t>
       </w:r>
@@ -1238,7 +1423,7 @@
             </w:pPr>
             <w:r>
               <w:rPr>
-                <w:rFonts w:hint="eastAsia"/>
+                <w:rFonts w:hint="eastAsia" w:eastAsia="黑体"/>
               </w:rPr>
               <w:t xml:space="preserve">符号</w:t>
             </w:r>
@@ -1252,7 +1437,7 @@
             </w:pPr>
             <w:r>
               <w:rPr>
-                <w:rFonts w:hint="eastAsia"/>
+                <w:rFonts w:hint="eastAsia" w:eastAsia="黑体"/>
               </w:rPr>
               <w:t xml:space="preserve">含义</w:t>
             </w:r>
@@ -1266,7 +1451,7 @@
             </w:pPr>
             <w:r>
               <w:rPr>
-                <w:rFonts w:hint="eastAsia"/>
+                <w:rFonts w:hint="eastAsia" w:eastAsia="黑体"/>
               </w:rPr>
               <w:t xml:space="preserve">单位</w:t>
             </w:r>
@@ -1304,6 +1489,9 @@
               </m:sSub>
             </m:oMath>
             <w:r>
+              <w:rPr>
+                <w:rFonts w:eastAsia="黑体"/>
+              </w:rPr>
               <w:t xml:space="preserve">​</w:t>
             </w:r>
           </w:p>
@@ -1316,7 +1504,7 @@
             </w:pPr>
             <w:r>
               <w:rPr>
-                <w:rFonts w:hint="eastAsia"/>
+                <w:rFonts w:hint="eastAsia" w:eastAsia="黑体"/>
               </w:rPr>
               <w:t xml:space="preserve">编程/下载时钟频率</w:t>
             </w:r>
@@ -1329,6 +1517,9 @@
               <w:pStyle w:val="Compact"/>
             </w:pPr>
             <w:r>
+              <w:rPr>
+                <w:rFonts w:eastAsia="黑体"/>
+              </w:rPr>
               <w:t xml:space="preserve">Hz</w:t>
             </w:r>
           </w:p>
@@ -1365,6 +1556,9 @@
               </m:sSub>
             </m:oMath>
             <w:r>
+              <w:rPr>
+                <w:rFonts w:eastAsia="黑体"/>
+              </w:rPr>
               <w:t xml:space="preserve">​</w:t>
             </w:r>
           </w:p>
@@ -1377,7 +1571,7 @@
             </w:pPr>
             <w:r>
               <w:rPr>
-                <w:rFonts w:hint="eastAsia"/>
+                <w:rFonts w:hint="eastAsia" w:eastAsia="黑体"/>
               </w:rPr>
               <w:t xml:space="preserve">时钟周期</w:t>
             </w:r>
@@ -1390,6 +1584,9 @@
               <w:pStyle w:val="Compact"/>
             </w:pPr>
             <w:r>
+              <w:rPr>
+                <w:rFonts w:eastAsia="黑体"/>
+              </w:rPr>
               <w:t xml:space="preserve">s</w:t>
             </w:r>
           </w:p>
@@ -1408,6 +1605,9 @@
               </m:r>
             </m:oMath>
             <w:r>
+              <w:rPr>
+                <w:rFonts w:eastAsia="黑体"/>
+              </w:rPr>
               <w:t xml:space="preserve">​</w:t>
             </w:r>
           </w:p>
@@ -1420,7 +1620,7 @@
             </w:pPr>
             <w:r>
               <w:rPr>
-                <w:rFonts w:hint="eastAsia"/>
+                <w:rFonts w:hint="eastAsia" w:eastAsia="黑体"/>
               </w:rPr>
               <w:t xml:space="preserve">程序字节数</w:t>
             </w:r>
@@ -1433,6 +1633,9 @@
               <w:pStyle w:val="Compact"/>
             </w:pPr>
             <w:r>
+              <w:rPr>
+                <w:rFonts w:eastAsia="黑体"/>
+              </w:rPr>
               <w:t xml:space="preserve">—</w:t>
             </w:r>
           </w:p>
@@ -1451,6 +1654,9 @@
               </m:r>
             </m:oMath>
             <w:r>
+              <w:rPr>
+                <w:rFonts w:eastAsia="黑体"/>
+              </w:rPr>
               <w:t xml:space="preserve">​</w:t>
             </w:r>
           </w:p>
@@ -1463,7 +1669,7 @@
             </w:pPr>
             <w:r>
               <w:rPr>
-                <w:rFonts w:hint="eastAsia"/>
+                <w:rFonts w:hint="eastAsia" w:eastAsia="黑体"/>
               </w:rPr>
               <w:t xml:space="preserve">下载速率</w:t>
             </w:r>
@@ -1476,6 +1682,9 @@
               <w:pStyle w:val="Compact"/>
             </w:pPr>
             <w:r>
+              <w:rPr>
+                <w:rFonts w:eastAsia="黑体"/>
+              </w:rPr>
               <w:t xml:space="preserve">bit/s</w:t>
             </w:r>
           </w:p>
@@ -1512,6 +1721,9 @@
               </m:sSub>
             </m:oMath>
             <w:r>
+              <w:rPr>
+                <w:rFonts w:eastAsia="黑体"/>
+              </w:rPr>
               <w:t xml:space="preserve">​</w:t>
             </w:r>
           </w:p>
@@ -1524,7 +1736,7 @@
             </w:pPr>
             <w:r>
               <w:rPr>
-                <w:rFonts w:hint="eastAsia"/>
+                <w:rFonts w:hint="eastAsia" w:eastAsia="黑体"/>
               </w:rPr>
               <w:t xml:space="preserve">上拉电阻</w:t>
             </w:r>
@@ -1537,6 +1749,9 @@
               <w:pStyle w:val="Compact"/>
             </w:pPr>
             <w:r>
+              <w:rPr>
+                <w:rFonts w:eastAsia="黑体"/>
+              </w:rPr>
               <w:t xml:space="preserve">Ω</w:t>
             </w:r>
           </w:p>
@@ -1567,6 +1782,9 @@
               </m:sSub>
             </m:oMath>
             <w:r>
+              <w:rPr>
+                <w:rFonts w:eastAsia="黑体"/>
+              </w:rPr>
               <w:t xml:space="preserve">​</w:t>
             </w:r>
           </w:p>
@@ -1579,7 +1797,7 @@
             </w:pPr>
             <w:r>
               <w:rPr>
-                <w:rFonts w:hint="eastAsia"/>
+                <w:rFonts w:hint="eastAsia" w:eastAsia="黑体"/>
               </w:rPr>
               <w:t xml:space="preserve">电源电压</w:t>
             </w:r>
@@ -1592,6 +1810,9 @@
               <w:pStyle w:val="Compact"/>
             </w:pPr>
             <w:r>
+              <w:rPr>
+                <w:rFonts w:eastAsia="黑体"/>
+              </w:rPr>
               <w:t xml:space="preserve">V</w:t>
             </w:r>
           </w:p>
@@ -1628,6 +1849,9 @@
               </m:sSub>
             </m:oMath>
             <w:r>
+              <w:rPr>
+                <w:rFonts w:eastAsia="黑体"/>
+              </w:rPr>
               <w:t xml:space="preserve">​</w:t>
             </w:r>
           </w:p>
@@ -1640,7 +1864,7 @@
             </w:pPr>
             <w:r>
               <w:rPr>
-                <w:rFonts w:hint="eastAsia"/>
+                <w:rFonts w:hint="eastAsia" w:eastAsia="黑体"/>
               </w:rPr>
               <w:t xml:space="preserve">上拉电流</w:t>
             </w:r>
@@ -1653,6 +1877,9 @@
               <w:pStyle w:val="Compact"/>
             </w:pPr>
             <w:r>
+              <w:rPr>
+                <w:rFonts w:eastAsia="黑体"/>
+              </w:rPr>
               <w:t xml:space="preserve">A</w:t>
             </w:r>
           </w:p>
@@ -1667,7 +1894,7 @@
       </w:pPr>
       <w:r>
         <w:rPr>
-          <w:rFonts w:hint="eastAsia"/>
+          <w:rFonts w:hint="eastAsia" w:eastAsia="黑体"/>
         </w:rPr>
         <w:t xml:space="preserve">元件调整影响</w:t>
       </w:r>
@@ -1682,21 +1909,27 @@
       </w:pPr>
       <w:r>
         <w:rPr>
-          <w:rFonts w:hint="eastAsia"/>
+          <w:rFonts w:hint="eastAsia" w:eastAsia="黑体"/>
           <w:b/>
           <w:bCs/>
         </w:rPr>
         <w:t xml:space="preserve">下载速率/时钟↑</w:t>
       </w:r>
       <w:r>
+        <w:rPr>
+          <w:rFonts w:eastAsia="黑体"/>
+        </w:rPr>
         <w:t xml:space="preserve"> </w:t>
       </w:r>
       <w:r>
+        <w:rPr>
+          <w:rFonts w:eastAsia="黑体"/>
+        </w:rPr>
         <w:t xml:space="preserve">→ </w:t>
       </w:r>
       <w:r>
         <w:rPr>
-          <w:rFonts w:hint="eastAsia"/>
+          <w:rFonts w:hint="eastAsia" w:eastAsia="黑体"/>
         </w:rPr>
         <w:t xml:space="preserve">烧录更快，但对线缆质量、时序余量要求更高。</w:t>
       </w:r>
@@ -1711,7 +1944,7 @@
       </w:pPr>
       <w:r>
         <w:rPr>
-          <w:rFonts w:hint="eastAsia"/>
+          <w:rFonts w:hint="eastAsia" w:eastAsia="黑体"/>
           <w:b/>
           <w:bCs/>
         </w:rPr>
@@ -1719,20 +1952,27 @@
       </w:r>
       <w:r>
         <w:rPr>
+          <w:rFonts w:eastAsia="黑体"/>
           <w:b/>
           <w:bCs/>
         </w:rPr>
         <w:t xml:space="preserve"> R↑</w:t>
       </w:r>
       <w:r>
+        <w:rPr>
+          <w:rFonts w:eastAsia="黑体"/>
+        </w:rPr>
         <w:t xml:space="preserve"> </w:t>
       </w:r>
       <w:r>
+        <w:rPr>
+          <w:rFonts w:eastAsia="黑体"/>
+        </w:rPr>
         <w:t xml:space="preserve">→ </w:t>
       </w:r>
       <w:r>
         <w:rPr>
-          <w:rFonts w:hint="eastAsia"/>
+          <w:rFonts w:hint="eastAsia" w:eastAsia="黑体"/>
         </w:rPr>
         <w:t xml:space="preserve">功耗小，但边沿变慢，高速下载可能失败。</w:t>
       </w:r>
@@ -1747,7 +1987,7 @@
       </w:pPr>
       <w:r>
         <w:rPr>
-          <w:rFonts w:hint="eastAsia"/>
+          <w:rFonts w:hint="eastAsia" w:eastAsia="黑体"/>
           <w:b/>
           <w:bCs/>
         </w:rPr>
@@ -1755,20 +1995,27 @@
       </w:r>
       <w:r>
         <w:rPr>
+          <w:rFonts w:eastAsia="黑体"/>
           <w:b/>
           <w:bCs/>
         </w:rPr>
         <w:t xml:space="preserve"> R↓</w:t>
       </w:r>
       <w:r>
+        <w:rPr>
+          <w:rFonts w:eastAsia="黑体"/>
+        </w:rPr>
         <w:t xml:space="preserve"> </w:t>
       </w:r>
       <w:r>
+        <w:rPr>
+          <w:rFonts w:eastAsia="黑体"/>
+        </w:rPr>
         <w:t xml:space="preserve">→ </w:t>
       </w:r>
       <w:r>
         <w:rPr>
-          <w:rFonts w:hint="eastAsia"/>
+          <w:rFonts w:hint="eastAsia" w:eastAsia="黑体"/>
         </w:rPr>
         <w:t xml:space="preserve">边沿陡、抗干扰好，但功耗增大。</w:t>
       </w:r>
@@ -1783,21 +2030,27 @@
       </w:pPr>
       <w:r>
         <w:rPr>
-          <w:rFonts w:hint="eastAsia"/>
+          <w:rFonts w:hint="eastAsia" w:eastAsia="黑体"/>
           <w:b/>
           <w:bCs/>
         </w:rPr>
         <w:t xml:space="preserve">线缆长度↑</w:t>
       </w:r>
       <w:r>
+        <w:rPr>
+          <w:rFonts w:eastAsia="黑体"/>
+        </w:rPr>
         <w:t xml:space="preserve"> </w:t>
       </w:r>
       <w:r>
+        <w:rPr>
+          <w:rFonts w:eastAsia="黑体"/>
+        </w:rPr>
         <w:t xml:space="preserve">→ </w:t>
       </w:r>
       <w:r>
         <w:rPr>
-          <w:rFonts w:hint="eastAsia"/>
+          <w:rFonts w:hint="eastAsia" w:eastAsia="黑体"/>
         </w:rPr>
         <w:t xml:space="preserve">信号衰减，需降低下载速率以保证可靠。</w:t>
       </w:r>
@@ -1810,7 +2063,7 @@
       </w:pPr>
       <w:r>
         <w:rPr>
-          <w:rFonts w:hint="eastAsia"/>
+          <w:rFonts w:hint="eastAsia" w:eastAsia="黑体"/>
         </w:rPr>
         <w:t xml:space="preserve">典型参数示例</w:t>
       </w:r>
@@ -1825,11 +2078,14 @@
       </w:pPr>
       <w:r>
         <w:rPr>
-          <w:rFonts w:hint="eastAsia"/>
+          <w:rFonts w:hint="eastAsia" w:eastAsia="黑体"/>
         </w:rPr>
         <w:t xml:space="preserve">取</w:t>
       </w:r>
       <w:r>
+        <w:rPr>
+          <w:rFonts w:eastAsia="黑体"/>
+        </w:rPr>
         <w:t xml:space="preserve"> </w:t>
       </w:r>
       <m:oMath>
@@ -1876,7 +2132,7 @@
       </m:oMath>
       <w:r>
         <w:rPr>
-          <w:rFonts w:hint="eastAsia"/>
+          <w:rFonts w:hint="eastAsia" w:eastAsia="黑体"/>
         </w:rPr>
         <w:t xml:space="preserve">（SWD）：</w:t>
       </w:r>
@@ -1962,6 +2218,9 @@
         </m:r>
       </m:oMath>
       <w:r>
+        <w:rPr>
+          <w:rFonts w:eastAsia="黑体"/>
+        </w:rPr>
         <w:t xml:space="preserve">。</w:t>
       </w:r>
     </w:p>
@@ -1975,11 +2234,14 @@
       </w:pPr>
       <w:r>
         <w:rPr>
-          <w:rFonts w:hint="eastAsia"/>
+          <w:rFonts w:hint="eastAsia" w:eastAsia="黑体"/>
         </w:rPr>
         <w:t xml:space="preserve">烧录</w:t>
       </w:r>
       <w:r>
+        <w:rPr>
+          <w:rFonts w:eastAsia="黑体"/>
+        </w:rPr>
         <w:t xml:space="preserve"> </w:t>
       </w:r>
       <m:oMath>
@@ -2007,15 +2269,21 @@
         </m:r>
       </m:oMath>
       <w:r>
+        <w:rPr>
+          <w:rFonts w:eastAsia="黑体"/>
+        </w:rPr>
         <w:t xml:space="preserve"> </w:t>
       </w:r>
       <w:r>
         <w:rPr>
-          <w:rFonts w:hint="eastAsia"/>
+          <w:rFonts w:hint="eastAsia" w:eastAsia="黑体"/>
         </w:rPr>
         <w:t xml:space="preserve">程序、串口下载速率</w:t>
       </w:r>
       <w:r>
+        <w:rPr>
+          <w:rFonts w:eastAsia="黑体"/>
+        </w:rPr>
         <w:t xml:space="preserve"> </w:t>
       </w:r>
       <m:oMath>
@@ -2033,11 +2301,14 @@
         </m:r>
       </m:oMath>
       <w:r>
+        <w:rPr>
+          <w:rFonts w:eastAsia="黑体"/>
+        </w:rPr>
         <w:t xml:space="preserve"> </w:t>
       </w:r>
       <w:r>
         <w:rPr>
-          <w:rFonts w:hint="eastAsia"/>
+          <w:rFonts w:hint="eastAsia" w:eastAsia="黑体"/>
         </w:rPr>
         <w:t xml:space="preserve">bps：</w:t>
       </w:r>
@@ -2117,6 +2388,9 @@
         </m:r>
       </m:oMath>
       <w:r>
+        <w:rPr>
+          <w:rFonts w:eastAsia="黑体"/>
+        </w:rPr>
         <w:t xml:space="preserve">。</w:t>
       </w:r>
     </w:p>
@@ -2128,7 +2402,7 @@
       </w:pPr>
       <w:r>
         <w:rPr>
-          <w:rFonts w:hint="eastAsia"/>
+          <w:rFonts w:hint="eastAsia" w:eastAsia="黑体"/>
         </w:rPr>
         <w:t xml:space="preserve">常见器件型号</w:t>
       </w:r>
@@ -2143,20 +2417,26 @@
       </w:pPr>
       <w:r>
         <w:rPr>
-          <w:rFonts w:hint="eastAsia"/>
+          <w:rFonts w:hint="eastAsia" w:eastAsia="黑体"/>
         </w:rPr>
         <w:t xml:space="preserve">下载器：ST-Link/V2、J-Link、USB</w:t>
       </w:r>
       <w:r>
+        <w:rPr>
+          <w:rFonts w:eastAsia="黑体"/>
+        </w:rPr>
         <w:t xml:space="preserve"> </w:t>
       </w:r>
       <w:r>
         <w:rPr>
-          <w:rFonts w:hint="eastAsia"/>
+          <w:rFonts w:hint="eastAsia" w:eastAsia="黑体"/>
         </w:rPr>
         <w:t xml:space="preserve">转串口</w:t>
       </w:r>
       <w:r>
+        <w:rPr>
+          <w:rFonts w:eastAsia="黑体"/>
+        </w:rPr>
         <w:t xml:space="preserve"> CH340/CP2102、USBAsp。</w:t>
       </w:r>
     </w:p>
@@ -2170,16 +2450,19 @@
       </w:pPr>
       <w:r>
         <w:rPr>
-          <w:rFonts w:hint="eastAsia"/>
+          <w:rFonts w:hint="eastAsia" w:eastAsia="黑体"/>
         </w:rPr>
         <w:t xml:space="preserve">目标：STM32（SWD）、STC（UART</w:t>
       </w:r>
       <w:r>
+        <w:rPr>
+          <w:rFonts w:eastAsia="黑体"/>
+        </w:rPr>
         <w:t xml:space="preserve"> </w:t>
       </w:r>
       <w:r>
         <w:rPr>
-          <w:rFonts w:hint="eastAsia"/>
+          <w:rFonts w:hint="eastAsia" w:eastAsia="黑体"/>
         </w:rPr>
         <w:t xml:space="preserve">ISP）、AVR（ISP）。</w:t>
       </w:r>
@@ -2194,7 +2477,7 @@
       </w:pPr>
       <w:r>
         <w:rPr>
-          <w:rFonts w:hint="eastAsia"/>
+          <w:rFonts w:hint="eastAsia" w:eastAsia="黑体"/>
         </w:rPr>
         <w:t xml:space="preserve">电平匹配：74LVC245、TXS0102。</w:t>
       </w:r>
@@ -2207,7 +2490,7 @@
       </w:pPr>
       <w:r>
         <w:rPr>
-          <w:rFonts w:hint="eastAsia"/>
+          <w:rFonts w:hint="eastAsia" w:eastAsia="黑体"/>
         </w:rPr>
         <w:t xml:space="preserve">注意事项</w:t>
       </w:r>
@@ -2222,7 +2505,7 @@
       </w:pPr>
       <w:r>
         <w:rPr>
-          <w:rFonts w:hint="eastAsia"/>
+          <w:rFonts w:hint="eastAsia" w:eastAsia="黑体"/>
         </w:rPr>
         <w:t xml:space="preserve">需按芯片手册配置正确的引导/编程模式脚位与复位时序。</w:t>
       </w:r>
@@ -2237,7 +2520,7 @@
       </w:pPr>
       <w:r>
         <w:rPr>
-          <w:rFonts w:hint="eastAsia"/>
+          <w:rFonts w:hint="eastAsia" w:eastAsia="黑体"/>
         </w:rPr>
         <w:t xml:space="preserve">下载接口引脚若被复用，需保留可供调试器访问的连线。</w:t>
       </w:r>
@@ -2252,11 +2535,14 @@
       </w:pPr>
       <w:r>
         <w:rPr>
-          <w:rFonts w:hint="eastAsia"/>
+          <w:rFonts w:hint="eastAsia" w:eastAsia="黑体"/>
         </w:rPr>
         <w:t xml:space="preserve">供电电压与接口电平需匹配，防止损坏下载器或</w:t>
       </w:r>
       <w:r>
+        <w:rPr>
+          <w:rFonts w:eastAsia="黑体"/>
+        </w:rPr>
         <w:t xml:space="preserve"> MCU。</w:t>
       </w:r>
     </w:p>
@@ -2270,16 +2556,19 @@
       </w:pPr>
       <w:r>
         <w:rPr>
-          <w:rFonts w:hint="eastAsia"/>
+          <w:rFonts w:hint="eastAsia" w:eastAsia="黑体"/>
         </w:rPr>
         <w:t xml:space="preserve">下载线尽量短且接好</w:t>
       </w:r>
       <w:r>
+        <w:rPr>
+          <w:rFonts w:eastAsia="黑体"/>
+        </w:rPr>
         <w:t xml:space="preserve"> </w:t>
       </w:r>
       <w:r>
         <w:rPr>
-          <w:rFonts w:hint="eastAsia"/>
+          <w:rFonts w:hint="eastAsia" w:eastAsia="黑体"/>
         </w:rPr>
         <w:t xml:space="preserve">GND，必要时降低时序频率。</w:t>
       </w:r>
@@ -2292,7 +2581,7 @@
       </w:pPr>
       <w:r>
         <w:rPr>
-          <w:rFonts w:hint="eastAsia"/>
+          <w:rFonts w:hint="eastAsia" w:eastAsia="黑体"/>
         </w:rPr>
         <w:t xml:space="preserve">参考资料</w:t>
       </w:r>
@@ -2306,20 +2595,26 @@
         </w:numPr>
       </w:pPr>
       <w:r>
+        <w:rPr>
+          <w:rFonts w:eastAsia="黑体"/>
+        </w:rPr>
         <w:t xml:space="preserve">STM32 </w:t>
       </w:r>
       <w:r>
         <w:rPr>
-          <w:rFonts w:hint="eastAsia"/>
+          <w:rFonts w:hint="eastAsia" w:eastAsia="黑体"/>
         </w:rPr>
         <w:t xml:space="preserve">参考手册（适用各</w:t>
       </w:r>
       <w:r>
+        <w:rPr>
+          <w:rFonts w:eastAsia="黑体"/>
+        </w:rPr>
         <w:t xml:space="preserve"> MCU </w:t>
       </w:r>
       <w:r>
         <w:rPr>
-          <w:rFonts w:hint="eastAsia"/>
+          <w:rFonts w:hint="eastAsia" w:eastAsia="黑体"/>
         </w:rPr>
         <w:t xml:space="preserve">编程协议）。</w:t>
       </w:r>
@@ -2333,6 +2628,9 @@
         </w:numPr>
       </w:pPr>
       <w:r>
+        <w:rPr>
+          <w:rFonts w:eastAsia="黑体"/>
+        </w:rPr>
         <w:t xml:space="preserve">Wikipedia: In-system programming。</w:t>
       </w:r>
     </w:p>
@@ -2345,11 +2643,14 @@
         </w:numPr>
       </w:pPr>
       <w:r>
+        <w:rPr>
+          <w:rFonts w:eastAsia="黑体"/>
+        </w:rPr>
         <w:t xml:space="preserve">CH340 </w:t>
       </w:r>
       <w:r>
         <w:rPr>
-          <w:rFonts w:hint="eastAsia"/>
+          <w:rFonts w:hint="eastAsia" w:eastAsia="黑体"/>
         </w:rPr>
         <w:t xml:space="preserve">数据手册。</w:t>
       </w:r>
@@ -2363,11 +2664,11 @@
       </w:pPr>
       <w:r>
         <w:rPr>
-          <w:rFonts w:ascii="Times New Roman" w:hAnsi="Times New Roman"/>
+          <w:rFonts w:ascii="Times New Roman" w:hAnsi="Times New Roman" w:eastAsia="黑体"/>
           <w:color w:val="555555"/>
           <w:sz w:val="21"/>
         </w:rPr>
-        <w:t>材料收集者：杜文杰</w:t>
+        <w:t>材料收集者：杜文杰，WX手机：19519196569，QQ:3478827729</w:t>
       </w:r>
     </w:p>
     <w:sectPr>
@@ -2387,7 +2688,7 @@
 </file>
 
 <file path=word/footer1.xml><?xml version="1.0" encoding="utf-8"?>
-<w:ftr xmlns:m="http://schemas.openxmlformats.org/officeDocument/2006/math" xmlns:mc="http://schemas.openxmlformats.org/markup-compatibility/2006" xmlns:mo="http://schemas.microsoft.com/office/mac/office/2008/main" xmlns:mv="urn:schemas-microsoft-com:mac:vml" xmlns:o="urn:schemas-microsoft-com:office:office" xmlns:r="http://schemas.openxmlformats.org/officeDocument/2006/relationships" xmlns:v="urn:schemas-microsoft-com:vml" xmlns:w10="urn:schemas-microsoft-com:office:word" xmlns:w14="http://schemas.microsoft.com/office/word/2010/wordml" xmlns:w="http://schemas.openxmlformats.org/wordprocessingml/2006/main" xmlns:wne="http://schemas.microsoft.com/office/word/2006/wordml" xmlns:wp14="http://schemas.microsoft.com/office/word/2010/wordprocessingDrawing" xmlns:wp="http://schemas.openxmlformats.org/drawingml/2006/wordprocessingDrawing" xmlns:wpc="http://schemas.microsoft.com/office/word/2010/wordprocessingCanvas" xmlns:wpg="http://schemas.microsoft.com/office/word/2010/wordprocessingGroup" xmlns:wpi="http://schemas.microsoft.com/office/word/2010/wordprocessingInk" xmlns:wps="http://schemas.microsoft.com/office/word/2010/wordprocessingShape" mc:Ignorable="w14 wp14">
+<w:ftr xmlns:mc="http://schemas.openxmlformats.org/markup-compatibility/2006" xmlns:w="http://schemas.openxmlformats.org/wordprocessingml/2006/main" xmlns:m="http://schemas.openxmlformats.org/officeDocument/2006/math" xmlns:mo="http://schemas.microsoft.com/office/mac/office/2008/main" xmlns:mv="urn:schemas-microsoft-com:mac:vml" xmlns:o="urn:schemas-microsoft-com:office:office" xmlns:r="http://schemas.openxmlformats.org/officeDocument/2006/relationships" xmlns:v="urn:schemas-microsoft-com:vml" xmlns:w10="urn:schemas-microsoft-com:office:word" xmlns:w14="http://schemas.microsoft.com/office/word/2010/wordml" xmlns:wne="http://schemas.microsoft.com/office/word/2006/wordml" xmlns:wp14="http://schemas.microsoft.com/office/word/2010/wordprocessingDrawing" xmlns:wp="http://schemas.openxmlformats.org/drawingml/2006/wordprocessingDrawing" xmlns:wpc="http://schemas.microsoft.com/office/word/2010/wordprocessingCanvas" xmlns:wpg="http://schemas.microsoft.com/office/word/2010/wordprocessingGroup" xmlns:wpi="http://schemas.microsoft.com/office/word/2010/wordprocessingInk" xmlns:wps="http://schemas.microsoft.com/office/word/2010/wordprocessingShape" mc:Ignorable="w14 wp14">
   <w:p>
     <w:pPr>
       <w:pStyle w:val="Footer"/>
@@ -2395,12 +2696,14 @@
     </w:pPr>
     <w:r>
       <w:rPr>
+        <w:rFonts w:eastAsia="黑体"/>
         <w:sz w:val="18"/>
       </w:rPr>
       <w:t xml:space="preserve">第 </w:t>
     </w:r>
     <w:r>
       <w:rPr>
+        <w:rFonts w:eastAsia="黑体"/>
         <w:sz w:val="18"/>
       </w:rPr>
       <w:fldChar w:fldCharType="begin"/>
@@ -2409,6 +2712,7 @@
     </w:r>
     <w:r>
       <w:rPr>
+        <w:rFonts w:eastAsia="黑体"/>
         <w:sz w:val="18"/>
       </w:rPr>
       <w:t xml:space="preserve"> 页</w:t>
@@ -2422,6 +2726,9 @@
   <w:footnote w:type="continuationSeparator" w:id="0">
     <w:p>
       <w:r>
+        <w:rPr>
+          <w:rFonts w:eastAsia="黑体"/>
+        </w:rPr>
         <w:continuationSeparator/>
       </w:r>
     </w:p>
@@ -2429,6 +2736,9 @@
   <w:footnote w:type="separator" w:id="-1">
     <w:p>
       <w:r>
+        <w:rPr>
+          <w:rFonts w:eastAsia="黑体"/>
+        </w:rPr>
         <w:separator/>
       </w:r>
     </w:p>
@@ -2437,7 +2747,7 @@
 </file>
 
 <file path=word/header1.xml><?xml version="1.0" encoding="utf-8"?>
-<w:hdr xmlns:m="http://schemas.openxmlformats.org/officeDocument/2006/math" xmlns:mc="http://schemas.openxmlformats.org/markup-compatibility/2006" xmlns:mo="http://schemas.microsoft.com/office/mac/office/2008/main" xmlns:mv="urn:schemas-microsoft-com:mac:vml" xmlns:o="urn:schemas-microsoft-com:office:office" xmlns:r="http://schemas.openxmlformats.org/officeDocument/2006/relationships" xmlns:v="urn:schemas-microsoft-com:vml" xmlns:w10="urn:schemas-microsoft-com:office:word" xmlns:w14="http://schemas.microsoft.com/office/word/2010/wordml" xmlns:w="http://schemas.openxmlformats.org/wordprocessingml/2006/main" xmlns:wne="http://schemas.microsoft.com/office/word/2006/wordml" xmlns:wp14="http://schemas.microsoft.com/office/word/2010/wordprocessingDrawing" xmlns:wp="http://schemas.openxmlformats.org/drawingml/2006/wordprocessingDrawing" xmlns:wpc="http://schemas.microsoft.com/office/word/2010/wordprocessingCanvas" xmlns:wpg="http://schemas.microsoft.com/office/word/2010/wordprocessingGroup" xmlns:wpi="http://schemas.microsoft.com/office/word/2010/wordprocessingInk" xmlns:wps="http://schemas.microsoft.com/office/word/2010/wordprocessingShape" mc:Ignorable="w14 wp14">
+<w:hdr xmlns:mc="http://schemas.openxmlformats.org/markup-compatibility/2006" xmlns:w="http://schemas.openxmlformats.org/wordprocessingml/2006/main" xmlns:m="http://schemas.openxmlformats.org/officeDocument/2006/math" xmlns:mo="http://schemas.microsoft.com/office/mac/office/2008/main" xmlns:mv="urn:schemas-microsoft-com:mac:vml" xmlns:o="urn:schemas-microsoft-com:office:office" xmlns:r="http://schemas.openxmlformats.org/officeDocument/2006/relationships" xmlns:v="urn:schemas-microsoft-com:vml" xmlns:w10="urn:schemas-microsoft-com:office:word" xmlns:w14="http://schemas.microsoft.com/office/word/2010/wordml" xmlns:wne="http://schemas.microsoft.com/office/word/2006/wordml" xmlns:wp14="http://schemas.microsoft.com/office/word/2010/wordprocessingDrawing" xmlns:wp="http://schemas.openxmlformats.org/drawingml/2006/wordprocessingDrawing" xmlns:wpc="http://schemas.microsoft.com/office/word/2010/wordprocessingCanvas" xmlns:wpg="http://schemas.microsoft.com/office/word/2010/wordprocessingGroup" xmlns:wpi="http://schemas.microsoft.com/office/word/2010/wordprocessingInk" xmlns:wps="http://schemas.microsoft.com/office/word/2010/wordprocessingShape" mc:Ignorable="w14 wp14">
   <w:p>
     <w:pPr>
       <w:pStyle w:val="Header"/>
@@ -2445,7 +2755,7 @@
     </w:pPr>
     <w:r>
       <w:rPr>
-        <w:rFonts w:ascii="Times New Roman" w:hAnsi="Times New Roman"/>
+        <w:rFonts w:ascii="Times New Roman" w:hAnsi="Times New Roman" w:eastAsia="黑体"/>
         <w:sz w:val="18"/>
         <w:rFonts w:eastAsia="黑体"/>
         <w:rFonts w:eastAsia="黑体"/>
@@ -2457,7 +2767,7 @@
 </file>
 
 <file path=word/numbering.xml><?xml version="1.0" encoding="utf-8"?>
-<w:numbering xmlns:m="http://schemas.openxmlformats.org/officeDocument/2006/math" xmlns:mc="http://schemas.openxmlformats.org/markup-compatibility/2006" xmlns:mo="http://schemas.microsoft.com/office/mac/office/2008/main" xmlns:mv="urn:schemas-microsoft-com:mac:vml" xmlns:o="urn:schemas-microsoft-com:office:office" xmlns:r="http://schemas.openxmlformats.org/officeDocument/2006/relationships" xmlns:v="urn:schemas-microsoft-com:vml" xmlns:w="http://schemas.openxmlformats.org/wordprocessingml/2006/main" xmlns:w10="urn:schemas-microsoft-com:office:word" xmlns:w14="http://schemas.microsoft.com/office/word/2010/wordml" xmlns:wne="http://schemas.microsoft.com/office/word/2006/wordml" xmlns:wp="http://schemas.openxmlformats.org/drawingml/2006/wordprocessingDrawing" xmlns:wp14="http://schemas.microsoft.com/office/word/2010/wordprocessingDrawing" xmlns:wpc="http://schemas.microsoft.com/office/word/2010/wordprocessingCanvas" xmlns:wpg="http://schemas.microsoft.com/office/word/2010/wordprocessingGroup" xmlns:wpi="http://schemas.microsoft.com/office/word/2010/wordprocessingInk" xmlns:wps="http://schemas.microsoft.com/office/word/2010/wordprocessingShape" mc:Ignorable="w14 wp14">
+<w:numbering xmlns:mc="http://schemas.openxmlformats.org/markup-compatibility/2006" xmlns:w="http://schemas.openxmlformats.org/wordprocessingml/2006/main" xmlns:m="http://schemas.openxmlformats.org/officeDocument/2006/math" xmlns:mo="http://schemas.microsoft.com/office/mac/office/2008/main" xmlns:mv="urn:schemas-microsoft-com:mac:vml" xmlns:o="urn:schemas-microsoft-com:office:office" xmlns:r="http://schemas.openxmlformats.org/officeDocument/2006/relationships" xmlns:v="urn:schemas-microsoft-com:vml" xmlns:w10="urn:schemas-microsoft-com:office:word" xmlns:w14="http://schemas.microsoft.com/office/word/2010/wordml" xmlns:wne="http://schemas.microsoft.com/office/word/2006/wordml" xmlns:wp="http://schemas.openxmlformats.org/drawingml/2006/wordprocessingDrawing" xmlns:wp14="http://schemas.microsoft.com/office/word/2010/wordprocessingDrawing" xmlns:wpc="http://schemas.microsoft.com/office/word/2010/wordprocessingCanvas" xmlns:wpg="http://schemas.microsoft.com/office/word/2010/wordprocessingGroup" xmlns:wpi="http://schemas.microsoft.com/office/word/2010/wordprocessingInk" xmlns:wps="http://schemas.microsoft.com/office/word/2010/wordprocessingShape" mc:Ignorable="w14 wp14">
   <w:abstractNum w:abstractNumId="0">
     <w:nsid w:val="FFFFFF7C"/>
     <w:multiLevelType w:val="singleLevel"/>
@@ -2544,7 +2854,7 @@
         <w:ind w:hanging="360" w:left="1440"/>
       </w:pPr>
       <w:rPr>
-        <w:rFonts w:ascii="Symbol" w:hAnsi="Symbol" w:hint="default"/>
+        <w:rFonts w:ascii="Symbol" w:hAnsi="Symbol" w:hint="default" w:eastAsia="黑体"/>
       </w:rPr>
     </w:lvl>
   </w:abstractNum>
@@ -2565,7 +2875,7 @@
         <w:ind w:hanging="360" w:left="1080"/>
       </w:pPr>
       <w:rPr>
-        <w:rFonts w:ascii="Symbol" w:hAnsi="Symbol" w:hint="default"/>
+        <w:rFonts w:ascii="Symbol" w:hAnsi="Symbol" w:hint="default" w:eastAsia="黑体"/>
       </w:rPr>
     </w:lvl>
   </w:abstractNum>
@@ -2586,7 +2896,7 @@
         <w:ind w:hanging="360" w:left="720"/>
       </w:pPr>
       <w:rPr>
-        <w:rFonts w:ascii="Symbol" w:hAnsi="Symbol" w:hint="default"/>
+        <w:rFonts w:ascii="Symbol" w:hAnsi="Symbol" w:hint="default" w:eastAsia="黑体"/>
       </w:rPr>
     </w:lvl>
   </w:abstractNum>
@@ -2625,7 +2935,7 @@
         <w:ind w:hanging="360" w:left="360"/>
       </w:pPr>
       <w:rPr>
-        <w:rFonts w:ascii="Symbol" w:hAnsi="Symbol" w:hint="default"/>
+        <w:rFonts w:ascii="Symbol" w:hAnsi="Symbol" w:hint="default" w:eastAsia="黑体"/>
       </w:rPr>
     </w:lvl>
   </w:abstractNum>
@@ -2716,7 +3026,7 @@
         <w:ind w:left="720" w:hanging="360"/>
       </w:pPr>
       <w:rPr>
-        <w:rFonts w:ascii="Symbol" w:hAnsi="Symbol" w:cs="Symbol" w:hint="default"/>
+        <w:rFonts w:ascii="Symbol" w:hAnsi="Symbol" w:cs="Symbol" w:hint="default" w:eastAsia="黑体"/>
       </w:rPr>
     </w:lvl>
     <w:lvl w:ilvl="1">
@@ -2727,7 +3037,7 @@
         <w:ind w:left="1440" w:hanging="360"/>
       </w:pPr>
       <w:rPr>
-        <w:rFonts w:ascii="Courier New" w:hAnsi="Courier New" w:cs="Courier New" w:hint="default"/>
+        <w:rFonts w:ascii="Courier New" w:hAnsi="Courier New" w:cs="Courier New" w:hint="default" w:eastAsia="黑体"/>
       </w:rPr>
     </w:lvl>
     <w:lvl w:ilvl="2">
@@ -2738,7 +3048,7 @@
         <w:ind w:left="2160" w:hanging="360"/>
       </w:pPr>
       <w:rPr>
-        <w:rFonts w:ascii="Wingdings" w:hAnsi="Wingdings" w:cs="Wingdings" w:hint="default"/>
+        <w:rFonts w:ascii="Wingdings" w:hAnsi="Wingdings" w:cs="Wingdings" w:hint="default" w:eastAsia="黑体"/>
       </w:rPr>
     </w:lvl>
     <w:lvl w:ilvl="3">
@@ -2749,7 +3059,7 @@
         <w:ind w:left="2880" w:hanging="360"/>
       </w:pPr>
       <w:rPr>
-        <w:rFonts w:ascii="Symbol" w:hAnsi="Symbol" w:cs="Symbol" w:hint="default"/>
+        <w:rFonts w:ascii="Symbol" w:hAnsi="Symbol" w:cs="Symbol" w:hint="default" w:eastAsia="黑体"/>
       </w:rPr>
     </w:lvl>
     <w:lvl w:ilvl="4">
@@ -2760,7 +3070,7 @@
         <w:ind w:left="3600" w:hanging="360"/>
       </w:pPr>
       <w:rPr>
-        <w:rFonts w:ascii="Courier New" w:hAnsi="Courier New" w:cs="Courier New" w:hint="default"/>
+        <w:rFonts w:ascii="Courier New" w:hAnsi="Courier New" w:cs="Courier New" w:hint="default" w:eastAsia="黑体"/>
       </w:rPr>
     </w:lvl>
     <w:lvl w:ilvl="5">
@@ -2771,7 +3081,7 @@
         <w:ind w:left="4320" w:hanging="360"/>
       </w:pPr>
       <w:rPr>
-        <w:rFonts w:ascii="Wingdings" w:hAnsi="Wingdings" w:cs="Wingdings" w:hint="default"/>
+        <w:rFonts w:ascii="Wingdings" w:hAnsi="Wingdings" w:cs="Wingdings" w:hint="default" w:eastAsia="黑体"/>
       </w:rPr>
     </w:lvl>
     <w:lvl w:ilvl="6">
@@ -2782,7 +3092,7 @@
         <w:ind w:left="5040" w:hanging="360"/>
       </w:pPr>
       <w:rPr>
-        <w:rFonts w:ascii="Symbol" w:hAnsi="Symbol" w:cs="Symbol" w:hint="default"/>
+        <w:rFonts w:ascii="Symbol" w:hAnsi="Symbol" w:cs="Symbol" w:hint="default" w:eastAsia="黑体"/>
       </w:rPr>
     </w:lvl>
     <w:lvl w:ilvl="7">
@@ -2793,7 +3103,7 @@
         <w:ind w:left="5760" w:hanging="360"/>
       </w:pPr>
       <w:rPr>
-        <w:rFonts w:ascii="Courier New" w:hAnsi="Courier New" w:cs="Courier New" w:hint="default"/>
+        <w:rFonts w:ascii="Courier New" w:hAnsi="Courier New" w:cs="Courier New" w:hint="default" w:eastAsia="黑体"/>
       </w:rPr>
     </w:lvl>
     <w:lvl w:ilvl="8">
@@ -2804,7 +3114,7 @@
         <w:ind w:left="6480" w:hanging="360"/>
       </w:pPr>
       <w:rPr>
-        <w:rFonts w:ascii="Wingdings" w:hAnsi="Wingdings" w:cs="Wingdings" w:hint="default"/>
+        <w:rFonts w:ascii="Wingdings" w:hAnsi="Wingdings" w:cs="Wingdings" w:hint="default" w:eastAsia="黑体"/>
       </w:rPr>
     </w:lvl>
   </w:abstractNum>
@@ -2860,11 +3170,11 @@
 </file>
 
 <file path=word/styles.xml><?xml version="1.0" encoding="utf-8"?>
-<w:styles xmlns:mc="http://schemas.openxmlformats.org/markup-compatibility/2006" xmlns:r="http://schemas.openxmlformats.org/officeDocument/2006/relationships" xmlns:w="http://schemas.openxmlformats.org/wordprocessingml/2006/main" xmlns:w14="http://schemas.microsoft.com/office/word/2010/wordml" mc:Ignorable="w14">
+<w:styles xmlns:mc="http://schemas.openxmlformats.org/markup-compatibility/2006" xmlns:w="http://schemas.openxmlformats.org/wordprocessingml/2006/main" xmlns:r="http://schemas.openxmlformats.org/officeDocument/2006/relationships" xmlns:w14="http://schemas.microsoft.com/office/word/2010/wordml" mc:Ignorable="w14">
   <w:docDefaults>
     <w:rPrDefault>
       <w:rPr>
-        <w:rFonts w:asciiTheme="minorHAnsi" w:cstheme="minorBidi" w:eastAsiaTheme="minorEastAsia" w:hAnsiTheme="minorHAnsi"/>
+        <w:rFonts w:asciiTheme="minorHAnsi" w:cstheme="minorBidi" w:hAnsiTheme="minorHAnsi" w:eastAsia="黑体"/>
         <w:sz w:val="22"/>
         <w:szCs w:val="22"/>
         <w:lang w:bidi="ar-SA" w:eastAsia="en-US" w:val="en-US"/>
@@ -3086,7 +3396,7 @@
       <w:outlineLvl w:val="0"/>
     </w:pPr>
     <w:rPr>
-      <w:rFonts w:ascii="Times New Roman" w:asciiTheme="majorHAnsi" w:cstheme="majorBidi" w:eastAsia="黑体" w:eastAsiaTheme="majorEastAsia" w:hAnsi="Times New Roman" w:hAnsiTheme="majorHAnsi"/>
+      <w:rFonts w:ascii="Times New Roman" w:asciiTheme="majorHAnsi" w:cstheme="majorBidi" w:eastAsia="黑体" w:hAnsi="Times New Roman" w:hAnsiTheme="majorHAnsi"/>
       <w:b/>
       <w:bCs/>
       <w:color w:val="1F3864"/>
@@ -3110,7 +3420,7 @@
       <w:outlineLvl w:val="1"/>
     </w:pPr>
     <w:rPr>
-      <w:rFonts w:ascii="Times New Roman" w:asciiTheme="majorHAnsi" w:cstheme="majorBidi" w:eastAsia="黑体" w:eastAsiaTheme="majorEastAsia" w:hAnsi="Times New Roman" w:hAnsiTheme="majorHAnsi"/>
+      <w:rFonts w:ascii="Times New Roman" w:asciiTheme="majorHAnsi" w:cstheme="majorBidi" w:eastAsia="黑体" w:hAnsi="Times New Roman" w:hAnsiTheme="majorHAnsi"/>
       <w:b/>
       <w:bCs/>
       <w:color w:val="2E4E7E"/>
@@ -3134,7 +3444,7 @@
       <w:outlineLvl w:val="2"/>
     </w:pPr>
     <w:rPr>
-      <w:rFonts w:ascii="Times New Roman" w:asciiTheme="majorHAnsi" w:cstheme="majorBidi" w:eastAsia="黑体" w:eastAsiaTheme="majorEastAsia" w:hAnsi="Times New Roman" w:hAnsiTheme="majorHAnsi"/>
+      <w:rFonts w:ascii="Times New Roman" w:asciiTheme="majorHAnsi" w:cstheme="majorBidi" w:eastAsia="黑体" w:hAnsi="Times New Roman" w:hAnsiTheme="majorHAnsi"/>
       <w:b/>
       <w:bCs/>
       <w:color w:val="2E4E7E"/>
@@ -3158,7 +3468,7 @@
       <w:outlineLvl w:val="3"/>
     </w:pPr>
     <w:rPr>
-      <w:rFonts w:ascii="Times New Roman" w:asciiTheme="majorHAnsi" w:cstheme="majorBidi" w:eastAsia="黑体" w:eastAsiaTheme="majorEastAsia" w:hAnsi="Times New Roman" w:hAnsiTheme="majorHAnsi"/>
+      <w:rFonts w:ascii="Times New Roman" w:asciiTheme="majorHAnsi" w:cstheme="majorBidi" w:eastAsia="黑体" w:hAnsi="Times New Roman" w:hAnsiTheme="majorHAnsi"/>
       <w:b/>
       <w:bCs/>
       <w:i/>
@@ -3184,7 +3494,7 @@
       <w:outlineLvl w:val="4"/>
     </w:pPr>
     <w:rPr>
-      <w:rFonts w:ascii="Times New Roman" w:asciiTheme="majorHAnsi" w:cstheme="majorBidi" w:eastAsia="黑体" w:eastAsiaTheme="majorEastAsia" w:hAnsi="Times New Roman" w:hAnsiTheme="majorHAnsi"/>
+      <w:rFonts w:ascii="Times New Roman" w:asciiTheme="majorHAnsi" w:cstheme="majorBidi" w:eastAsia="黑体" w:hAnsi="Times New Roman" w:hAnsiTheme="majorHAnsi"/>
       <w:b/>
       <w:color w:val="333333"/>
       <w:sz w:val="22"/>
@@ -3207,7 +3517,7 @@
       <w:outlineLvl w:val="5"/>
     </w:pPr>
     <w:rPr>
-      <w:rFonts w:asciiTheme="majorHAnsi" w:cstheme="majorBidi" w:eastAsiaTheme="majorEastAsia" w:hAnsiTheme="majorHAnsi"/>
+      <w:rFonts w:asciiTheme="majorHAnsi" w:cstheme="majorBidi" w:hAnsiTheme="majorHAnsi" w:eastAsia="黑体"/>
       <w:i/>
       <w:iCs/>
       <w:color w:themeColor="accent1" w:themeShade="7F" w:val="243F60"/>
@@ -3230,7 +3540,7 @@
       <w:outlineLvl w:val="6"/>
     </w:pPr>
     <w:rPr>
-      <w:rFonts w:asciiTheme="majorHAnsi" w:cstheme="majorBidi" w:eastAsiaTheme="majorEastAsia" w:hAnsiTheme="majorHAnsi"/>
+      <w:rFonts w:asciiTheme="majorHAnsi" w:cstheme="majorBidi" w:hAnsiTheme="majorHAnsi" w:eastAsia="黑体"/>
       <w:i/>
       <w:iCs/>
       <w:color w:themeColor="text1" w:themeTint="BF" w:val="404040"/>
@@ -3253,7 +3563,7 @@
       <w:outlineLvl w:val="7"/>
     </w:pPr>
     <w:rPr>
-      <w:rFonts w:asciiTheme="majorHAnsi" w:cstheme="majorBidi" w:eastAsiaTheme="majorEastAsia" w:hAnsiTheme="majorHAnsi"/>
+      <w:rFonts w:asciiTheme="majorHAnsi" w:cstheme="majorBidi" w:hAnsiTheme="majorHAnsi" w:eastAsia="黑体"/>
       <w:color w:themeColor="accent1" w:val="4F81BD"/>
       <w:sz w:val="20"/>
       <w:szCs w:val="20"/>
@@ -3276,7 +3586,7 @@
       <w:outlineLvl w:val="8"/>
     </w:pPr>
     <w:rPr>
-      <w:rFonts w:asciiTheme="majorHAnsi" w:cstheme="majorBidi" w:eastAsiaTheme="majorEastAsia" w:hAnsiTheme="majorHAnsi"/>
+      <w:rFonts w:asciiTheme="majorHAnsi" w:cstheme="majorBidi" w:hAnsiTheme="majorHAnsi" w:eastAsia="黑体"/>
       <w:i/>
       <w:iCs/>
       <w:color w:themeColor="text1" w:themeTint="BF" w:val="404040"/>
@@ -3327,7 +3637,7 @@
     <w:uiPriority w:val="9"/>
     <w:rsid w:val="00FC693F"/>
     <w:rPr>
-      <w:rFonts w:asciiTheme="majorHAnsi" w:cstheme="majorBidi" w:eastAsiaTheme="majorEastAsia" w:hAnsiTheme="majorHAnsi"/>
+      <w:rFonts w:asciiTheme="majorHAnsi" w:cstheme="majorBidi" w:hAnsiTheme="majorHAnsi" w:eastAsia="黑体"/>
       <w:b/>
       <w:bCs/>
       <w:color w:themeColor="accent1" w:themeShade="BF" w:val="365F91"/>
@@ -3342,7 +3652,7 @@
     <w:uiPriority w:val="9"/>
     <w:rsid w:val="00FC693F"/>
     <w:rPr>
-      <w:rFonts w:asciiTheme="majorHAnsi" w:cstheme="majorBidi" w:eastAsiaTheme="majorEastAsia" w:hAnsiTheme="majorHAnsi"/>
+      <w:rFonts w:asciiTheme="majorHAnsi" w:cstheme="majorBidi" w:hAnsiTheme="majorHAnsi" w:eastAsia="黑体"/>
       <w:b/>
       <w:bCs/>
       <w:color w:themeColor="accent1" w:val="4F81BD"/>
@@ -3357,7 +3667,7 @@
     <w:uiPriority w:val="9"/>
     <w:rsid w:val="00FC693F"/>
     <w:rPr>
-      <w:rFonts w:asciiTheme="majorHAnsi" w:cstheme="majorBidi" w:eastAsiaTheme="majorEastAsia" w:hAnsiTheme="majorHAnsi"/>
+      <w:rFonts w:asciiTheme="majorHAnsi" w:cstheme="majorBidi" w:hAnsiTheme="majorHAnsi" w:eastAsia="黑体"/>
       <w:b/>
       <w:bCs/>
       <w:color w:themeColor="accent1" w:val="4F81BD"/>
@@ -3380,7 +3690,7 @@
       <w:contextualSpacing/>
     </w:pPr>
     <w:rPr>
-      <w:rFonts w:ascii="Times New Roman" w:asciiTheme="majorHAnsi" w:cstheme="majorBidi" w:eastAsia="黑体" w:eastAsiaTheme="majorEastAsia" w:hAnsi="Times New Roman" w:hAnsiTheme="majorHAnsi"/>
+      <w:rFonts w:ascii="Times New Roman" w:asciiTheme="majorHAnsi" w:cstheme="majorBidi" w:eastAsia="黑体" w:hAnsi="Times New Roman" w:hAnsiTheme="majorHAnsi"/>
       <w:b/>
       <w:color w:val="1F3864"/>
       <w:spacing w:val="5"/>
@@ -3396,7 +3706,7 @@
     <w:uiPriority w:val="10"/>
     <w:rsid w:val="00FC693F"/>
     <w:rPr>
-      <w:rFonts w:asciiTheme="majorHAnsi" w:cstheme="majorBidi" w:eastAsiaTheme="majorEastAsia" w:hAnsiTheme="majorHAnsi"/>
+      <w:rFonts w:asciiTheme="majorHAnsi" w:cstheme="majorBidi" w:hAnsiTheme="majorHAnsi" w:eastAsia="黑体"/>
       <w:color w:themeColor="text2" w:themeShade="BF" w:val="17365D"/>
       <w:spacing w:val="5"/>
       <w:kern w:val="28"/>
@@ -3418,7 +3728,7 @@
       </w:numPr>
     </w:pPr>
     <w:rPr>
-      <w:rFonts w:asciiTheme="majorHAnsi" w:cstheme="majorBidi" w:eastAsiaTheme="majorEastAsia" w:hAnsiTheme="majorHAnsi"/>
+      <w:rFonts w:asciiTheme="majorHAnsi" w:cstheme="majorBidi" w:hAnsiTheme="majorHAnsi" w:eastAsia="黑体"/>
       <w:i/>
       <w:iCs/>
       <w:color w:themeColor="accent1" w:val="4F81BD"/>
@@ -3434,7 +3744,7 @@
     <w:uiPriority w:val="11"/>
     <w:rsid w:val="00FC693F"/>
     <w:rPr>
-      <w:rFonts w:asciiTheme="majorHAnsi" w:cstheme="majorBidi" w:eastAsiaTheme="majorEastAsia" w:hAnsiTheme="majorHAnsi"/>
+      <w:rFonts w:asciiTheme="majorHAnsi" w:cstheme="majorBidi" w:hAnsiTheme="majorHAnsi" w:eastAsia="黑体"/>
       <w:i/>
       <w:iCs/>
       <w:color w:themeColor="accent1" w:val="4F81BD"/>
@@ -3501,6 +3811,7 @@
       <w:spacing w:after="120"/>
     </w:pPr>
     <w:rPr>
+      <w:rFonts w:eastAsia="黑体"/>
       <w:sz w:val="16"/>
       <w:szCs w:val="16"/>
     </w:rPr>
@@ -3512,6 +3823,7 @@
     <w:uiPriority w:val="99"/>
     <w:rsid w:val="00AA1D8D"/>
     <w:rPr>
+      <w:rFonts w:eastAsia="黑体"/>
       <w:sz w:val="16"/>
       <w:szCs w:val="16"/>
     </w:rPr>
@@ -3681,7 +3993,7 @@
       </w:tabs>
     </w:pPr>
     <w:rPr>
-      <w:rFonts w:ascii="Courier" w:hAnsi="Courier"/>
+      <w:rFonts w:ascii="Courier" w:hAnsi="Courier" w:eastAsia="黑体"/>
       <w:sz w:val="20"/>
       <w:szCs w:val="20"/>
     </w:rPr>
@@ -3693,7 +4005,7 @@
     <w:uiPriority w:val="99"/>
     <w:rsid w:val="0029639D"/>
     <w:rPr>
-      <w:rFonts w:ascii="Courier" w:hAnsi="Courier"/>
+      <w:rFonts w:ascii="Courier" w:hAnsi="Courier" w:eastAsia="黑体"/>
       <w:sz w:val="20"/>
       <w:szCs w:val="20"/>
     </w:rPr>
@@ -3729,6 +4041,7 @@
     <w:uiPriority w:val="29"/>
     <w:rsid w:val="00FC693F"/>
     <w:rPr>
+      <w:rFonts w:eastAsia="黑体"/>
       <w:i/>
       <w:iCs/>
       <w:color w:themeColor="text1" w:val="000000"/>
@@ -3742,7 +4055,7 @@
     <w:semiHidden/>
     <w:rsid w:val="00FC693F"/>
     <w:rPr>
-      <w:rFonts w:asciiTheme="majorHAnsi" w:cstheme="majorBidi" w:eastAsiaTheme="majorEastAsia" w:hAnsiTheme="majorHAnsi"/>
+      <w:rFonts w:asciiTheme="majorHAnsi" w:cstheme="majorBidi" w:hAnsiTheme="majorHAnsi" w:eastAsia="黑体"/>
       <w:b/>
       <w:bCs/>
       <w:i/>
@@ -3758,7 +4071,7 @@
     <w:semiHidden/>
     <w:rsid w:val="00FC693F"/>
     <w:rPr>
-      <w:rFonts w:asciiTheme="majorHAnsi" w:cstheme="majorBidi" w:eastAsiaTheme="majorEastAsia" w:hAnsiTheme="majorHAnsi"/>
+      <w:rFonts w:asciiTheme="majorHAnsi" w:cstheme="majorBidi" w:hAnsiTheme="majorHAnsi" w:eastAsia="黑体"/>
       <w:color w:themeColor="accent1" w:themeShade="7F" w:val="243F60"/>
     </w:rPr>
   </w:style>
@@ -3770,7 +4083,7 @@
     <w:semiHidden/>
     <w:rsid w:val="00FC693F"/>
     <w:rPr>
-      <w:rFonts w:asciiTheme="majorHAnsi" w:cstheme="majorBidi" w:eastAsiaTheme="majorEastAsia" w:hAnsiTheme="majorHAnsi"/>
+      <w:rFonts w:asciiTheme="majorHAnsi" w:cstheme="majorBidi" w:hAnsiTheme="majorHAnsi" w:eastAsia="黑体"/>
       <w:i/>
       <w:iCs/>
       <w:color w:themeColor="accent1" w:themeShade="7F" w:val="243F60"/>
@@ -3784,7 +4097,7 @@
     <w:semiHidden/>
     <w:rsid w:val="00FC693F"/>
     <w:rPr>
-      <w:rFonts w:asciiTheme="majorHAnsi" w:cstheme="majorBidi" w:eastAsiaTheme="majorEastAsia" w:hAnsiTheme="majorHAnsi"/>
+      <w:rFonts w:asciiTheme="majorHAnsi" w:cstheme="majorBidi" w:hAnsiTheme="majorHAnsi" w:eastAsia="黑体"/>
       <w:i/>
       <w:iCs/>
       <w:color w:themeColor="text1" w:themeTint="BF" w:val="404040"/>
@@ -3798,7 +4111,7 @@
     <w:semiHidden/>
     <w:rsid w:val="00FC693F"/>
     <w:rPr>
-      <w:rFonts w:asciiTheme="majorHAnsi" w:cstheme="majorBidi" w:eastAsiaTheme="majorEastAsia" w:hAnsiTheme="majorHAnsi"/>
+      <w:rFonts w:asciiTheme="majorHAnsi" w:cstheme="majorBidi" w:hAnsiTheme="majorHAnsi" w:eastAsia="黑体"/>
       <w:color w:themeColor="accent1" w:val="4F81BD"/>
       <w:sz w:val="20"/>
       <w:szCs w:val="20"/>
@@ -3812,7 +4125,7 @@
     <w:semiHidden/>
     <w:rsid w:val="00FC693F"/>
     <w:rPr>
-      <w:rFonts w:asciiTheme="majorHAnsi" w:cstheme="majorBidi" w:eastAsiaTheme="majorEastAsia" w:hAnsiTheme="majorHAnsi"/>
+      <w:rFonts w:asciiTheme="majorHAnsi" w:cstheme="majorBidi" w:hAnsiTheme="majorHAnsi" w:eastAsia="黑体"/>
       <w:i/>
       <w:iCs/>
       <w:color w:themeColor="text1" w:themeTint="BF" w:val="404040"/>
@@ -3833,6 +4146,7 @@
       <w:spacing w:line="240" w:lineRule="auto"/>
     </w:pPr>
     <w:rPr>
+      <w:rFonts w:eastAsia="黑体"/>
       <w:b/>
       <w:bCs/>
       <w:color w:themeColor="accent1" w:val="4F81BD"/>
@@ -3847,6 +4161,7 @@
     <w:qFormat/>
     <w:rsid w:val="00FC693F"/>
     <w:rPr>
+      <w:rFonts w:eastAsia="黑体"/>
       <w:b/>
       <w:bCs/>
     </w:rPr>
@@ -3858,6 +4173,7 @@
     <w:qFormat/>
     <w:rsid w:val="00FC693F"/>
     <w:rPr>
+      <w:rFonts w:eastAsia="黑体"/>
       <w:i/>
       <w:iCs/>
     </w:rPr>
@@ -3878,6 +4194,7 @@
       <w:ind w:left="936" w:right="936"/>
     </w:pPr>
     <w:rPr>
+      <w:rFonts w:eastAsia="黑体"/>
       <w:b/>
       <w:bCs/>
       <w:i/>
@@ -3892,6 +4209,7 @@
     <w:uiPriority w:val="30"/>
     <w:rsid w:val="00FC693F"/>
     <w:rPr>
+      <w:rFonts w:eastAsia="黑体"/>
       <w:b/>
       <w:bCs/>
       <w:i/>
@@ -3906,6 +4224,7 @@
     <w:qFormat/>
     <w:rsid w:val="00FC693F"/>
     <w:rPr>
+      <w:rFonts w:eastAsia="黑体"/>
       <w:i/>
       <w:iCs/>
       <w:color w:themeColor="text1" w:themeTint="7F" w:val="808080"/>
@@ -3918,6 +4237,7 @@
     <w:qFormat/>
     <w:rsid w:val="00FC693F"/>
     <w:rPr>
+      <w:rFonts w:eastAsia="黑体"/>
       <w:b/>
       <w:bCs/>
       <w:i/>
@@ -3932,6 +4252,7 @@
     <w:qFormat/>
     <w:rsid w:val="00FC693F"/>
     <w:rPr>
+      <w:rFonts w:eastAsia="黑体"/>
       <w:smallCaps/>
       <w:color w:themeColor="accent2" w:val="C0504D"/>
       <w:u w:val="single"/>
@@ -3944,6 +4265,7 @@
     <w:qFormat/>
     <w:rsid w:val="00FC693F"/>
     <w:rPr>
+      <w:rFonts w:eastAsia="黑体"/>
       <w:b/>
       <w:bCs/>
       <w:smallCaps/>
@@ -3959,6 +4281,7 @@
     <w:qFormat/>
     <w:rsid w:val="00FC693F"/>
     <w:rPr>
+      <w:rFonts w:eastAsia="黑体"/>
       <w:b/>
       <w:bCs/>
       <w:smallCaps/>
@@ -4013,6 +4336,7 @@
       <w:spacing w:after="0" w:line="240" w:lineRule="auto"/>
     </w:pPr>
     <w:rPr>
+      <w:rFonts w:eastAsia="黑体"/>
       <w:color w:themeColor="text1" w:themeShade="BF" w:val="000000"/>
     </w:rPr>
     <w:tblPr>
@@ -4035,6 +4359,7 @@
         <w:spacing w:after="0" w:before="0" w:line="240" w:lineRule="auto"/>
       </w:pPr>
       <w:rPr>
+        <w:rFonts w:eastAsia="黑体"/>
         <w:b/>
         <w:bCs/>
       </w:rPr>
@@ -4055,6 +4380,7 @@
         <w:spacing w:after="0" w:before="0" w:line="240" w:lineRule="auto"/>
       </w:pPr>
       <w:rPr>
+        <w:rFonts w:eastAsia="黑体"/>
         <w:b/>
         <w:bCs/>
       </w:rPr>
@@ -4072,12 +4398,14 @@
     </w:tblStylePr>
     <w:tblStylePr w:type="firstCol">
       <w:rPr>
+        <w:rFonts w:eastAsia="黑体"/>
         <w:b/>
         <w:bCs/>
       </w:rPr>
     </w:tblStylePr>
     <w:tblStylePr w:type="lastCol">
       <w:rPr>
+        <w:rFonts w:eastAsia="黑体"/>
         <w:b/>
         <w:bCs/>
       </w:rPr>
@@ -4116,6 +4444,7 @@
       <w:spacing w:after="0" w:line="240" w:lineRule="auto"/>
     </w:pPr>
     <w:rPr>
+      <w:rFonts w:eastAsia="黑体"/>
       <w:color w:themeColor="accent1" w:themeShade="BF" w:val="365F91"/>
     </w:rPr>
     <w:tblPr>
@@ -4138,6 +4467,7 @@
         <w:spacing w:after="0" w:before="0" w:line="240" w:lineRule="auto"/>
       </w:pPr>
       <w:rPr>
+        <w:rFonts w:eastAsia="黑体"/>
         <w:b/>
         <w:bCs/>
       </w:rPr>
@@ -4158,6 +4488,7 @@
         <w:spacing w:after="0" w:before="0" w:line="240" w:lineRule="auto"/>
       </w:pPr>
       <w:rPr>
+        <w:rFonts w:eastAsia="黑体"/>
         <w:b/>
         <w:bCs/>
       </w:rPr>
@@ -4175,12 +4506,14 @@
     </w:tblStylePr>
     <w:tblStylePr w:type="firstCol">
       <w:rPr>
+        <w:rFonts w:eastAsia="黑体"/>
         <w:b/>
         <w:bCs/>
       </w:rPr>
     </w:tblStylePr>
     <w:tblStylePr w:type="lastCol">
       <w:rPr>
+        <w:rFonts w:eastAsia="黑体"/>
         <w:b/>
         <w:bCs/>
       </w:rPr>
@@ -4219,6 +4552,7 @@
       <w:spacing w:after="0" w:line="240" w:lineRule="auto"/>
     </w:pPr>
     <w:rPr>
+      <w:rFonts w:eastAsia="黑体"/>
       <w:color w:themeColor="accent2" w:themeShade="BF" w:val="943634"/>
     </w:rPr>
     <w:tblPr>
@@ -4241,6 +4575,7 @@
         <w:spacing w:after="0" w:before="0" w:line="240" w:lineRule="auto"/>
       </w:pPr>
       <w:rPr>
+        <w:rFonts w:eastAsia="黑体"/>
         <w:b/>
         <w:bCs/>
       </w:rPr>
@@ -4261,6 +4596,7 @@
         <w:spacing w:after="0" w:before="0" w:line="240" w:lineRule="auto"/>
       </w:pPr>
       <w:rPr>
+        <w:rFonts w:eastAsia="黑体"/>
         <w:b/>
         <w:bCs/>
       </w:rPr>
@@ -4278,12 +4614,14 @@
     </w:tblStylePr>
     <w:tblStylePr w:type="firstCol">
       <w:rPr>
+        <w:rFonts w:eastAsia="黑体"/>
         <w:b/>
         <w:bCs/>
       </w:rPr>
     </w:tblStylePr>
     <w:tblStylePr w:type="lastCol">
       <w:rPr>
+        <w:rFonts w:eastAsia="黑体"/>
         <w:b/>
         <w:bCs/>
       </w:rPr>
@@ -4322,6 +4660,7 @@
       <w:spacing w:after="0" w:line="240" w:lineRule="auto"/>
     </w:pPr>
     <w:rPr>
+      <w:rFonts w:eastAsia="黑体"/>
       <w:color w:themeColor="accent3" w:themeShade="BF" w:val="76923C"/>
     </w:rPr>
     <w:tblPr>
@@ -4344,6 +4683,7 @@
         <w:spacing w:after="0" w:before="0" w:line="240" w:lineRule="auto"/>
       </w:pPr>
       <w:rPr>
+        <w:rFonts w:eastAsia="黑体"/>
         <w:b/>
         <w:bCs/>
       </w:rPr>
@@ -4364,6 +4704,7 @@
         <w:spacing w:after="0" w:before="0" w:line="240" w:lineRule="auto"/>
       </w:pPr>
       <w:rPr>
+        <w:rFonts w:eastAsia="黑体"/>
         <w:b/>
         <w:bCs/>
       </w:rPr>
@@ -4381,12 +4722,14 @@
     </w:tblStylePr>
     <w:tblStylePr w:type="firstCol">
       <w:rPr>
+        <w:rFonts w:eastAsia="黑体"/>
         <w:b/>
         <w:bCs/>
       </w:rPr>
     </w:tblStylePr>
     <w:tblStylePr w:type="lastCol">
       <w:rPr>
+        <w:rFonts w:eastAsia="黑体"/>
         <w:b/>
         <w:bCs/>
       </w:rPr>
@@ -4425,6 +4768,7 @@
       <w:spacing w:after="0" w:line="240" w:lineRule="auto"/>
     </w:pPr>
     <w:rPr>
+      <w:rFonts w:eastAsia="黑体"/>
       <w:color w:themeColor="accent4" w:themeShade="BF" w:val="5F497A"/>
     </w:rPr>
     <w:tblPr>
@@ -4447,6 +4791,7 @@
         <w:spacing w:after="0" w:before="0" w:line="240" w:lineRule="auto"/>
       </w:pPr>
       <w:rPr>
+        <w:rFonts w:eastAsia="黑体"/>
         <w:b/>
         <w:bCs/>
       </w:rPr>
@@ -4467,6 +4812,7 @@
         <w:spacing w:after="0" w:before="0" w:line="240" w:lineRule="auto"/>
       </w:pPr>
       <w:rPr>
+        <w:rFonts w:eastAsia="黑体"/>
         <w:b/>
         <w:bCs/>
       </w:rPr>
@@ -4484,12 +4830,14 @@
     </w:tblStylePr>
     <w:tblStylePr w:type="firstCol">
       <w:rPr>
+        <w:rFonts w:eastAsia="黑体"/>
         <w:b/>
         <w:bCs/>
       </w:rPr>
     </w:tblStylePr>
     <w:tblStylePr w:type="lastCol">
       <w:rPr>
+        <w:rFonts w:eastAsia="黑体"/>
         <w:b/>
         <w:bCs/>
       </w:rPr>
@@ -4528,6 +4876,7 @@
       <w:spacing w:after="0" w:line="240" w:lineRule="auto"/>
     </w:pPr>
     <w:rPr>
+      <w:rFonts w:eastAsia="黑体"/>
       <w:color w:themeColor="accent5" w:themeShade="BF" w:val="31849B"/>
     </w:rPr>
     <w:tblPr>
@@ -4550,6 +4899,7 @@
         <w:spacing w:after="0" w:before="0" w:line="240" w:lineRule="auto"/>
       </w:pPr>
       <w:rPr>
+        <w:rFonts w:eastAsia="黑体"/>
         <w:b/>
         <w:bCs/>
       </w:rPr>
@@ -4570,6 +4920,7 @@
         <w:spacing w:after="0" w:before="0" w:line="240" w:lineRule="auto"/>
       </w:pPr>
       <w:rPr>
+        <w:rFonts w:eastAsia="黑体"/>
         <w:b/>
         <w:bCs/>
       </w:rPr>
@@ -4587,12 +4938,14 @@
     </w:tblStylePr>
     <w:tblStylePr w:type="firstCol">
       <w:rPr>
+        <w:rFonts w:eastAsia="黑体"/>
         <w:b/>
         <w:bCs/>
       </w:rPr>
     </w:tblStylePr>
     <w:tblStylePr w:type="lastCol">
       <w:rPr>
+        <w:rFonts w:eastAsia="黑体"/>
         <w:b/>
         <w:bCs/>
       </w:rPr>
@@ -4631,6 +4984,7 @@
       <w:spacing w:after="0" w:line="240" w:lineRule="auto"/>
     </w:pPr>
     <w:rPr>
+      <w:rFonts w:eastAsia="黑体"/>
       <w:color w:themeColor="accent6" w:themeShade="BF" w:val="E36C0A"/>
     </w:rPr>
     <w:tblPr>
@@ -4653,6 +5007,7 @@
         <w:spacing w:after="0" w:before="0" w:line="240" w:lineRule="auto"/>
       </w:pPr>
       <w:rPr>
+        <w:rFonts w:eastAsia="黑体"/>
         <w:b/>
         <w:bCs/>
       </w:rPr>
@@ -4673,6 +5028,7 @@
         <w:spacing w:after="0" w:before="0" w:line="240" w:lineRule="auto"/>
       </w:pPr>
       <w:rPr>
+        <w:rFonts w:eastAsia="黑体"/>
         <w:b/>
         <w:bCs/>
       </w:rPr>
@@ -4690,12 +5046,14 @@
     </w:tblStylePr>
     <w:tblStylePr w:type="firstCol">
       <w:rPr>
+        <w:rFonts w:eastAsia="黑体"/>
         <w:b/>
         <w:bCs/>
       </w:rPr>
     </w:tblStylePr>
     <w:tblStylePr w:type="lastCol">
       <w:rPr>
+        <w:rFonts w:eastAsia="黑体"/>
         <w:b/>
         <w:bCs/>
       </w:rPr>
@@ -4755,6 +5113,7 @@
         <w:spacing w:after="0" w:before="0" w:line="240" w:lineRule="auto"/>
       </w:pPr>
       <w:rPr>
+        <w:rFonts w:eastAsia="黑体"/>
         <w:b/>
         <w:bCs/>
         <w:color w:themeColor="background1" w:val="FFFFFF"/>
@@ -4769,6 +5128,7 @@
         <w:spacing w:after="0" w:before="0" w:line="240" w:lineRule="auto"/>
       </w:pPr>
       <w:rPr>
+        <w:rFonts w:eastAsia="黑体"/>
         <w:b/>
         <w:bCs/>
       </w:rPr>
@@ -4784,12 +5144,14 @@
     </w:tblStylePr>
     <w:tblStylePr w:type="firstCol">
       <w:rPr>
+        <w:rFonts w:eastAsia="黑体"/>
         <w:b/>
         <w:bCs/>
       </w:rPr>
     </w:tblStylePr>
     <w:tblStylePr w:type="lastCol">
       <w:rPr>
+        <w:rFonts w:eastAsia="黑体"/>
         <w:b/>
         <w:bCs/>
       </w:rPr>
@@ -4847,6 +5209,7 @@
         <w:spacing w:after="0" w:before="0" w:line="240" w:lineRule="auto"/>
       </w:pPr>
       <w:rPr>
+        <w:rFonts w:eastAsia="黑体"/>
         <w:b/>
         <w:bCs/>
         <w:color w:themeColor="background1" w:val="FFFFFF"/>
@@ -4861,6 +5224,7 @@
         <w:spacing w:after="0" w:before="0" w:line="240" w:lineRule="auto"/>
       </w:pPr>
       <w:rPr>
+        <w:rFonts w:eastAsia="黑体"/>
         <w:b/>
         <w:bCs/>
       </w:rPr>
@@ -4876,12 +5240,14 @@
     </w:tblStylePr>
     <w:tblStylePr w:type="firstCol">
       <w:rPr>
+        <w:rFonts w:eastAsia="黑体"/>
         <w:b/>
         <w:bCs/>
       </w:rPr>
     </w:tblStylePr>
     <w:tblStylePr w:type="lastCol">
       <w:rPr>
+        <w:rFonts w:eastAsia="黑体"/>
         <w:b/>
         <w:bCs/>
       </w:rPr>
@@ -4939,6 +5305,7 @@
         <w:spacing w:after="0" w:before="0" w:line="240" w:lineRule="auto"/>
       </w:pPr>
       <w:rPr>
+        <w:rFonts w:eastAsia="黑体"/>
         <w:b/>
         <w:bCs/>
         <w:color w:themeColor="background1" w:val="FFFFFF"/>
@@ -4953,6 +5320,7 @@
         <w:spacing w:after="0" w:before="0" w:line="240" w:lineRule="auto"/>
       </w:pPr>
       <w:rPr>
+        <w:rFonts w:eastAsia="黑体"/>
         <w:b/>
         <w:bCs/>
       </w:rPr>
@@ -4968,12 +5336,14 @@
     </w:tblStylePr>
     <w:tblStylePr w:type="firstCol">
       <w:rPr>
+        <w:rFonts w:eastAsia="黑体"/>
         <w:b/>
         <w:bCs/>
       </w:rPr>
     </w:tblStylePr>
     <w:tblStylePr w:type="lastCol">
       <w:rPr>
+        <w:rFonts w:eastAsia="黑体"/>
         <w:b/>
         <w:bCs/>
       </w:rPr>
@@ -5031,6 +5401,7 @@
         <w:spacing w:after="0" w:before="0" w:line="240" w:lineRule="auto"/>
       </w:pPr>
       <w:rPr>
+        <w:rFonts w:eastAsia="黑体"/>
         <w:b/>
         <w:bCs/>
         <w:color w:themeColor="background1" w:val="FFFFFF"/>
@@ -5045,6 +5416,7 @@
         <w:spacing w:after="0" w:before="0" w:line="240" w:lineRule="auto"/>
       </w:pPr>
       <w:rPr>
+        <w:rFonts w:eastAsia="黑体"/>
         <w:b/>
         <w:bCs/>
       </w:rPr>
@@ -5060,12 +5432,14 @@
     </w:tblStylePr>
     <w:tblStylePr w:type="firstCol">
       <w:rPr>
+        <w:rFonts w:eastAsia="黑体"/>
         <w:b/>
         <w:bCs/>
       </w:rPr>
     </w:tblStylePr>
     <w:tblStylePr w:type="lastCol">
       <w:rPr>
+        <w:rFonts w:eastAsia="黑体"/>
         <w:b/>
         <w:bCs/>
       </w:rPr>
@@ -5123,6 +5497,7 @@
         <w:spacing w:after="0" w:before="0" w:line="240" w:lineRule="auto"/>
       </w:pPr>
       <w:rPr>
+        <w:rFonts w:eastAsia="黑体"/>
         <w:b/>
         <w:bCs/>
         <w:color w:themeColor="background1" w:val="FFFFFF"/>
@@ -5137,6 +5512,7 @@
         <w:spacing w:after="0" w:before="0" w:line="240" w:lineRule="auto"/>
       </w:pPr>
       <w:rPr>
+        <w:rFonts w:eastAsia="黑体"/>
         <w:b/>
         <w:bCs/>
       </w:rPr>
@@ -5152,12 +5528,14 @@
     </w:tblStylePr>
     <w:tblStylePr w:type="firstCol">
       <w:rPr>
+        <w:rFonts w:eastAsia="黑体"/>
         <w:b/>
         <w:bCs/>
       </w:rPr>
     </w:tblStylePr>
     <w:tblStylePr w:type="lastCol">
       <w:rPr>
+        <w:rFonts w:eastAsia="黑体"/>
         <w:b/>
         <w:bCs/>
       </w:rPr>
@@ -5215,6 +5593,7 @@
         <w:spacing w:after="0" w:before="0" w:line="240" w:lineRule="auto"/>
       </w:pPr>
       <w:rPr>
+        <w:rFonts w:eastAsia="黑体"/>
         <w:b/>
         <w:bCs/>
         <w:color w:themeColor="background1" w:val="FFFFFF"/>
@@ -5229,6 +5608,7 @@
         <w:spacing w:after="0" w:before="0" w:line="240" w:lineRule="auto"/>
       </w:pPr>
       <w:rPr>
+        <w:rFonts w:eastAsia="黑体"/>
         <w:b/>
         <w:bCs/>
       </w:rPr>
@@ -5244,12 +5624,14 @@
     </w:tblStylePr>
     <w:tblStylePr w:type="firstCol">
       <w:rPr>
+        <w:rFonts w:eastAsia="黑体"/>
         <w:b/>
         <w:bCs/>
       </w:rPr>
     </w:tblStylePr>
     <w:tblStylePr w:type="lastCol">
       <w:rPr>
+        <w:rFonts w:eastAsia="黑体"/>
         <w:b/>
         <w:bCs/>
       </w:rPr>
@@ -5307,6 +5689,7 @@
         <w:spacing w:after="0" w:before="0" w:line="240" w:lineRule="auto"/>
       </w:pPr>
       <w:rPr>
+        <w:rFonts w:eastAsia="黑体"/>
         <w:b/>
         <w:bCs/>
         <w:color w:themeColor="background1" w:val="FFFFFF"/>
@@ -5321,6 +5704,7 @@
         <w:spacing w:after="0" w:before="0" w:line="240" w:lineRule="auto"/>
       </w:pPr>
       <w:rPr>
+        <w:rFonts w:eastAsia="黑体"/>
         <w:b/>
         <w:bCs/>
       </w:rPr>
@@ -5336,12 +5720,14 @@
     </w:tblStylePr>
     <w:tblStylePr w:type="firstCol">
       <w:rPr>
+        <w:rFonts w:eastAsia="黑体"/>
         <w:b/>
         <w:bCs/>
       </w:rPr>
     </w:tblStylePr>
     <w:tblStylePr w:type="lastCol">
       <w:rPr>
+        <w:rFonts w:eastAsia="黑体"/>
         <w:b/>
         <w:bCs/>
       </w:rPr>
@@ -5401,7 +5787,7 @@
         <w:spacing w:after="0" w:before="0" w:line="240" w:lineRule="auto"/>
       </w:pPr>
       <w:rPr>
-        <w:rFonts w:asciiTheme="majorHAnsi" w:cstheme="majorBidi" w:eastAsiaTheme="majorEastAsia" w:hAnsiTheme="majorHAnsi"/>
+        <w:rFonts w:asciiTheme="majorHAnsi" w:cstheme="majorBidi" w:hAnsiTheme="majorHAnsi" w:eastAsia="黑体"/>
         <w:b/>
         <w:bCs/>
       </w:rPr>
@@ -5422,7 +5808,7 @@
         <w:spacing w:after="0" w:before="0" w:line="240" w:lineRule="auto"/>
       </w:pPr>
       <w:rPr>
-        <w:rFonts w:asciiTheme="majorHAnsi" w:cstheme="majorBidi" w:eastAsiaTheme="majorEastAsia" w:hAnsiTheme="majorHAnsi"/>
+        <w:rFonts w:asciiTheme="majorHAnsi" w:cstheme="majorBidi" w:hAnsiTheme="majorHAnsi" w:eastAsia="黑体"/>
         <w:b/>
         <w:bCs/>
       </w:rPr>
@@ -5440,14 +5826,14 @@
     </w:tblStylePr>
     <w:tblStylePr w:type="firstCol">
       <w:rPr>
-        <w:rFonts w:asciiTheme="majorHAnsi" w:cstheme="majorBidi" w:eastAsiaTheme="majorEastAsia" w:hAnsiTheme="majorHAnsi"/>
+        <w:rFonts w:asciiTheme="majorHAnsi" w:cstheme="majorBidi" w:hAnsiTheme="majorHAnsi" w:eastAsia="黑体"/>
         <w:b/>
         <w:bCs/>
       </w:rPr>
     </w:tblStylePr>
     <w:tblStylePr w:type="lastCol">
       <w:rPr>
-        <w:rFonts w:asciiTheme="majorHAnsi" w:cstheme="majorBidi" w:eastAsiaTheme="majorEastAsia" w:hAnsiTheme="majorHAnsi"/>
+        <w:rFonts w:asciiTheme="majorHAnsi" w:cstheme="majorBidi" w:hAnsiTheme="majorHAnsi" w:eastAsia="黑体"/>
         <w:b/>
         <w:bCs/>
       </w:rPr>
@@ -5531,7 +5917,7 @@
         <w:spacing w:after="0" w:before="0" w:line="240" w:lineRule="auto"/>
       </w:pPr>
       <w:rPr>
-        <w:rFonts w:asciiTheme="majorHAnsi" w:cstheme="majorBidi" w:eastAsiaTheme="majorEastAsia" w:hAnsiTheme="majorHAnsi"/>
+        <w:rFonts w:asciiTheme="majorHAnsi" w:cstheme="majorBidi" w:hAnsiTheme="majorHAnsi" w:eastAsia="黑体"/>
         <w:b/>
         <w:bCs/>
       </w:rPr>
@@ -5552,7 +5938,7 @@
         <w:spacing w:after="0" w:before="0" w:line="240" w:lineRule="auto"/>
       </w:pPr>
       <w:rPr>
-        <w:rFonts w:asciiTheme="majorHAnsi" w:cstheme="majorBidi" w:eastAsiaTheme="majorEastAsia" w:hAnsiTheme="majorHAnsi"/>
+        <w:rFonts w:asciiTheme="majorHAnsi" w:cstheme="majorBidi" w:hAnsiTheme="majorHAnsi" w:eastAsia="黑体"/>
         <w:b/>
         <w:bCs/>
       </w:rPr>
@@ -5570,14 +5956,14 @@
     </w:tblStylePr>
     <w:tblStylePr w:type="firstCol">
       <w:rPr>
-        <w:rFonts w:asciiTheme="majorHAnsi" w:cstheme="majorBidi" w:eastAsiaTheme="majorEastAsia" w:hAnsiTheme="majorHAnsi"/>
+        <w:rFonts w:asciiTheme="majorHAnsi" w:cstheme="majorBidi" w:hAnsiTheme="majorHAnsi" w:eastAsia="黑体"/>
         <w:b/>
         <w:bCs/>
       </w:rPr>
     </w:tblStylePr>
     <w:tblStylePr w:type="lastCol">
       <w:rPr>
-        <w:rFonts w:asciiTheme="majorHAnsi" w:cstheme="majorBidi" w:eastAsiaTheme="majorEastAsia" w:hAnsiTheme="majorHAnsi"/>
+        <w:rFonts w:asciiTheme="majorHAnsi" w:cstheme="majorBidi" w:hAnsiTheme="majorHAnsi" w:eastAsia="黑体"/>
         <w:b/>
         <w:bCs/>
       </w:rPr>
@@ -5661,7 +6047,7 @@
         <w:spacing w:after="0" w:before="0" w:line="240" w:lineRule="auto"/>
       </w:pPr>
       <w:rPr>
-        <w:rFonts w:asciiTheme="majorHAnsi" w:cstheme="majorBidi" w:eastAsiaTheme="majorEastAsia" w:hAnsiTheme="majorHAnsi"/>
+        <w:rFonts w:asciiTheme="majorHAnsi" w:cstheme="majorBidi" w:hAnsiTheme="majorHAnsi" w:eastAsia="黑体"/>
         <w:b/>
         <w:bCs/>
       </w:rPr>
@@ -5682,7 +6068,7 @@
         <w:spacing w:after="0" w:before="0" w:line="240" w:lineRule="auto"/>
       </w:pPr>
       <w:rPr>
-        <w:rFonts w:asciiTheme="majorHAnsi" w:cstheme="majorBidi" w:eastAsiaTheme="majorEastAsia" w:hAnsiTheme="majorHAnsi"/>
+        <w:rFonts w:asciiTheme="majorHAnsi" w:cstheme="majorBidi" w:hAnsiTheme="majorHAnsi" w:eastAsia="黑体"/>
         <w:b/>
         <w:bCs/>
       </w:rPr>
@@ -5700,14 +6086,14 @@
     </w:tblStylePr>
     <w:tblStylePr w:type="firstCol">
       <w:rPr>
-        <w:rFonts w:asciiTheme="majorHAnsi" w:cstheme="majorBidi" w:eastAsiaTheme="majorEastAsia" w:hAnsiTheme="majorHAnsi"/>
+        <w:rFonts w:asciiTheme="majorHAnsi" w:cstheme="majorBidi" w:hAnsiTheme="majorHAnsi" w:eastAsia="黑体"/>
         <w:b/>
         <w:bCs/>
       </w:rPr>
     </w:tblStylePr>
     <w:tblStylePr w:type="lastCol">
       <w:rPr>
-        <w:rFonts w:asciiTheme="majorHAnsi" w:cstheme="majorBidi" w:eastAsiaTheme="majorEastAsia" w:hAnsiTheme="majorHAnsi"/>
+        <w:rFonts w:asciiTheme="majorHAnsi" w:cstheme="majorBidi" w:hAnsiTheme="majorHAnsi" w:eastAsia="黑体"/>
         <w:b/>
         <w:bCs/>
       </w:rPr>
@@ -5791,7 +6177,7 @@
         <w:spacing w:after="0" w:before="0" w:line="240" w:lineRule="auto"/>
       </w:pPr>
       <w:rPr>
-        <w:rFonts w:asciiTheme="majorHAnsi" w:cstheme="majorBidi" w:eastAsiaTheme="majorEastAsia" w:hAnsiTheme="majorHAnsi"/>
+        <w:rFonts w:asciiTheme="majorHAnsi" w:cstheme="majorBidi" w:hAnsiTheme="majorHAnsi" w:eastAsia="黑体"/>
         <w:b/>
         <w:bCs/>
       </w:rPr>
@@ -5812,7 +6198,7 @@
         <w:spacing w:after="0" w:before="0" w:line="240" w:lineRule="auto"/>
       </w:pPr>
       <w:rPr>
-        <w:rFonts w:asciiTheme="majorHAnsi" w:cstheme="majorBidi" w:eastAsiaTheme="majorEastAsia" w:hAnsiTheme="majorHAnsi"/>
+        <w:rFonts w:asciiTheme="majorHAnsi" w:cstheme="majorBidi" w:hAnsiTheme="majorHAnsi" w:eastAsia="黑体"/>
         <w:b/>
         <w:bCs/>
       </w:rPr>
@@ -5830,14 +6216,14 @@
     </w:tblStylePr>
     <w:tblStylePr w:type="firstCol">
       <w:rPr>
-        <w:rFonts w:asciiTheme="majorHAnsi" w:cstheme="majorBidi" w:eastAsiaTheme="majorEastAsia" w:hAnsiTheme="majorHAnsi"/>
+        <w:rFonts w:asciiTheme="majorHAnsi" w:cstheme="majorBidi" w:hAnsiTheme="majorHAnsi" w:eastAsia="黑体"/>
         <w:b/>
         <w:bCs/>
       </w:rPr>
     </w:tblStylePr>
     <w:tblStylePr w:type="lastCol">
       <w:rPr>
-        <w:rFonts w:asciiTheme="majorHAnsi" w:cstheme="majorBidi" w:eastAsiaTheme="majorEastAsia" w:hAnsiTheme="majorHAnsi"/>
+        <w:rFonts w:asciiTheme="majorHAnsi" w:cstheme="majorBidi" w:hAnsiTheme="majorHAnsi" w:eastAsia="黑体"/>
         <w:b/>
         <w:bCs/>
       </w:rPr>
@@ -5921,7 +6307,7 @@
         <w:spacing w:after="0" w:before="0" w:line="240" w:lineRule="auto"/>
       </w:pPr>
       <w:rPr>
-        <w:rFonts w:asciiTheme="majorHAnsi" w:cstheme="majorBidi" w:eastAsiaTheme="majorEastAsia" w:hAnsiTheme="majorHAnsi"/>
+        <w:rFonts w:asciiTheme="majorHAnsi" w:cstheme="majorBidi" w:hAnsiTheme="majorHAnsi" w:eastAsia="黑体"/>
         <w:b/>
         <w:bCs/>
       </w:rPr>
@@ -5942,7 +6328,7 @@
         <w:spacing w:after="0" w:before="0" w:line="240" w:lineRule="auto"/>
       </w:pPr>
       <w:rPr>
-        <w:rFonts w:asciiTheme="majorHAnsi" w:cstheme="majorBidi" w:eastAsiaTheme="majorEastAsia" w:hAnsiTheme="majorHAnsi"/>
+        <w:rFonts w:asciiTheme="majorHAnsi" w:cstheme="majorBidi" w:hAnsiTheme="majorHAnsi" w:eastAsia="黑体"/>
         <w:b/>
         <w:bCs/>
       </w:rPr>
@@ -5960,14 +6346,14 @@
     </w:tblStylePr>
     <w:tblStylePr w:type="firstCol">
       <w:rPr>
-        <w:rFonts w:asciiTheme="majorHAnsi" w:cstheme="majorBidi" w:eastAsiaTheme="majorEastAsia" w:hAnsiTheme="majorHAnsi"/>
+        <w:rFonts w:asciiTheme="majorHAnsi" w:cstheme="majorBidi" w:hAnsiTheme="majorHAnsi" w:eastAsia="黑体"/>
         <w:b/>
         <w:bCs/>
       </w:rPr>
     </w:tblStylePr>
     <w:tblStylePr w:type="lastCol">
       <w:rPr>
-        <w:rFonts w:asciiTheme="majorHAnsi" w:cstheme="majorBidi" w:eastAsiaTheme="majorEastAsia" w:hAnsiTheme="majorHAnsi"/>
+        <w:rFonts w:asciiTheme="majorHAnsi" w:cstheme="majorBidi" w:hAnsiTheme="majorHAnsi" w:eastAsia="黑体"/>
         <w:b/>
         <w:bCs/>
       </w:rPr>
@@ -6051,7 +6437,7 @@
         <w:spacing w:after="0" w:before="0" w:line="240" w:lineRule="auto"/>
       </w:pPr>
       <w:rPr>
-        <w:rFonts w:asciiTheme="majorHAnsi" w:cstheme="majorBidi" w:eastAsiaTheme="majorEastAsia" w:hAnsiTheme="majorHAnsi"/>
+        <w:rFonts w:asciiTheme="majorHAnsi" w:cstheme="majorBidi" w:hAnsiTheme="majorHAnsi" w:eastAsia="黑体"/>
         <w:b/>
         <w:bCs/>
       </w:rPr>
@@ -6072,7 +6458,7 @@
         <w:spacing w:after="0" w:before="0" w:line="240" w:lineRule="auto"/>
       </w:pPr>
       <w:rPr>
-        <w:rFonts w:asciiTheme="majorHAnsi" w:cstheme="majorBidi" w:eastAsiaTheme="majorEastAsia" w:hAnsiTheme="majorHAnsi"/>
+        <w:rFonts w:asciiTheme="majorHAnsi" w:cstheme="majorBidi" w:hAnsiTheme="majorHAnsi" w:eastAsia="黑体"/>
         <w:b/>
         <w:bCs/>
       </w:rPr>
@@ -6090,14 +6476,14 @@
     </w:tblStylePr>
     <w:tblStylePr w:type="firstCol">
       <w:rPr>
-        <w:rFonts w:asciiTheme="majorHAnsi" w:cstheme="majorBidi" w:eastAsiaTheme="majorEastAsia" w:hAnsiTheme="majorHAnsi"/>
+        <w:rFonts w:asciiTheme="majorHAnsi" w:cstheme="majorBidi" w:hAnsiTheme="majorHAnsi" w:eastAsia="黑体"/>
         <w:b/>
         <w:bCs/>
       </w:rPr>
     </w:tblStylePr>
     <w:tblStylePr w:type="lastCol">
       <w:rPr>
-        <w:rFonts w:asciiTheme="majorHAnsi" w:cstheme="majorBidi" w:eastAsiaTheme="majorEastAsia" w:hAnsiTheme="majorHAnsi"/>
+        <w:rFonts w:asciiTheme="majorHAnsi" w:cstheme="majorBidi" w:hAnsiTheme="majorHAnsi" w:eastAsia="黑体"/>
         <w:b/>
         <w:bCs/>
       </w:rPr>
@@ -6181,7 +6567,7 @@
         <w:spacing w:after="0" w:before="0" w:line="240" w:lineRule="auto"/>
       </w:pPr>
       <w:rPr>
-        <w:rFonts w:asciiTheme="majorHAnsi" w:cstheme="majorBidi" w:eastAsiaTheme="majorEastAsia" w:hAnsiTheme="majorHAnsi"/>
+        <w:rFonts w:asciiTheme="majorHAnsi" w:cstheme="majorBidi" w:hAnsiTheme="majorHAnsi" w:eastAsia="黑体"/>
         <w:b/>
         <w:bCs/>
       </w:rPr>
@@ -6202,7 +6588,7 @@
         <w:spacing w:after="0" w:before="0" w:line="240" w:lineRule="auto"/>
       </w:pPr>
       <w:rPr>
-        <w:rFonts w:asciiTheme="majorHAnsi" w:cstheme="majorBidi" w:eastAsiaTheme="majorEastAsia" w:hAnsiTheme="majorHAnsi"/>
+        <w:rFonts w:asciiTheme="majorHAnsi" w:cstheme="majorBidi" w:hAnsiTheme="majorHAnsi" w:eastAsia="黑体"/>
         <w:b/>
         <w:bCs/>
       </w:rPr>
@@ -6220,14 +6606,14 @@
     </w:tblStylePr>
     <w:tblStylePr w:type="firstCol">
       <w:rPr>
-        <w:rFonts w:asciiTheme="majorHAnsi" w:cstheme="majorBidi" w:eastAsiaTheme="majorEastAsia" w:hAnsiTheme="majorHAnsi"/>
+        <w:rFonts w:asciiTheme="majorHAnsi" w:cstheme="majorBidi" w:hAnsiTheme="majorHAnsi" w:eastAsia="黑体"/>
         <w:b/>
         <w:bCs/>
       </w:rPr>
     </w:tblStylePr>
     <w:tblStylePr w:type="lastCol">
       <w:rPr>
-        <w:rFonts w:asciiTheme="majorHAnsi" w:cstheme="majorBidi" w:eastAsiaTheme="majorEastAsia" w:hAnsiTheme="majorHAnsi"/>
+        <w:rFonts w:asciiTheme="majorHAnsi" w:cstheme="majorBidi" w:hAnsiTheme="majorHAnsi" w:eastAsia="黑体"/>
         <w:b/>
         <w:bCs/>
       </w:rPr>
@@ -6310,6 +6696,7 @@
         <w:spacing w:after="0" w:before="0" w:line="240" w:lineRule="auto"/>
       </w:pPr>
       <w:rPr>
+        <w:rFonts w:eastAsia="黑体"/>
         <w:b/>
         <w:bCs/>
         <w:color w:themeColor="background1" w:val="FFFFFF"/>
@@ -6332,6 +6719,7 @@
         <w:spacing w:after="0" w:before="0" w:line="240" w:lineRule="auto"/>
       </w:pPr>
       <w:rPr>
+        <w:rFonts w:eastAsia="黑体"/>
         <w:b/>
         <w:bCs/>
       </w:rPr>
@@ -6349,12 +6737,14 @@
     </w:tblStylePr>
     <w:tblStylePr w:type="firstCol">
       <w:rPr>
+        <w:rFonts w:eastAsia="黑体"/>
         <w:b/>
         <w:bCs/>
       </w:rPr>
     </w:tblStylePr>
     <w:tblStylePr w:type="lastCol">
       <w:rPr>
+        <w:rFonts w:eastAsia="黑体"/>
         <w:b/>
         <w:bCs/>
       </w:rPr>
@@ -6416,6 +6806,7 @@
         <w:spacing w:after="0" w:before="0" w:line="240" w:lineRule="auto"/>
       </w:pPr>
       <w:rPr>
+        <w:rFonts w:eastAsia="黑体"/>
         <w:b/>
         <w:bCs/>
         <w:color w:themeColor="background1" w:val="FFFFFF"/>
@@ -6438,6 +6829,7 @@
         <w:spacing w:after="0" w:before="0" w:line="240" w:lineRule="auto"/>
       </w:pPr>
       <w:rPr>
+        <w:rFonts w:eastAsia="黑体"/>
         <w:b/>
         <w:bCs/>
       </w:rPr>
@@ -6455,12 +6847,14 @@
     </w:tblStylePr>
     <w:tblStylePr w:type="firstCol">
       <w:rPr>
+        <w:rFonts w:eastAsia="黑体"/>
         <w:b/>
         <w:bCs/>
       </w:rPr>
     </w:tblStylePr>
     <w:tblStylePr w:type="lastCol">
       <w:rPr>
+        <w:rFonts w:eastAsia="黑体"/>
         <w:b/>
         <w:bCs/>
       </w:rPr>
@@ -6522,6 +6916,7 @@
         <w:spacing w:after="0" w:before="0" w:line="240" w:lineRule="auto"/>
       </w:pPr>
       <w:rPr>
+        <w:rFonts w:eastAsia="黑体"/>
         <w:b/>
         <w:bCs/>
         <w:color w:themeColor="background1" w:val="FFFFFF"/>
@@ -6544,6 +6939,7 @@
         <w:spacing w:after="0" w:before="0" w:line="240" w:lineRule="auto"/>
       </w:pPr>
       <w:rPr>
+        <w:rFonts w:eastAsia="黑体"/>
         <w:b/>
         <w:bCs/>
       </w:rPr>
@@ -6561,12 +6957,14 @@
     </w:tblStylePr>
     <w:tblStylePr w:type="firstCol">
       <w:rPr>
+        <w:rFonts w:eastAsia="黑体"/>
         <w:b/>
         <w:bCs/>
       </w:rPr>
     </w:tblStylePr>
     <w:tblStylePr w:type="lastCol">
       <w:rPr>
+        <w:rFonts w:eastAsia="黑体"/>
         <w:b/>
         <w:bCs/>
       </w:rPr>
@@ -6628,6 +7026,7 @@
         <w:spacing w:after="0" w:before="0" w:line="240" w:lineRule="auto"/>
       </w:pPr>
       <w:rPr>
+        <w:rFonts w:eastAsia="黑体"/>
         <w:b/>
         <w:bCs/>
         <w:color w:themeColor="background1" w:val="FFFFFF"/>
@@ -6650,6 +7049,7 @@
         <w:spacing w:after="0" w:before="0" w:line="240" w:lineRule="auto"/>
       </w:pPr>
       <w:rPr>
+        <w:rFonts w:eastAsia="黑体"/>
         <w:b/>
         <w:bCs/>
       </w:rPr>
@@ -6667,12 +7067,14 @@
     </w:tblStylePr>
     <w:tblStylePr w:type="firstCol">
       <w:rPr>
+        <w:rFonts w:eastAsia="黑体"/>
         <w:b/>
         <w:bCs/>
       </w:rPr>
     </w:tblStylePr>
     <w:tblStylePr w:type="lastCol">
       <w:rPr>
+        <w:rFonts w:eastAsia="黑体"/>
         <w:b/>
         <w:bCs/>
       </w:rPr>
@@ -6734,6 +7136,7 @@
         <w:spacing w:after="0" w:before="0" w:line="240" w:lineRule="auto"/>
       </w:pPr>
       <w:rPr>
+        <w:rFonts w:eastAsia="黑体"/>
         <w:b/>
         <w:bCs/>
         <w:color w:themeColor="background1" w:val="FFFFFF"/>
@@ -6756,6 +7159,7 @@
         <w:spacing w:after="0" w:before="0" w:line="240" w:lineRule="auto"/>
       </w:pPr>
       <w:rPr>
+        <w:rFonts w:eastAsia="黑体"/>
         <w:b/>
         <w:bCs/>
       </w:rPr>
@@ -6773,12 +7177,14 @@
     </w:tblStylePr>
     <w:tblStylePr w:type="firstCol">
       <w:rPr>
+        <w:rFonts w:eastAsia="黑体"/>
         <w:b/>
         <w:bCs/>
       </w:rPr>
     </w:tblStylePr>
     <w:tblStylePr w:type="lastCol">
       <w:rPr>
+        <w:rFonts w:eastAsia="黑体"/>
         <w:b/>
         <w:bCs/>
       </w:rPr>
@@ -6840,6 +7246,7 @@
         <w:spacing w:after="0" w:before="0" w:line="240" w:lineRule="auto"/>
       </w:pPr>
       <w:rPr>
+        <w:rFonts w:eastAsia="黑体"/>
         <w:b/>
         <w:bCs/>
         <w:color w:themeColor="background1" w:val="FFFFFF"/>
@@ -6862,6 +7269,7 @@
         <w:spacing w:after="0" w:before="0" w:line="240" w:lineRule="auto"/>
       </w:pPr>
       <w:rPr>
+        <w:rFonts w:eastAsia="黑体"/>
         <w:b/>
         <w:bCs/>
       </w:rPr>
@@ -6879,12 +7287,14 @@
     </w:tblStylePr>
     <w:tblStylePr w:type="firstCol">
       <w:rPr>
+        <w:rFonts w:eastAsia="黑体"/>
         <w:b/>
         <w:bCs/>
       </w:rPr>
     </w:tblStylePr>
     <w:tblStylePr w:type="lastCol">
       <w:rPr>
+        <w:rFonts w:eastAsia="黑体"/>
         <w:b/>
         <w:bCs/>
       </w:rPr>
@@ -6946,6 +7356,7 @@
         <w:spacing w:after="0" w:before="0" w:line="240" w:lineRule="auto"/>
       </w:pPr>
       <w:rPr>
+        <w:rFonts w:eastAsia="黑体"/>
         <w:b/>
         <w:bCs/>
         <w:color w:themeColor="background1" w:val="FFFFFF"/>
@@ -6968,6 +7379,7 @@
         <w:spacing w:after="0" w:before="0" w:line="240" w:lineRule="auto"/>
       </w:pPr>
       <w:rPr>
+        <w:rFonts w:eastAsia="黑体"/>
         <w:b/>
         <w:bCs/>
       </w:rPr>
@@ -6985,12 +7397,14 @@
     </w:tblStylePr>
     <w:tblStylePr w:type="firstCol">
       <w:rPr>
+        <w:rFonts w:eastAsia="黑体"/>
         <w:b/>
         <w:bCs/>
       </w:rPr>
     </w:tblStylePr>
     <w:tblStylePr w:type="lastCol">
       <w:rPr>
+        <w:rFonts w:eastAsia="黑体"/>
         <w:b/>
         <w:bCs/>
       </w:rPr>
@@ -7049,6 +7463,7 @@
         <w:spacing w:after="0" w:before="0" w:line="240" w:lineRule="auto"/>
       </w:pPr>
       <w:rPr>
+        <w:rFonts w:eastAsia="黑体"/>
         <w:b/>
         <w:bCs/>
         <w:color w:themeColor="background1" w:val="FFFFFF"/>
@@ -7071,6 +7486,7 @@
         <w:spacing w:after="0" w:before="0" w:line="240" w:lineRule="auto"/>
       </w:pPr>
       <w:rPr>
+        <w:rFonts w:eastAsia="黑体"/>
         <w:color w:val="auto"/>
       </w:rPr>
       <w:tblPr/>
@@ -7088,6 +7504,7 @@
     </w:tblStylePr>
     <w:tblStylePr w:type="firstCol">
       <w:rPr>
+        <w:rFonts w:eastAsia="黑体"/>
         <w:b/>
         <w:bCs/>
         <w:color w:themeColor="background1" w:val="FFFFFF"/>
@@ -7107,6 +7524,7 @@
     </w:tblStylePr>
     <w:tblStylePr w:type="lastCol">
       <w:rPr>
+        <w:rFonts w:eastAsia="黑体"/>
         <w:b/>
         <w:bCs/>
         <w:color w:themeColor="background1" w:val="FFFFFF"/>
@@ -7155,6 +7573,7 @@
     </w:tblStylePr>
     <w:tblStylePr w:type="nwCell">
       <w:rPr>
+        <w:rFonts w:eastAsia="黑体"/>
         <w:color w:themeColor="background1" w:val="FFFFFF"/>
       </w:rPr>
       <w:tblPr/>
@@ -7198,6 +7617,7 @@
         <w:spacing w:after="0" w:before="0" w:line="240" w:lineRule="auto"/>
       </w:pPr>
       <w:rPr>
+        <w:rFonts w:eastAsia="黑体"/>
         <w:b/>
         <w:bCs/>
         <w:color w:themeColor="background1" w:val="FFFFFF"/>
@@ -7220,6 +7640,7 @@
         <w:spacing w:after="0" w:before="0" w:line="240" w:lineRule="auto"/>
       </w:pPr>
       <w:rPr>
+        <w:rFonts w:eastAsia="黑体"/>
         <w:color w:val="auto"/>
       </w:rPr>
       <w:tblPr/>
@@ -7237,6 +7658,7 @@
     </w:tblStylePr>
     <w:tblStylePr w:type="firstCol">
       <w:rPr>
+        <w:rFonts w:eastAsia="黑体"/>
         <w:b/>
         <w:bCs/>
         <w:color w:themeColor="background1" w:val="FFFFFF"/>
@@ -7256,6 +7678,7 @@
     </w:tblStylePr>
     <w:tblStylePr w:type="lastCol">
       <w:rPr>
+        <w:rFonts w:eastAsia="黑体"/>
         <w:b/>
         <w:bCs/>
         <w:color w:themeColor="background1" w:val="FFFFFF"/>
@@ -7304,6 +7727,7 @@
     </w:tblStylePr>
     <w:tblStylePr w:type="nwCell">
       <w:rPr>
+        <w:rFonts w:eastAsia="黑体"/>
         <w:color w:themeColor="background1" w:val="FFFFFF"/>
       </w:rPr>
       <w:tblPr/>
@@ -7347,6 +7771,7 @@
         <w:spacing w:after="0" w:before="0" w:line="240" w:lineRule="auto"/>
       </w:pPr>
       <w:rPr>
+        <w:rFonts w:eastAsia="黑体"/>
         <w:b/>
         <w:bCs/>
         <w:color w:themeColor="background1" w:val="FFFFFF"/>
@@ -7369,6 +7794,7 @@
         <w:spacing w:after="0" w:before="0" w:line="240" w:lineRule="auto"/>
       </w:pPr>
       <w:rPr>
+        <w:rFonts w:eastAsia="黑体"/>
         <w:color w:val="auto"/>
       </w:rPr>
       <w:tblPr/>
@@ -7386,6 +7812,7 @@
     </w:tblStylePr>
     <w:tblStylePr w:type="firstCol">
       <w:rPr>
+        <w:rFonts w:eastAsia="黑体"/>
         <w:b/>
         <w:bCs/>
         <w:color w:themeColor="background1" w:val="FFFFFF"/>
@@ -7405,6 +7832,7 @@
     </w:tblStylePr>
     <w:tblStylePr w:type="lastCol">
       <w:rPr>
+        <w:rFonts w:eastAsia="黑体"/>
         <w:b/>
         <w:bCs/>
         <w:color w:themeColor="background1" w:val="FFFFFF"/>
@@ -7453,6 +7881,7 @@
     </w:tblStylePr>
     <w:tblStylePr w:type="nwCell">
       <w:rPr>
+        <w:rFonts w:eastAsia="黑体"/>
         <w:color w:themeColor="background1" w:val="FFFFFF"/>
       </w:rPr>
       <w:tblPr/>
@@ -7496,6 +7925,7 @@
         <w:spacing w:after="0" w:before="0" w:line="240" w:lineRule="auto"/>
       </w:pPr>
       <w:rPr>
+        <w:rFonts w:eastAsia="黑体"/>
         <w:b/>
         <w:bCs/>
         <w:color w:themeColor="background1" w:val="FFFFFF"/>
@@ -7518,6 +7948,7 @@
         <w:spacing w:after="0" w:before="0" w:line="240" w:lineRule="auto"/>
       </w:pPr>
       <w:rPr>
+        <w:rFonts w:eastAsia="黑体"/>
         <w:color w:val="auto"/>
       </w:rPr>
       <w:tblPr/>
@@ -7535,6 +7966,7 @@
     </w:tblStylePr>
     <w:tblStylePr w:type="firstCol">
       <w:rPr>
+        <w:rFonts w:eastAsia="黑体"/>
         <w:b/>
         <w:bCs/>
         <w:color w:themeColor="background1" w:val="FFFFFF"/>
@@ -7554,6 +7986,7 @@
     </w:tblStylePr>
     <w:tblStylePr w:type="lastCol">
       <w:rPr>
+        <w:rFonts w:eastAsia="黑体"/>
         <w:b/>
         <w:bCs/>
         <w:color w:themeColor="background1" w:val="FFFFFF"/>
@@ -7602,6 +8035,7 @@
     </w:tblStylePr>
     <w:tblStylePr w:type="nwCell">
       <w:rPr>
+        <w:rFonts w:eastAsia="黑体"/>
         <w:color w:themeColor="background1" w:val="FFFFFF"/>
       </w:rPr>
       <w:tblPr/>
@@ -7645,6 +8079,7 @@
         <w:spacing w:after="0" w:before="0" w:line="240" w:lineRule="auto"/>
       </w:pPr>
       <w:rPr>
+        <w:rFonts w:eastAsia="黑体"/>
         <w:b/>
         <w:bCs/>
         <w:color w:themeColor="background1" w:val="FFFFFF"/>
@@ -7667,6 +8102,7 @@
         <w:spacing w:after="0" w:before="0" w:line="240" w:lineRule="auto"/>
       </w:pPr>
       <w:rPr>
+        <w:rFonts w:eastAsia="黑体"/>
         <w:color w:val="auto"/>
       </w:rPr>
       <w:tblPr/>
@@ -7684,6 +8120,7 @@
     </w:tblStylePr>
     <w:tblStylePr w:type="firstCol">
       <w:rPr>
+        <w:rFonts w:eastAsia="黑体"/>
         <w:b/>
         <w:bCs/>
         <w:color w:themeColor="background1" w:val="FFFFFF"/>
@@ -7703,6 +8140,7 @@
     </w:tblStylePr>
     <w:tblStylePr w:type="lastCol">
       <w:rPr>
+        <w:rFonts w:eastAsia="黑体"/>
         <w:b/>
         <w:bCs/>
         <w:color w:themeColor="background1" w:val="FFFFFF"/>
@@ -7751,6 +8189,7 @@
     </w:tblStylePr>
     <w:tblStylePr w:type="nwCell">
       <w:rPr>
+        <w:rFonts w:eastAsia="黑体"/>
         <w:color w:themeColor="background1" w:val="FFFFFF"/>
       </w:rPr>
       <w:tblPr/>
@@ -7794,6 +8233,7 @@
         <w:spacing w:after="0" w:before="0" w:line="240" w:lineRule="auto"/>
       </w:pPr>
       <w:rPr>
+        <w:rFonts w:eastAsia="黑体"/>
         <w:b/>
         <w:bCs/>
         <w:color w:themeColor="background1" w:val="FFFFFF"/>
@@ -7816,6 +8256,7 @@
         <w:spacing w:after="0" w:before="0" w:line="240" w:lineRule="auto"/>
       </w:pPr>
       <w:rPr>
+        <w:rFonts w:eastAsia="黑体"/>
         <w:color w:val="auto"/>
       </w:rPr>
       <w:tblPr/>
@@ -7833,6 +8274,7 @@
     </w:tblStylePr>
     <w:tblStylePr w:type="firstCol">
       <w:rPr>
+        <w:rFonts w:eastAsia="黑体"/>
         <w:b/>
         <w:bCs/>
         <w:color w:themeColor="background1" w:val="FFFFFF"/>
@@ -7852,6 +8294,7 @@
     </w:tblStylePr>
     <w:tblStylePr w:type="lastCol">
       <w:rPr>
+        <w:rFonts w:eastAsia="黑体"/>
         <w:b/>
         <w:bCs/>
         <w:color w:themeColor="background1" w:val="FFFFFF"/>
@@ -7900,6 +8343,7 @@
     </w:tblStylePr>
     <w:tblStylePr w:type="nwCell">
       <w:rPr>
+        <w:rFonts w:eastAsia="黑体"/>
         <w:color w:themeColor="background1" w:val="FFFFFF"/>
       </w:rPr>
       <w:tblPr/>
@@ -7943,6 +8387,7 @@
         <w:spacing w:after="0" w:before="0" w:line="240" w:lineRule="auto"/>
       </w:pPr>
       <w:rPr>
+        <w:rFonts w:eastAsia="黑体"/>
         <w:b/>
         <w:bCs/>
         <w:color w:themeColor="background1" w:val="FFFFFF"/>
@@ -7965,6 +8410,7 @@
         <w:spacing w:after="0" w:before="0" w:line="240" w:lineRule="auto"/>
       </w:pPr>
       <w:rPr>
+        <w:rFonts w:eastAsia="黑体"/>
         <w:color w:val="auto"/>
       </w:rPr>
       <w:tblPr/>
@@ -7982,6 +8428,7 @@
     </w:tblStylePr>
     <w:tblStylePr w:type="firstCol">
       <w:rPr>
+        <w:rFonts w:eastAsia="黑体"/>
         <w:b/>
         <w:bCs/>
         <w:color w:themeColor="background1" w:val="FFFFFF"/>
@@ -8001,6 +8448,7 @@
     </w:tblStylePr>
     <w:tblStylePr w:type="lastCol">
       <w:rPr>
+        <w:rFonts w:eastAsia="黑体"/>
         <w:b/>
         <w:bCs/>
         <w:color w:themeColor="background1" w:val="FFFFFF"/>
@@ -8049,6 +8497,7 @@
     </w:tblStylePr>
     <w:tblStylePr w:type="nwCell">
       <w:rPr>
+        <w:rFonts w:eastAsia="黑体"/>
         <w:color w:themeColor="background1" w:val="FFFFFF"/>
       </w:rPr>
       <w:tblPr/>
@@ -8073,6 +8522,7 @@
       <w:spacing w:after="0" w:line="240" w:lineRule="auto"/>
     </w:pPr>
     <w:rPr>
+      <w:rFonts w:eastAsia="黑体"/>
       <w:color w:themeColor="text1" w:val="000000"/>
     </w:rPr>
     <w:tblPr>
@@ -8092,7 +8542,7 @@
     </w:tblPr>
     <w:tblStylePr w:type="firstRow">
       <w:rPr>
-        <w:rFonts w:asciiTheme="majorHAnsi" w:cstheme="majorBidi" w:eastAsiaTheme="majorEastAsia" w:hAnsiTheme="majorHAnsi"/>
+        <w:rFonts w:asciiTheme="majorHAnsi" w:cstheme="majorBidi" w:hAnsiTheme="majorHAnsi" w:eastAsia="黑体"/>
       </w:rPr>
       <w:tblPr/>
       <w:tcPr>
@@ -8104,6 +8554,7 @@
     </w:tblStylePr>
     <w:tblStylePr w:type="lastRow">
       <w:rPr>
+        <w:rFonts w:eastAsia="黑体"/>
         <w:b/>
         <w:bCs/>
         <w:color w:themeColor="text2" w:val="1F497D"/>
@@ -8118,12 +8569,14 @@
     </w:tblStylePr>
     <w:tblStylePr w:type="firstCol">
       <w:rPr>
+        <w:rFonts w:eastAsia="黑体"/>
         <w:b/>
         <w:bCs/>
       </w:rPr>
     </w:tblStylePr>
     <w:tblStylePr w:type="lastCol">
       <w:rPr>
+        <w:rFonts w:eastAsia="黑体"/>
         <w:b/>
         <w:bCs/>
       </w:rPr>
@@ -8157,6 +8610,7 @@
       <w:spacing w:after="0" w:line="240" w:lineRule="auto"/>
     </w:pPr>
     <w:rPr>
+      <w:rFonts w:eastAsia="黑体"/>
       <w:color w:themeColor="text1" w:val="000000"/>
     </w:rPr>
     <w:tblPr>
@@ -8176,7 +8630,7 @@
     </w:tblPr>
     <w:tblStylePr w:type="firstRow">
       <w:rPr>
-        <w:rFonts w:asciiTheme="majorHAnsi" w:cstheme="majorBidi" w:eastAsiaTheme="majorEastAsia" w:hAnsiTheme="majorHAnsi"/>
+        <w:rFonts w:asciiTheme="majorHAnsi" w:cstheme="majorBidi" w:hAnsiTheme="majorHAnsi" w:eastAsia="黑体"/>
       </w:rPr>
       <w:tblPr/>
       <w:tcPr>
@@ -8188,6 +8642,7 @@
     </w:tblStylePr>
     <w:tblStylePr w:type="lastRow">
       <w:rPr>
+        <w:rFonts w:eastAsia="黑体"/>
         <w:b/>
         <w:bCs/>
         <w:color w:themeColor="text2" w:val="1F497D"/>
@@ -8202,12 +8657,14 @@
     </w:tblStylePr>
     <w:tblStylePr w:type="firstCol">
       <w:rPr>
+        <w:rFonts w:eastAsia="黑体"/>
         <w:b/>
         <w:bCs/>
       </w:rPr>
     </w:tblStylePr>
     <w:tblStylePr w:type="lastCol">
       <w:rPr>
+        <w:rFonts w:eastAsia="黑体"/>
         <w:b/>
         <w:bCs/>
       </w:rPr>
@@ -8241,6 +8698,7 @@
       <w:spacing w:after="0" w:line="240" w:lineRule="auto"/>
     </w:pPr>
     <w:rPr>
+      <w:rFonts w:eastAsia="黑体"/>
       <w:color w:themeColor="text1" w:val="000000"/>
     </w:rPr>
     <w:tblPr>
@@ -8260,7 +8718,7 @@
     </w:tblPr>
     <w:tblStylePr w:type="firstRow">
       <w:rPr>
-        <w:rFonts w:asciiTheme="majorHAnsi" w:cstheme="majorBidi" w:eastAsiaTheme="majorEastAsia" w:hAnsiTheme="majorHAnsi"/>
+        <w:rFonts w:asciiTheme="majorHAnsi" w:cstheme="majorBidi" w:hAnsiTheme="majorHAnsi" w:eastAsia="黑体"/>
       </w:rPr>
       <w:tblPr/>
       <w:tcPr>
@@ -8272,6 +8730,7 @@
     </w:tblStylePr>
     <w:tblStylePr w:type="lastRow">
       <w:rPr>
+        <w:rFonts w:eastAsia="黑体"/>
         <w:b/>
         <w:bCs/>
         <w:color w:themeColor="text2" w:val="1F497D"/>
@@ -8286,12 +8745,14 @@
     </w:tblStylePr>
     <w:tblStylePr w:type="firstCol">
       <w:rPr>
+        <w:rFonts w:eastAsia="黑体"/>
         <w:b/>
         <w:bCs/>
       </w:rPr>
     </w:tblStylePr>
     <w:tblStylePr w:type="lastCol">
       <w:rPr>
+        <w:rFonts w:eastAsia="黑体"/>
         <w:b/>
         <w:bCs/>
       </w:rPr>
@@ -8325,6 +8786,7 @@
       <w:spacing w:after="0" w:line="240" w:lineRule="auto"/>
     </w:pPr>
     <w:rPr>
+      <w:rFonts w:eastAsia="黑体"/>
       <w:color w:themeColor="text1" w:val="000000"/>
     </w:rPr>
     <w:tblPr>
@@ -8344,7 +8806,7 @@
     </w:tblPr>
     <w:tblStylePr w:type="firstRow">
       <w:rPr>
-        <w:rFonts w:asciiTheme="majorHAnsi" w:cstheme="majorBidi" w:eastAsiaTheme="majorEastAsia" w:hAnsiTheme="majorHAnsi"/>
+        <w:rFonts w:asciiTheme="majorHAnsi" w:cstheme="majorBidi" w:hAnsiTheme="majorHAnsi" w:eastAsia="黑体"/>
       </w:rPr>
       <w:tblPr/>
       <w:tcPr>
@@ -8356,6 +8818,7 @@
     </w:tblStylePr>
     <w:tblStylePr w:type="lastRow">
       <w:rPr>
+        <w:rFonts w:eastAsia="黑体"/>
         <w:b/>
         <w:bCs/>
         <w:color w:themeColor="text2" w:val="1F497D"/>
@@ -8370,12 +8833,14 @@
     </w:tblStylePr>
     <w:tblStylePr w:type="firstCol">
       <w:rPr>
+        <w:rFonts w:eastAsia="黑体"/>
         <w:b/>
         <w:bCs/>
       </w:rPr>
     </w:tblStylePr>
     <w:tblStylePr w:type="lastCol">
       <w:rPr>
+        <w:rFonts w:eastAsia="黑体"/>
         <w:b/>
         <w:bCs/>
       </w:rPr>
@@ -8409,6 +8874,7 @@
       <w:spacing w:after="0" w:line="240" w:lineRule="auto"/>
     </w:pPr>
     <w:rPr>
+      <w:rFonts w:eastAsia="黑体"/>
       <w:color w:themeColor="text1" w:val="000000"/>
     </w:rPr>
     <w:tblPr>
@@ -8428,7 +8894,7 @@
     </w:tblPr>
     <w:tblStylePr w:type="firstRow">
       <w:rPr>
-        <w:rFonts w:asciiTheme="majorHAnsi" w:cstheme="majorBidi" w:eastAsiaTheme="majorEastAsia" w:hAnsiTheme="majorHAnsi"/>
+        <w:rFonts w:asciiTheme="majorHAnsi" w:cstheme="majorBidi" w:hAnsiTheme="majorHAnsi" w:eastAsia="黑体"/>
       </w:rPr>
       <w:tblPr/>
       <w:tcPr>
@@ -8440,6 +8906,7 @@
     </w:tblStylePr>
     <w:tblStylePr w:type="lastRow">
       <w:rPr>
+        <w:rFonts w:eastAsia="黑体"/>
         <w:b/>
         <w:bCs/>
         <w:color w:themeColor="text2" w:val="1F497D"/>
@@ -8454,12 +8921,14 @@
     </w:tblStylePr>
     <w:tblStylePr w:type="firstCol">
       <w:rPr>
+        <w:rFonts w:eastAsia="黑体"/>
         <w:b/>
         <w:bCs/>
       </w:rPr>
     </w:tblStylePr>
     <w:tblStylePr w:type="lastCol">
       <w:rPr>
+        <w:rFonts w:eastAsia="黑体"/>
         <w:b/>
         <w:bCs/>
       </w:rPr>
@@ -8493,6 +8962,7 @@
       <w:spacing w:after="0" w:line="240" w:lineRule="auto"/>
     </w:pPr>
     <w:rPr>
+      <w:rFonts w:eastAsia="黑体"/>
       <w:color w:themeColor="text1" w:val="000000"/>
     </w:rPr>
     <w:tblPr>
@@ -8512,7 +8982,7 @@
     </w:tblPr>
     <w:tblStylePr w:type="firstRow">
       <w:rPr>
-        <w:rFonts w:asciiTheme="majorHAnsi" w:cstheme="majorBidi" w:eastAsiaTheme="majorEastAsia" w:hAnsiTheme="majorHAnsi"/>
+        <w:rFonts w:asciiTheme="majorHAnsi" w:cstheme="majorBidi" w:hAnsiTheme="majorHAnsi" w:eastAsia="黑体"/>
       </w:rPr>
       <w:tblPr/>
       <w:tcPr>
@@ -8524,6 +8994,7 @@
     </w:tblStylePr>
     <w:tblStylePr w:type="lastRow">
       <w:rPr>
+        <w:rFonts w:eastAsia="黑体"/>
         <w:b/>
         <w:bCs/>
         <w:color w:themeColor="text2" w:val="1F497D"/>
@@ -8538,12 +9009,14 @@
     </w:tblStylePr>
     <w:tblStylePr w:type="firstCol">
       <w:rPr>
+        <w:rFonts w:eastAsia="黑体"/>
         <w:b/>
         <w:bCs/>
       </w:rPr>
     </w:tblStylePr>
     <w:tblStylePr w:type="lastCol">
       <w:rPr>
+        <w:rFonts w:eastAsia="黑体"/>
         <w:b/>
         <w:bCs/>
       </w:rPr>
@@ -8577,6 +9050,7 @@
       <w:spacing w:after="0" w:line="240" w:lineRule="auto"/>
     </w:pPr>
     <w:rPr>
+      <w:rFonts w:eastAsia="黑体"/>
       <w:color w:themeColor="text1" w:val="000000"/>
     </w:rPr>
     <w:tblPr>
@@ -8596,7 +9070,7 @@
     </w:tblPr>
     <w:tblStylePr w:type="firstRow">
       <w:rPr>
-        <w:rFonts w:asciiTheme="majorHAnsi" w:cstheme="majorBidi" w:eastAsiaTheme="majorEastAsia" w:hAnsiTheme="majorHAnsi"/>
+        <w:rFonts w:asciiTheme="majorHAnsi" w:cstheme="majorBidi" w:hAnsiTheme="majorHAnsi" w:eastAsia="黑体"/>
       </w:rPr>
       <w:tblPr/>
       <w:tcPr>
@@ -8608,6 +9082,7 @@
     </w:tblStylePr>
     <w:tblStylePr w:type="lastRow">
       <w:rPr>
+        <w:rFonts w:eastAsia="黑体"/>
         <w:b/>
         <w:bCs/>
         <w:color w:themeColor="text2" w:val="1F497D"/>
@@ -8622,12 +9097,14 @@
     </w:tblStylePr>
     <w:tblStylePr w:type="firstCol">
       <w:rPr>
+        <w:rFonts w:eastAsia="黑体"/>
         <w:b/>
         <w:bCs/>
       </w:rPr>
     </w:tblStylePr>
     <w:tblStylePr w:type="lastCol">
       <w:rPr>
+        <w:rFonts w:eastAsia="黑体"/>
         <w:b/>
         <w:bCs/>
       </w:rPr>
@@ -8661,7 +9138,7 @@
       <w:spacing w:after="0" w:line="240" w:lineRule="auto"/>
     </w:pPr>
     <w:rPr>
-      <w:rFonts w:asciiTheme="majorHAnsi" w:cstheme="majorBidi" w:eastAsiaTheme="majorEastAsia" w:hAnsiTheme="majorHAnsi"/>
+      <w:rFonts w:asciiTheme="majorHAnsi" w:cstheme="majorBidi" w:hAnsiTheme="majorHAnsi" w:eastAsia="黑体"/>
       <w:color w:themeColor="text1" w:val="000000"/>
     </w:rPr>
     <w:tblPr>
@@ -8683,6 +9160,7 @@
     </w:tblPr>
     <w:tblStylePr w:type="firstRow">
       <w:rPr>
+        <w:rFonts w:eastAsia="黑体"/>
         <w:sz w:val="24"/>
         <w:szCs w:val="24"/>
       </w:rPr>
@@ -8789,7 +9267,7 @@
       <w:spacing w:after="0" w:line="240" w:lineRule="auto"/>
     </w:pPr>
     <w:rPr>
-      <w:rFonts w:asciiTheme="majorHAnsi" w:cstheme="majorBidi" w:eastAsiaTheme="majorEastAsia" w:hAnsiTheme="majorHAnsi"/>
+      <w:rFonts w:asciiTheme="majorHAnsi" w:cstheme="majorBidi" w:hAnsiTheme="majorHAnsi" w:eastAsia="黑体"/>
       <w:color w:themeColor="text1" w:val="000000"/>
     </w:rPr>
     <w:tblPr>
@@ -8811,6 +9289,7 @@
     </w:tblPr>
     <w:tblStylePr w:type="firstRow">
       <w:rPr>
+        <w:rFonts w:eastAsia="黑体"/>
         <w:sz w:val="24"/>
         <w:szCs w:val="24"/>
       </w:rPr>
@@ -8917,7 +9396,7 @@
       <w:spacing w:after="0" w:line="240" w:lineRule="auto"/>
     </w:pPr>
     <w:rPr>
-      <w:rFonts w:asciiTheme="majorHAnsi" w:cstheme="majorBidi" w:eastAsiaTheme="majorEastAsia" w:hAnsiTheme="majorHAnsi"/>
+      <w:rFonts w:asciiTheme="majorHAnsi" w:cstheme="majorBidi" w:hAnsiTheme="majorHAnsi" w:eastAsia="黑体"/>
       <w:color w:themeColor="text1" w:val="000000"/>
     </w:rPr>
     <w:tblPr>
@@ -8939,6 +9418,7 @@
     </w:tblPr>
     <w:tblStylePr w:type="firstRow">
       <w:rPr>
+        <w:rFonts w:eastAsia="黑体"/>
         <w:sz w:val="24"/>
         <w:szCs w:val="24"/>
       </w:rPr>
@@ -9045,7 +9525,7 @@
       <w:spacing w:after="0" w:line="240" w:lineRule="auto"/>
     </w:pPr>
     <w:rPr>
-      <w:rFonts w:asciiTheme="majorHAnsi" w:cstheme="majorBidi" w:eastAsiaTheme="majorEastAsia" w:hAnsiTheme="majorHAnsi"/>
+      <w:rFonts w:asciiTheme="majorHAnsi" w:cstheme="majorBidi" w:hAnsiTheme="majorHAnsi" w:eastAsia="黑体"/>
       <w:color w:themeColor="text1" w:val="000000"/>
     </w:rPr>
     <w:tblPr>
@@ -9067,6 +9547,7 @@
     </w:tblPr>
     <w:tblStylePr w:type="firstRow">
       <w:rPr>
+        <w:rFonts w:eastAsia="黑体"/>
         <w:sz w:val="24"/>
         <w:szCs w:val="24"/>
       </w:rPr>
@@ -9173,7 +9654,7 @@
       <w:spacing w:after="0" w:line="240" w:lineRule="auto"/>
     </w:pPr>
     <w:rPr>
-      <w:rFonts w:asciiTheme="majorHAnsi" w:cstheme="majorBidi" w:eastAsiaTheme="majorEastAsia" w:hAnsiTheme="majorHAnsi"/>
+      <w:rFonts w:asciiTheme="majorHAnsi" w:cstheme="majorBidi" w:hAnsiTheme="majorHAnsi" w:eastAsia="黑体"/>
       <w:color w:themeColor="text1" w:val="000000"/>
     </w:rPr>
     <w:tblPr>
@@ -9195,6 +9676,7 @@
     </w:tblPr>
     <w:tblStylePr w:type="firstRow">
       <w:rPr>
+        <w:rFonts w:eastAsia="黑体"/>
         <w:sz w:val="24"/>
         <w:szCs w:val="24"/>
       </w:rPr>
@@ -9301,7 +9783,7 @@
       <w:spacing w:after="0" w:line="240" w:lineRule="auto"/>
     </w:pPr>
     <w:rPr>
-      <w:rFonts w:asciiTheme="majorHAnsi" w:cstheme="majorBidi" w:eastAsiaTheme="majorEastAsia" w:hAnsiTheme="majorHAnsi"/>
+      <w:rFonts w:asciiTheme="majorHAnsi" w:cstheme="majorBidi" w:hAnsiTheme="majorHAnsi" w:eastAsia="黑体"/>
       <w:color w:themeColor="text1" w:val="000000"/>
     </w:rPr>
     <w:tblPr>
@@ -9323,6 +9805,7 @@
     </w:tblPr>
     <w:tblStylePr w:type="firstRow">
       <w:rPr>
+        <w:rFonts w:eastAsia="黑体"/>
         <w:sz w:val="24"/>
         <w:szCs w:val="24"/>
       </w:rPr>
@@ -9429,7 +9912,7 @@
       <w:spacing w:after="0" w:line="240" w:lineRule="auto"/>
     </w:pPr>
     <w:rPr>
-      <w:rFonts w:asciiTheme="majorHAnsi" w:cstheme="majorBidi" w:eastAsiaTheme="majorEastAsia" w:hAnsiTheme="majorHAnsi"/>
+      <w:rFonts w:asciiTheme="majorHAnsi" w:cstheme="majorBidi" w:hAnsiTheme="majorHAnsi" w:eastAsia="黑体"/>
       <w:color w:themeColor="text1" w:val="000000"/>
     </w:rPr>
     <w:tblPr>
@@ -9451,6 +9934,7 @@
     </w:tblPr>
     <w:tblStylePr w:type="firstRow">
       <w:rPr>
+        <w:rFonts w:eastAsia="黑体"/>
         <w:sz w:val="24"/>
         <w:szCs w:val="24"/>
       </w:rPr>
@@ -9580,12 +10064,14 @@
     </w:tcPr>
     <w:tblStylePr w:type="firstRow">
       <w:rPr>
+        <w:rFonts w:eastAsia="黑体"/>
         <w:b/>
         <w:bCs/>
       </w:rPr>
     </w:tblStylePr>
     <w:tblStylePr w:type="lastRow">
       <w:rPr>
+        <w:rFonts w:eastAsia="黑体"/>
         <w:b/>
         <w:bCs/>
       </w:rPr>
@@ -9598,12 +10084,14 @@
     </w:tblStylePr>
     <w:tblStylePr w:type="firstCol">
       <w:rPr>
+        <w:rFonts w:eastAsia="黑体"/>
         <w:b/>
         <w:bCs/>
       </w:rPr>
     </w:tblStylePr>
     <w:tblStylePr w:type="lastCol">
       <w:rPr>
+        <w:rFonts w:eastAsia="黑体"/>
         <w:b/>
         <w:bCs/>
       </w:rPr>
@@ -9653,12 +10141,14 @@
     </w:tcPr>
     <w:tblStylePr w:type="firstRow">
       <w:rPr>
+        <w:rFonts w:eastAsia="黑体"/>
         <w:b/>
         <w:bCs/>
       </w:rPr>
     </w:tblStylePr>
     <w:tblStylePr w:type="lastRow">
       <w:rPr>
+        <w:rFonts w:eastAsia="黑体"/>
         <w:b/>
         <w:bCs/>
       </w:rPr>
@@ -9671,12 +10161,14 @@
     </w:tblStylePr>
     <w:tblStylePr w:type="firstCol">
       <w:rPr>
+        <w:rFonts w:eastAsia="黑体"/>
         <w:b/>
         <w:bCs/>
       </w:rPr>
     </w:tblStylePr>
     <w:tblStylePr w:type="lastCol">
       <w:rPr>
+        <w:rFonts w:eastAsia="黑体"/>
         <w:b/>
         <w:bCs/>
       </w:rPr>
@@ -9726,12 +10218,14 @@
     </w:tcPr>
     <w:tblStylePr w:type="firstRow">
       <w:rPr>
+        <w:rFonts w:eastAsia="黑体"/>
         <w:b/>
         <w:bCs/>
       </w:rPr>
     </w:tblStylePr>
     <w:tblStylePr w:type="lastRow">
       <w:rPr>
+        <w:rFonts w:eastAsia="黑体"/>
         <w:b/>
         <w:bCs/>
       </w:rPr>
@@ -9744,12 +10238,14 @@
     </w:tblStylePr>
     <w:tblStylePr w:type="firstCol">
       <w:rPr>
+        <w:rFonts w:eastAsia="黑体"/>
         <w:b/>
         <w:bCs/>
       </w:rPr>
     </w:tblStylePr>
     <w:tblStylePr w:type="lastCol">
       <w:rPr>
+        <w:rFonts w:eastAsia="黑体"/>
         <w:b/>
         <w:bCs/>
       </w:rPr>
@@ -9799,12 +10295,14 @@
     </w:tcPr>
     <w:tblStylePr w:type="firstRow">
       <w:rPr>
+        <w:rFonts w:eastAsia="黑体"/>
         <w:b/>
         <w:bCs/>
       </w:rPr>
     </w:tblStylePr>
     <w:tblStylePr w:type="lastRow">
       <w:rPr>
+        <w:rFonts w:eastAsia="黑体"/>
         <w:b/>
         <w:bCs/>
       </w:rPr>
@@ -9817,12 +10315,14 @@
     </w:tblStylePr>
     <w:tblStylePr w:type="firstCol">
       <w:rPr>
+        <w:rFonts w:eastAsia="黑体"/>
         <w:b/>
         <w:bCs/>
       </w:rPr>
     </w:tblStylePr>
     <w:tblStylePr w:type="lastCol">
       <w:rPr>
+        <w:rFonts w:eastAsia="黑体"/>
         <w:b/>
         <w:bCs/>
       </w:rPr>
@@ -9872,12 +10372,14 @@
     </w:tcPr>
     <w:tblStylePr w:type="firstRow">
       <w:rPr>
+        <w:rFonts w:eastAsia="黑体"/>
         <w:b/>
         <w:bCs/>
       </w:rPr>
     </w:tblStylePr>
     <w:tblStylePr w:type="lastRow">
       <w:rPr>
+        <w:rFonts w:eastAsia="黑体"/>
         <w:b/>
         <w:bCs/>
       </w:rPr>
@@ -9890,12 +10392,14 @@
     </w:tblStylePr>
     <w:tblStylePr w:type="firstCol">
       <w:rPr>
+        <w:rFonts w:eastAsia="黑体"/>
         <w:b/>
         <w:bCs/>
       </w:rPr>
     </w:tblStylePr>
     <w:tblStylePr w:type="lastCol">
       <w:rPr>
+        <w:rFonts w:eastAsia="黑体"/>
         <w:b/>
         <w:bCs/>
       </w:rPr>
@@ -9945,12 +10449,14 @@
     </w:tcPr>
     <w:tblStylePr w:type="firstRow">
       <w:rPr>
+        <w:rFonts w:eastAsia="黑体"/>
         <w:b/>
         <w:bCs/>
       </w:rPr>
     </w:tblStylePr>
     <w:tblStylePr w:type="lastRow">
       <w:rPr>
+        <w:rFonts w:eastAsia="黑体"/>
         <w:b/>
         <w:bCs/>
       </w:rPr>
@@ -9963,12 +10469,14 @@
     </w:tblStylePr>
     <w:tblStylePr w:type="firstCol">
       <w:rPr>
+        <w:rFonts w:eastAsia="黑体"/>
         <w:b/>
         <w:bCs/>
       </w:rPr>
     </w:tblStylePr>
     <w:tblStylePr w:type="lastCol">
       <w:rPr>
+        <w:rFonts w:eastAsia="黑体"/>
         <w:b/>
         <w:bCs/>
       </w:rPr>
@@ -10018,12 +10526,14 @@
     </w:tcPr>
     <w:tblStylePr w:type="firstRow">
       <w:rPr>
+        <w:rFonts w:eastAsia="黑体"/>
         <w:b/>
         <w:bCs/>
       </w:rPr>
     </w:tblStylePr>
     <w:tblStylePr w:type="lastRow">
       <w:rPr>
+        <w:rFonts w:eastAsia="黑体"/>
         <w:b/>
         <w:bCs/>
       </w:rPr>
@@ -10036,12 +10546,14 @@
     </w:tblStylePr>
     <w:tblStylePr w:type="firstCol">
       <w:rPr>
+        <w:rFonts w:eastAsia="黑体"/>
         <w:b/>
         <w:bCs/>
       </w:rPr>
     </w:tblStylePr>
     <w:tblStylePr w:type="lastCol">
       <w:rPr>
+        <w:rFonts w:eastAsia="黑体"/>
         <w:b/>
         <w:bCs/>
       </w:rPr>
@@ -10068,7 +10580,7 @@
       <w:spacing w:after="0" w:line="240" w:lineRule="auto"/>
     </w:pPr>
     <w:rPr>
-      <w:rFonts w:asciiTheme="majorHAnsi" w:cstheme="majorBidi" w:eastAsiaTheme="majorEastAsia" w:hAnsiTheme="majorHAnsi"/>
+      <w:rFonts w:asciiTheme="majorHAnsi" w:cstheme="majorBidi" w:hAnsiTheme="majorHAnsi" w:eastAsia="黑体"/>
       <w:color w:themeColor="text1" w:val="000000"/>
     </w:rPr>
     <w:tblPr>
@@ -10095,6 +10607,7 @@
     </w:tcPr>
     <w:tblStylePr w:type="firstRow">
       <w:rPr>
+        <w:rFonts w:eastAsia="黑体"/>
         <w:b/>
         <w:bCs/>
         <w:color w:themeColor="text1" w:val="000000"/>
@@ -10106,6 +10619,7 @@
     </w:tblStylePr>
     <w:tblStylePr w:type="lastRow">
       <w:rPr>
+        <w:rFonts w:eastAsia="黑体"/>
         <w:b/>
         <w:bCs/>
         <w:color w:themeColor="text1" w:val="000000"/>
@@ -10125,6 +10639,7 @@
     </w:tblStylePr>
     <w:tblStylePr w:type="firstCol">
       <w:rPr>
+        <w:rFonts w:eastAsia="黑体"/>
         <w:b/>
         <w:bCs/>
         <w:color w:themeColor="text1" w:val="000000"/>
@@ -10144,6 +10659,7 @@
     </w:tblStylePr>
     <w:tblStylePr w:type="lastCol">
       <w:rPr>
+        <w:rFonts w:eastAsia="黑体"/>
         <w:b w:val="0"/>
         <w:bCs w:val="0"/>
         <w:color w:themeColor="text1" w:val="000000"/>
@@ -10193,7 +10709,7 @@
       <w:spacing w:after="0" w:line="240" w:lineRule="auto"/>
     </w:pPr>
     <w:rPr>
-      <w:rFonts w:asciiTheme="majorHAnsi" w:cstheme="majorBidi" w:eastAsiaTheme="majorEastAsia" w:hAnsiTheme="majorHAnsi"/>
+      <w:rFonts w:asciiTheme="majorHAnsi" w:cstheme="majorBidi" w:hAnsiTheme="majorHAnsi" w:eastAsia="黑体"/>
       <w:color w:themeColor="text1" w:val="000000"/>
     </w:rPr>
     <w:tblPr>
@@ -10220,6 +10736,7 @@
     </w:tcPr>
     <w:tblStylePr w:type="firstRow">
       <w:rPr>
+        <w:rFonts w:eastAsia="黑体"/>
         <w:b/>
         <w:bCs/>
         <w:color w:themeColor="text1" w:val="000000"/>
@@ -10231,6 +10748,7 @@
     </w:tblStylePr>
     <w:tblStylePr w:type="lastRow">
       <w:rPr>
+        <w:rFonts w:eastAsia="黑体"/>
         <w:b/>
         <w:bCs/>
         <w:color w:themeColor="text1" w:val="000000"/>
@@ -10250,6 +10768,7 @@
     </w:tblStylePr>
     <w:tblStylePr w:type="firstCol">
       <w:rPr>
+        <w:rFonts w:eastAsia="黑体"/>
         <w:b/>
         <w:bCs/>
         <w:color w:themeColor="text1" w:val="000000"/>
@@ -10269,6 +10788,7 @@
     </w:tblStylePr>
     <w:tblStylePr w:type="lastCol">
       <w:rPr>
+        <w:rFonts w:eastAsia="黑体"/>
         <w:b w:val="0"/>
         <w:bCs w:val="0"/>
         <w:color w:themeColor="text1" w:val="000000"/>
@@ -10318,7 +10838,7 @@
       <w:spacing w:after="0" w:line="240" w:lineRule="auto"/>
     </w:pPr>
     <w:rPr>
-      <w:rFonts w:asciiTheme="majorHAnsi" w:cstheme="majorBidi" w:eastAsiaTheme="majorEastAsia" w:hAnsiTheme="majorHAnsi"/>
+      <w:rFonts w:asciiTheme="majorHAnsi" w:cstheme="majorBidi" w:hAnsiTheme="majorHAnsi" w:eastAsia="黑体"/>
       <w:color w:themeColor="text1" w:val="000000"/>
     </w:rPr>
     <w:tblPr>
@@ -10345,6 +10865,7 @@
     </w:tcPr>
     <w:tblStylePr w:type="firstRow">
       <w:rPr>
+        <w:rFonts w:eastAsia="黑体"/>
         <w:b/>
         <w:bCs/>
         <w:color w:themeColor="text1" w:val="000000"/>
@@ -10356,6 +10877,7 @@
     </w:tblStylePr>
     <w:tblStylePr w:type="lastRow">
       <w:rPr>
+        <w:rFonts w:eastAsia="黑体"/>
         <w:b/>
         <w:bCs/>
         <w:color w:themeColor="text1" w:val="000000"/>
@@ -10375,6 +10897,7 @@
     </w:tblStylePr>
     <w:tblStylePr w:type="firstCol">
       <w:rPr>
+        <w:rFonts w:eastAsia="黑体"/>
         <w:b/>
         <w:bCs/>
         <w:color w:themeColor="text1" w:val="000000"/>
@@ -10394,6 +10917,7 @@
     </w:tblStylePr>
     <w:tblStylePr w:type="lastCol">
       <w:rPr>
+        <w:rFonts w:eastAsia="黑体"/>
         <w:b w:val="0"/>
         <w:bCs w:val="0"/>
         <w:color w:themeColor="text1" w:val="000000"/>
@@ -10443,7 +10967,7 @@
       <w:spacing w:after="0" w:line="240" w:lineRule="auto"/>
     </w:pPr>
     <w:rPr>
-      <w:rFonts w:asciiTheme="majorHAnsi" w:cstheme="majorBidi" w:eastAsiaTheme="majorEastAsia" w:hAnsiTheme="majorHAnsi"/>
+      <w:rFonts w:asciiTheme="majorHAnsi" w:cstheme="majorBidi" w:hAnsiTheme="majorHAnsi" w:eastAsia="黑体"/>
       <w:color w:themeColor="text1" w:val="000000"/>
     </w:rPr>
     <w:tblPr>
@@ -10470,6 +10994,7 @@
     </w:tcPr>
     <w:tblStylePr w:type="firstRow">
       <w:rPr>
+        <w:rFonts w:eastAsia="黑体"/>
         <w:b/>
         <w:bCs/>
         <w:color w:themeColor="text1" w:val="000000"/>
@@ -10481,6 +11006,7 @@
     </w:tblStylePr>
     <w:tblStylePr w:type="lastRow">
       <w:rPr>
+        <w:rFonts w:eastAsia="黑体"/>
         <w:b/>
         <w:bCs/>
         <w:color w:themeColor="text1" w:val="000000"/>
@@ -10500,6 +11026,7 @@
     </w:tblStylePr>
     <w:tblStylePr w:type="firstCol">
       <w:rPr>
+        <w:rFonts w:eastAsia="黑体"/>
         <w:b/>
         <w:bCs/>
         <w:color w:themeColor="text1" w:val="000000"/>
@@ -10519,6 +11046,7 @@
     </w:tblStylePr>
     <w:tblStylePr w:type="lastCol">
       <w:rPr>
+        <w:rFonts w:eastAsia="黑体"/>
         <w:b w:val="0"/>
         <w:bCs w:val="0"/>
         <w:color w:themeColor="text1" w:val="000000"/>
@@ -10568,7 +11096,7 @@
       <w:spacing w:after="0" w:line="240" w:lineRule="auto"/>
     </w:pPr>
     <w:rPr>
-      <w:rFonts w:asciiTheme="majorHAnsi" w:cstheme="majorBidi" w:eastAsiaTheme="majorEastAsia" w:hAnsiTheme="majorHAnsi"/>
+      <w:rFonts w:asciiTheme="majorHAnsi" w:cstheme="majorBidi" w:hAnsiTheme="majorHAnsi" w:eastAsia="黑体"/>
       <w:color w:themeColor="text1" w:val="000000"/>
     </w:rPr>
     <w:tblPr>
@@ -10595,6 +11123,7 @@
     </w:tcPr>
     <w:tblStylePr w:type="firstRow">
       <w:rPr>
+        <w:rFonts w:eastAsia="黑体"/>
         <w:b/>
         <w:bCs/>
         <w:color w:themeColor="text1" w:val="000000"/>
@@ -10606,6 +11135,7 @@
     </w:tblStylePr>
     <w:tblStylePr w:type="lastRow">
       <w:rPr>
+        <w:rFonts w:eastAsia="黑体"/>
         <w:b/>
         <w:bCs/>
         <w:color w:themeColor="text1" w:val="000000"/>
@@ -10625,6 +11155,7 @@
     </w:tblStylePr>
     <w:tblStylePr w:type="firstCol">
       <w:rPr>
+        <w:rFonts w:eastAsia="黑体"/>
         <w:b/>
         <w:bCs/>
         <w:color w:themeColor="text1" w:val="000000"/>
@@ -10644,6 +11175,7 @@
     </w:tblStylePr>
     <w:tblStylePr w:type="lastCol">
       <w:rPr>
+        <w:rFonts w:eastAsia="黑体"/>
         <w:b w:val="0"/>
         <w:bCs w:val="0"/>
         <w:color w:themeColor="text1" w:val="000000"/>
@@ -10693,7 +11225,7 @@
       <w:spacing w:after="0" w:line="240" w:lineRule="auto"/>
     </w:pPr>
     <w:rPr>
-      <w:rFonts w:asciiTheme="majorHAnsi" w:cstheme="majorBidi" w:eastAsiaTheme="majorEastAsia" w:hAnsiTheme="majorHAnsi"/>
+      <w:rFonts w:asciiTheme="majorHAnsi" w:cstheme="majorBidi" w:hAnsiTheme="majorHAnsi" w:eastAsia="黑体"/>
       <w:color w:themeColor="text1" w:val="000000"/>
     </w:rPr>
     <w:tblPr>
@@ -10720,6 +11252,7 @@
     </w:tcPr>
     <w:tblStylePr w:type="firstRow">
       <w:rPr>
+        <w:rFonts w:eastAsia="黑体"/>
         <w:b/>
         <w:bCs/>
         <w:color w:themeColor="text1" w:val="000000"/>
@@ -10731,6 +11264,7 @@
     </w:tblStylePr>
     <w:tblStylePr w:type="lastRow">
       <w:rPr>
+        <w:rFonts w:eastAsia="黑体"/>
         <w:b/>
         <w:bCs/>
         <w:color w:themeColor="text1" w:val="000000"/>
@@ -10750,6 +11284,7 @@
     </w:tblStylePr>
     <w:tblStylePr w:type="firstCol">
       <w:rPr>
+        <w:rFonts w:eastAsia="黑体"/>
         <w:b/>
         <w:bCs/>
         <w:color w:themeColor="text1" w:val="000000"/>
@@ -10769,6 +11304,7 @@
     </w:tblStylePr>
     <w:tblStylePr w:type="lastCol">
       <w:rPr>
+        <w:rFonts w:eastAsia="黑体"/>
         <w:b w:val="0"/>
         <w:bCs w:val="0"/>
         <w:color w:themeColor="text1" w:val="000000"/>
@@ -10818,7 +11354,7 @@
       <w:spacing w:after="0" w:line="240" w:lineRule="auto"/>
     </w:pPr>
     <w:rPr>
-      <w:rFonts w:asciiTheme="majorHAnsi" w:cstheme="majorBidi" w:eastAsiaTheme="majorEastAsia" w:hAnsiTheme="majorHAnsi"/>
+      <w:rFonts w:asciiTheme="majorHAnsi" w:cstheme="majorBidi" w:hAnsiTheme="majorHAnsi" w:eastAsia="黑体"/>
       <w:color w:themeColor="text1" w:val="000000"/>
     </w:rPr>
     <w:tblPr>
@@ -10845,6 +11381,7 @@
     </w:tcPr>
     <w:tblStylePr w:type="firstRow">
       <w:rPr>
+        <w:rFonts w:eastAsia="黑体"/>
         <w:b/>
         <w:bCs/>
         <w:color w:themeColor="text1" w:val="000000"/>
@@ -10856,6 +11393,7 @@
     </w:tblStylePr>
     <w:tblStylePr w:type="lastRow">
       <w:rPr>
+        <w:rFonts w:eastAsia="黑体"/>
         <w:b/>
         <w:bCs/>
         <w:color w:themeColor="text1" w:val="000000"/>
@@ -10875,6 +11413,7 @@
     </w:tblStylePr>
     <w:tblStylePr w:type="firstCol">
       <w:rPr>
+        <w:rFonts w:eastAsia="黑体"/>
         <w:b/>
         <w:bCs/>
         <w:color w:themeColor="text1" w:val="000000"/>
@@ -10894,6 +11433,7 @@
     </w:tblStylePr>
     <w:tblStylePr w:type="lastCol">
       <w:rPr>
+        <w:rFonts w:eastAsia="黑体"/>
         <w:b w:val="0"/>
         <w:bCs w:val="0"/>
         <w:color w:themeColor="text1" w:val="000000"/>
@@ -10966,6 +11506,7 @@
     </w:tcPr>
     <w:tblStylePr w:type="firstRow">
       <w:rPr>
+        <w:rFonts w:eastAsia="黑体"/>
         <w:b/>
         <w:bCs/>
         <w:i w:val="0"/>
@@ -10987,6 +11528,7 @@
     </w:tblStylePr>
     <w:tblStylePr w:type="lastRow">
       <w:rPr>
+        <w:rFonts w:eastAsia="黑体"/>
         <w:b/>
         <w:bCs/>
         <w:i w:val="0"/>
@@ -11008,6 +11550,7 @@
     </w:tblStylePr>
     <w:tblStylePr w:type="firstCol">
       <w:rPr>
+        <w:rFonts w:eastAsia="黑体"/>
         <w:b/>
         <w:bCs/>
         <w:i w:val="0"/>
@@ -11027,6 +11570,7 @@
     </w:tblStylePr>
     <w:tblStylePr w:type="lastCol">
       <w:rPr>
+        <w:rFonts w:eastAsia="黑体"/>
         <w:b/>
         <w:bCs/>
         <w:i w:val="0"/>
@@ -11107,6 +11651,7 @@
     </w:tcPr>
     <w:tblStylePr w:type="firstRow">
       <w:rPr>
+        <w:rFonts w:eastAsia="黑体"/>
         <w:b/>
         <w:bCs/>
         <w:i w:val="0"/>
@@ -11128,6 +11673,7 @@
     </w:tblStylePr>
     <w:tblStylePr w:type="lastRow">
       <w:rPr>
+        <w:rFonts w:eastAsia="黑体"/>
         <w:b/>
         <w:bCs/>
         <w:i w:val="0"/>
@@ -11149,6 +11695,7 @@
     </w:tblStylePr>
     <w:tblStylePr w:type="firstCol">
       <w:rPr>
+        <w:rFonts w:eastAsia="黑体"/>
         <w:b/>
         <w:bCs/>
         <w:i w:val="0"/>
@@ -11168,6 +11715,7 @@
     </w:tblStylePr>
     <w:tblStylePr w:type="lastCol">
       <w:rPr>
+        <w:rFonts w:eastAsia="黑体"/>
         <w:b/>
         <w:bCs/>
         <w:i w:val="0"/>
@@ -11248,6 +11796,7 @@
     </w:tcPr>
     <w:tblStylePr w:type="firstRow">
       <w:rPr>
+        <w:rFonts w:eastAsia="黑体"/>
         <w:b/>
         <w:bCs/>
         <w:i w:val="0"/>
@@ -11269,6 +11818,7 @@
     </w:tblStylePr>
     <w:tblStylePr w:type="lastRow">
       <w:rPr>
+        <w:rFonts w:eastAsia="黑体"/>
         <w:b/>
         <w:bCs/>
         <w:i w:val="0"/>
@@ -11290,6 +11840,7 @@
     </w:tblStylePr>
     <w:tblStylePr w:type="firstCol">
       <w:rPr>
+        <w:rFonts w:eastAsia="黑体"/>
         <w:b/>
         <w:bCs/>
         <w:i w:val="0"/>
@@ -11309,6 +11860,7 @@
     </w:tblStylePr>
     <w:tblStylePr w:type="lastCol">
       <w:rPr>
+        <w:rFonts w:eastAsia="黑体"/>
         <w:b/>
         <w:bCs/>
         <w:i w:val="0"/>
@@ -11389,6 +11941,7 @@
     </w:tcPr>
     <w:tblStylePr w:type="firstRow">
       <w:rPr>
+        <w:rFonts w:eastAsia="黑体"/>
         <w:b/>
         <w:bCs/>
         <w:i w:val="0"/>
@@ -11410,6 +11963,7 @@
     </w:tblStylePr>
     <w:tblStylePr w:type="lastRow">
       <w:rPr>
+        <w:rFonts w:eastAsia="黑体"/>
         <w:b/>
         <w:bCs/>
         <w:i w:val="0"/>
@@ -11431,6 +11985,7 @@
     </w:tblStylePr>
     <w:tblStylePr w:type="firstCol">
       <w:rPr>
+        <w:rFonts w:eastAsia="黑体"/>
         <w:b/>
         <w:bCs/>
         <w:i w:val="0"/>
@@ -11450,6 +12005,7 @@
     </w:tblStylePr>
     <w:tblStylePr w:type="lastCol">
       <w:rPr>
+        <w:rFonts w:eastAsia="黑体"/>
         <w:b/>
         <w:bCs/>
         <w:i w:val="0"/>
@@ -11530,6 +12086,7 @@
     </w:tcPr>
     <w:tblStylePr w:type="firstRow">
       <w:rPr>
+        <w:rFonts w:eastAsia="黑体"/>
         <w:b/>
         <w:bCs/>
         <w:i w:val="0"/>
@@ -11551,6 +12108,7 @@
     </w:tblStylePr>
     <w:tblStylePr w:type="lastRow">
       <w:rPr>
+        <w:rFonts w:eastAsia="黑体"/>
         <w:b/>
         <w:bCs/>
         <w:i w:val="0"/>
@@ -11572,6 +12130,7 @@
     </w:tblStylePr>
     <w:tblStylePr w:type="firstCol">
       <w:rPr>
+        <w:rFonts w:eastAsia="黑体"/>
         <w:b/>
         <w:bCs/>
         <w:i w:val="0"/>
@@ -11591,6 +12150,7 @@
     </w:tblStylePr>
     <w:tblStylePr w:type="lastCol">
       <w:rPr>
+        <w:rFonts w:eastAsia="黑体"/>
         <w:b/>
         <w:bCs/>
         <w:i w:val="0"/>
@@ -11671,6 +12231,7 @@
     </w:tcPr>
     <w:tblStylePr w:type="firstRow">
       <w:rPr>
+        <w:rFonts w:eastAsia="黑体"/>
         <w:b/>
         <w:bCs/>
         <w:i w:val="0"/>
@@ -11692,6 +12253,7 @@
     </w:tblStylePr>
     <w:tblStylePr w:type="lastRow">
       <w:rPr>
+        <w:rFonts w:eastAsia="黑体"/>
         <w:b/>
         <w:bCs/>
         <w:i w:val="0"/>
@@ -11713,6 +12275,7 @@
     </w:tblStylePr>
     <w:tblStylePr w:type="firstCol">
       <w:rPr>
+        <w:rFonts w:eastAsia="黑体"/>
         <w:b/>
         <w:bCs/>
         <w:i w:val="0"/>
@@ -11732,6 +12295,7 @@
     </w:tblStylePr>
     <w:tblStylePr w:type="lastCol">
       <w:rPr>
+        <w:rFonts w:eastAsia="黑体"/>
         <w:b/>
         <w:bCs/>
         <w:i w:val="0"/>
@@ -11812,6 +12376,7 @@
     </w:tcPr>
     <w:tblStylePr w:type="firstRow">
       <w:rPr>
+        <w:rFonts w:eastAsia="黑体"/>
         <w:b/>
         <w:bCs/>
         <w:i w:val="0"/>
@@ -11833,6 +12398,7 @@
     </w:tblStylePr>
     <w:tblStylePr w:type="lastRow">
       <w:rPr>
+        <w:rFonts w:eastAsia="黑体"/>
         <w:b/>
         <w:bCs/>
         <w:i w:val="0"/>
@@ -11854,6 +12420,7 @@
     </w:tblStylePr>
     <w:tblStylePr w:type="firstCol">
       <w:rPr>
+        <w:rFonts w:eastAsia="黑体"/>
         <w:b/>
         <w:bCs/>
         <w:i w:val="0"/>
@@ -11873,6 +12440,7 @@
     </w:tblStylePr>
     <w:tblStylePr w:type="lastCol">
       <w:rPr>
+        <w:rFonts w:eastAsia="黑体"/>
         <w:b/>
         <w:bCs/>
         <w:i w:val="0"/>
@@ -11930,6 +12498,7 @@
       <w:spacing w:after="0" w:line="240" w:lineRule="auto"/>
     </w:pPr>
     <w:rPr>
+      <w:rFonts w:eastAsia="黑体"/>
       <w:color w:themeColor="background1" w:val="FFFFFF"/>
     </w:rPr>
     <w:tblPr>
@@ -11948,6 +12517,7 @@
     </w:tcPr>
     <w:tblStylePr w:type="firstRow">
       <w:rPr>
+        <w:rFonts w:eastAsia="黑体"/>
         <w:b/>
         <w:bCs/>
       </w:rPr>
@@ -12044,6 +12614,7 @@
       <w:spacing w:after="0" w:line="240" w:lineRule="auto"/>
     </w:pPr>
     <w:rPr>
+      <w:rFonts w:eastAsia="黑体"/>
       <w:color w:themeColor="background1" w:val="FFFFFF"/>
     </w:rPr>
     <w:tblPr>
@@ -12062,6 +12633,7 @@
     </w:tcPr>
     <w:tblStylePr w:type="firstRow">
       <w:rPr>
+        <w:rFonts w:eastAsia="黑体"/>
         <w:b/>
         <w:bCs/>
       </w:rPr>
@@ -12158,6 +12730,7 @@
       <w:spacing w:after="0" w:line="240" w:lineRule="auto"/>
     </w:pPr>
     <w:rPr>
+      <w:rFonts w:eastAsia="黑体"/>
       <w:color w:themeColor="background1" w:val="FFFFFF"/>
     </w:rPr>
     <w:tblPr>
@@ -12176,6 +12749,7 @@
     </w:tcPr>
     <w:tblStylePr w:type="firstRow">
       <w:rPr>
+        <w:rFonts w:eastAsia="黑体"/>
         <w:b/>
         <w:bCs/>
       </w:rPr>
@@ -12272,6 +12846,7 @@
       <w:spacing w:after="0" w:line="240" w:lineRule="auto"/>
     </w:pPr>
     <w:rPr>
+      <w:rFonts w:eastAsia="黑体"/>
       <w:color w:themeColor="background1" w:val="FFFFFF"/>
     </w:rPr>
     <w:tblPr>
@@ -12290,6 +12865,7 @@
     </w:tcPr>
     <w:tblStylePr w:type="firstRow">
       <w:rPr>
+        <w:rFonts w:eastAsia="黑体"/>
         <w:b/>
         <w:bCs/>
       </w:rPr>
@@ -12386,6 +12962,7 @@
       <w:spacing w:after="0" w:line="240" w:lineRule="auto"/>
     </w:pPr>
     <w:rPr>
+      <w:rFonts w:eastAsia="黑体"/>
       <w:color w:themeColor="background1" w:val="FFFFFF"/>
     </w:rPr>
     <w:tblPr>
@@ -12404,6 +12981,7 @@
     </w:tcPr>
     <w:tblStylePr w:type="firstRow">
       <w:rPr>
+        <w:rFonts w:eastAsia="黑体"/>
         <w:b/>
         <w:bCs/>
       </w:rPr>
@@ -12500,6 +13078,7 @@
       <w:spacing w:after="0" w:line="240" w:lineRule="auto"/>
     </w:pPr>
     <w:rPr>
+      <w:rFonts w:eastAsia="黑体"/>
       <w:color w:themeColor="background1" w:val="FFFFFF"/>
     </w:rPr>
     <w:tblPr>
@@ -12518,6 +13097,7 @@
     </w:tcPr>
     <w:tblStylePr w:type="firstRow">
       <w:rPr>
+        <w:rFonts w:eastAsia="黑体"/>
         <w:b/>
         <w:bCs/>
       </w:rPr>
@@ -12614,6 +13194,7 @@
       <w:spacing w:after="0" w:line="240" w:lineRule="auto"/>
     </w:pPr>
     <w:rPr>
+      <w:rFonts w:eastAsia="黑体"/>
       <w:color w:themeColor="background1" w:val="FFFFFF"/>
     </w:rPr>
     <w:tblPr>
@@ -12632,6 +13213,7 @@
     </w:tcPr>
     <w:tblStylePr w:type="firstRow">
       <w:rPr>
+        <w:rFonts w:eastAsia="黑体"/>
         <w:b/>
         <w:bCs/>
       </w:rPr>
@@ -12728,6 +13310,7 @@
       <w:spacing w:after="0" w:line="240" w:lineRule="auto"/>
     </w:pPr>
     <w:rPr>
+      <w:rFonts w:eastAsia="黑体"/>
       <w:color w:themeColor="text1" w:val="000000"/>
     </w:rPr>
     <w:tblPr>
@@ -12754,6 +13337,7 @@
     </w:tcPr>
     <w:tblStylePr w:type="firstRow">
       <w:rPr>
+        <w:rFonts w:eastAsia="黑体"/>
         <w:b/>
         <w:bCs/>
       </w:rPr>
@@ -12772,6 +13356,7 @@
     </w:tblStylePr>
     <w:tblStylePr w:type="lastRow">
       <w:rPr>
+        <w:rFonts w:eastAsia="黑体"/>
         <w:b/>
         <w:bCs/>
         <w:color w:themeColor="background1" w:val="FFFFFF"/>
@@ -12786,6 +13371,7 @@
     </w:tblStylePr>
     <w:tblStylePr w:type="firstCol">
       <w:rPr>
+        <w:rFonts w:eastAsia="黑体"/>
         <w:color w:themeColor="background1" w:val="FFFFFF"/>
       </w:rPr>
       <w:tblPr/>
@@ -12803,6 +13389,7 @@
     </w:tblStylePr>
     <w:tblStylePr w:type="lastCol">
       <w:rPr>
+        <w:rFonts w:eastAsia="黑体"/>
         <w:color w:themeColor="background1" w:val="FFFFFF"/>
       </w:rPr>
       <w:tblPr/>
@@ -12832,11 +13419,13 @@
     </w:tblStylePr>
     <w:tblStylePr w:type="neCell">
       <w:rPr>
+        <w:rFonts w:eastAsia="黑体"/>
         <w:color w:themeColor="text1" w:val="000000"/>
       </w:rPr>
     </w:tblStylePr>
     <w:tblStylePr w:type="nwCell">
       <w:rPr>
+        <w:rFonts w:eastAsia="黑体"/>
         <w:color w:themeColor="text1" w:val="000000"/>
       </w:rPr>
     </w:tblStylePr>
@@ -12850,6 +13439,7 @@
       <w:spacing w:after="0" w:line="240" w:lineRule="auto"/>
     </w:pPr>
     <w:rPr>
+      <w:rFonts w:eastAsia="黑体"/>
       <w:color w:themeColor="text1" w:val="000000"/>
     </w:rPr>
     <w:tblPr>
@@ -12876,6 +13466,7 @@
     </w:tcPr>
     <w:tblStylePr w:type="firstRow">
       <w:rPr>
+        <w:rFonts w:eastAsia="黑体"/>
         <w:b/>
         <w:bCs/>
       </w:rPr>
@@ -12894,6 +13485,7 @@
     </w:tblStylePr>
     <w:tblStylePr w:type="lastRow">
       <w:rPr>
+        <w:rFonts w:eastAsia="黑体"/>
         <w:b/>
         <w:bCs/>
         <w:color w:themeColor="background1" w:val="FFFFFF"/>
@@ -12908,6 +13500,7 @@
     </w:tblStylePr>
     <w:tblStylePr w:type="firstCol">
       <w:rPr>
+        <w:rFonts w:eastAsia="黑体"/>
         <w:color w:themeColor="background1" w:val="FFFFFF"/>
       </w:rPr>
       <w:tblPr/>
@@ -12925,6 +13518,7 @@
     </w:tblStylePr>
     <w:tblStylePr w:type="lastCol">
       <w:rPr>
+        <w:rFonts w:eastAsia="黑体"/>
         <w:color w:themeColor="background1" w:val="FFFFFF"/>
       </w:rPr>
       <w:tblPr/>
@@ -12954,11 +13548,13 @@
     </w:tblStylePr>
     <w:tblStylePr w:type="neCell">
       <w:rPr>
+        <w:rFonts w:eastAsia="黑体"/>
         <w:color w:themeColor="text1" w:val="000000"/>
       </w:rPr>
     </w:tblStylePr>
     <w:tblStylePr w:type="nwCell">
       <w:rPr>
+        <w:rFonts w:eastAsia="黑体"/>
         <w:color w:themeColor="text1" w:val="000000"/>
       </w:rPr>
     </w:tblStylePr>
@@ -12972,6 +13568,7 @@
       <w:spacing w:after="0" w:line="240" w:lineRule="auto"/>
     </w:pPr>
     <w:rPr>
+      <w:rFonts w:eastAsia="黑体"/>
       <w:color w:themeColor="text1" w:val="000000"/>
     </w:rPr>
     <w:tblPr>
@@ -12998,6 +13595,7 @@
     </w:tcPr>
     <w:tblStylePr w:type="firstRow">
       <w:rPr>
+        <w:rFonts w:eastAsia="黑体"/>
         <w:b/>
         <w:bCs/>
       </w:rPr>
@@ -13016,6 +13614,7 @@
     </w:tblStylePr>
     <w:tblStylePr w:type="lastRow">
       <w:rPr>
+        <w:rFonts w:eastAsia="黑体"/>
         <w:b/>
         <w:bCs/>
         <w:color w:themeColor="background1" w:val="FFFFFF"/>
@@ -13030,6 +13629,7 @@
     </w:tblStylePr>
     <w:tblStylePr w:type="firstCol">
       <w:rPr>
+        <w:rFonts w:eastAsia="黑体"/>
         <w:color w:themeColor="background1" w:val="FFFFFF"/>
       </w:rPr>
       <w:tblPr/>
@@ -13047,6 +13647,7 @@
     </w:tblStylePr>
     <w:tblStylePr w:type="lastCol">
       <w:rPr>
+        <w:rFonts w:eastAsia="黑体"/>
         <w:color w:themeColor="background1" w:val="FFFFFF"/>
       </w:rPr>
       <w:tblPr/>
@@ -13076,11 +13677,13 @@
     </w:tblStylePr>
     <w:tblStylePr w:type="neCell">
       <w:rPr>
+        <w:rFonts w:eastAsia="黑体"/>
         <w:color w:themeColor="text1" w:val="000000"/>
       </w:rPr>
     </w:tblStylePr>
     <w:tblStylePr w:type="nwCell">
       <w:rPr>
+        <w:rFonts w:eastAsia="黑体"/>
         <w:color w:themeColor="text1" w:val="000000"/>
       </w:rPr>
     </w:tblStylePr>
@@ -13094,6 +13697,7 @@
       <w:spacing w:after="0" w:line="240" w:lineRule="auto"/>
     </w:pPr>
     <w:rPr>
+      <w:rFonts w:eastAsia="黑体"/>
       <w:color w:themeColor="text1" w:val="000000"/>
     </w:rPr>
     <w:tblPr>
@@ -13120,6 +13724,7 @@
     </w:tcPr>
     <w:tblStylePr w:type="firstRow">
       <w:rPr>
+        <w:rFonts w:eastAsia="黑体"/>
         <w:b/>
         <w:bCs/>
       </w:rPr>
@@ -13138,6 +13743,7 @@
     </w:tblStylePr>
     <w:tblStylePr w:type="lastRow">
       <w:rPr>
+        <w:rFonts w:eastAsia="黑体"/>
         <w:b/>
         <w:bCs/>
         <w:color w:themeColor="background1" w:val="FFFFFF"/>
@@ -13152,6 +13758,7 @@
     </w:tblStylePr>
     <w:tblStylePr w:type="firstCol">
       <w:rPr>
+        <w:rFonts w:eastAsia="黑体"/>
         <w:color w:themeColor="background1" w:val="FFFFFF"/>
       </w:rPr>
       <w:tblPr/>
@@ -13169,6 +13776,7 @@
     </w:tblStylePr>
     <w:tblStylePr w:type="lastCol">
       <w:rPr>
+        <w:rFonts w:eastAsia="黑体"/>
         <w:color w:themeColor="background1" w:val="FFFFFF"/>
       </w:rPr>
       <w:tblPr/>
@@ -13206,6 +13814,7 @@
       <w:spacing w:after="0" w:line="240" w:lineRule="auto"/>
     </w:pPr>
     <w:rPr>
+      <w:rFonts w:eastAsia="黑体"/>
       <w:color w:themeColor="text1" w:val="000000"/>
     </w:rPr>
     <w:tblPr>
@@ -13232,6 +13841,7 @@
     </w:tcPr>
     <w:tblStylePr w:type="firstRow">
       <w:rPr>
+        <w:rFonts w:eastAsia="黑体"/>
         <w:b/>
         <w:bCs/>
       </w:rPr>
@@ -13250,6 +13860,7 @@
     </w:tblStylePr>
     <w:tblStylePr w:type="lastRow">
       <w:rPr>
+        <w:rFonts w:eastAsia="黑体"/>
         <w:b/>
         <w:bCs/>
         <w:color w:themeColor="background1" w:val="FFFFFF"/>
@@ -13264,6 +13875,7 @@
     </w:tblStylePr>
     <w:tblStylePr w:type="firstCol">
       <w:rPr>
+        <w:rFonts w:eastAsia="黑体"/>
         <w:color w:themeColor="background1" w:val="FFFFFF"/>
       </w:rPr>
       <w:tblPr/>
@@ -13281,6 +13893,7 @@
     </w:tblStylePr>
     <w:tblStylePr w:type="lastCol">
       <w:rPr>
+        <w:rFonts w:eastAsia="黑体"/>
         <w:color w:themeColor="background1" w:val="FFFFFF"/>
       </w:rPr>
       <w:tblPr/>
@@ -13310,11 +13923,13 @@
     </w:tblStylePr>
     <w:tblStylePr w:type="neCell">
       <w:rPr>
+        <w:rFonts w:eastAsia="黑体"/>
         <w:color w:themeColor="text1" w:val="000000"/>
       </w:rPr>
     </w:tblStylePr>
     <w:tblStylePr w:type="nwCell">
       <w:rPr>
+        <w:rFonts w:eastAsia="黑体"/>
         <w:color w:themeColor="text1" w:val="000000"/>
       </w:rPr>
     </w:tblStylePr>
@@ -13328,6 +13943,7 @@
       <w:spacing w:after="0" w:line="240" w:lineRule="auto"/>
     </w:pPr>
     <w:rPr>
+      <w:rFonts w:eastAsia="黑体"/>
       <w:color w:themeColor="text1" w:val="000000"/>
     </w:rPr>
     <w:tblPr>
@@ -13354,6 +13970,7 @@
     </w:tcPr>
     <w:tblStylePr w:type="firstRow">
       <w:rPr>
+        <w:rFonts w:eastAsia="黑体"/>
         <w:b/>
         <w:bCs/>
       </w:rPr>
@@ -13372,6 +13989,7 @@
     </w:tblStylePr>
     <w:tblStylePr w:type="lastRow">
       <w:rPr>
+        <w:rFonts w:eastAsia="黑体"/>
         <w:b/>
         <w:bCs/>
         <w:color w:themeColor="background1" w:val="FFFFFF"/>
@@ -13386,6 +14004,7 @@
     </w:tblStylePr>
     <w:tblStylePr w:type="firstCol">
       <w:rPr>
+        <w:rFonts w:eastAsia="黑体"/>
         <w:color w:themeColor="background1" w:val="FFFFFF"/>
       </w:rPr>
       <w:tblPr/>
@@ -13403,6 +14022,7 @@
     </w:tblStylePr>
     <w:tblStylePr w:type="lastCol">
       <w:rPr>
+        <w:rFonts w:eastAsia="黑体"/>
         <w:color w:themeColor="background1" w:val="FFFFFF"/>
       </w:rPr>
       <w:tblPr/>
@@ -13432,11 +14052,13 @@
     </w:tblStylePr>
     <w:tblStylePr w:type="neCell">
       <w:rPr>
+        <w:rFonts w:eastAsia="黑体"/>
         <w:color w:themeColor="text1" w:val="000000"/>
       </w:rPr>
     </w:tblStylePr>
     <w:tblStylePr w:type="nwCell">
       <w:rPr>
+        <w:rFonts w:eastAsia="黑体"/>
         <w:color w:themeColor="text1" w:val="000000"/>
       </w:rPr>
     </w:tblStylePr>
@@ -13450,6 +14072,7 @@
       <w:spacing w:after="0" w:line="240" w:lineRule="auto"/>
     </w:pPr>
     <w:rPr>
+      <w:rFonts w:eastAsia="黑体"/>
       <w:color w:themeColor="text1" w:val="000000"/>
     </w:rPr>
     <w:tblPr>
@@ -13476,6 +14099,7 @@
     </w:tcPr>
     <w:tblStylePr w:type="firstRow">
       <w:rPr>
+        <w:rFonts w:eastAsia="黑体"/>
         <w:b/>
         <w:bCs/>
       </w:rPr>
@@ -13494,6 +14118,7 @@
     </w:tblStylePr>
     <w:tblStylePr w:type="lastRow">
       <w:rPr>
+        <w:rFonts w:eastAsia="黑体"/>
         <w:b/>
         <w:bCs/>
         <w:color w:themeColor="background1" w:val="FFFFFF"/>
@@ -13508,6 +14133,7 @@
     </w:tblStylePr>
     <w:tblStylePr w:type="firstCol">
       <w:rPr>
+        <w:rFonts w:eastAsia="黑体"/>
         <w:color w:themeColor="background1" w:val="FFFFFF"/>
       </w:rPr>
       <w:tblPr/>
@@ -13525,6 +14151,7 @@
     </w:tblStylePr>
     <w:tblStylePr w:type="lastCol">
       <w:rPr>
+        <w:rFonts w:eastAsia="黑体"/>
         <w:color w:themeColor="background1" w:val="FFFFFF"/>
       </w:rPr>
       <w:tblPr/>
@@ -13554,11 +14181,13 @@
     </w:tblStylePr>
     <w:tblStylePr w:type="neCell">
       <w:rPr>
+        <w:rFonts w:eastAsia="黑体"/>
         <w:color w:themeColor="text1" w:val="000000"/>
       </w:rPr>
     </w:tblStylePr>
     <w:tblStylePr w:type="nwCell">
       <w:rPr>
+        <w:rFonts w:eastAsia="黑体"/>
         <w:color w:themeColor="text1" w:val="000000"/>
       </w:rPr>
     </w:tblStylePr>
@@ -13572,6 +14201,7 @@
       <w:spacing w:after="0" w:line="240" w:lineRule="auto"/>
     </w:pPr>
     <w:rPr>
+      <w:rFonts w:eastAsia="黑体"/>
       <w:color w:themeColor="text1" w:val="000000"/>
     </w:rPr>
     <w:tblPr>
@@ -13590,6 +14220,7 @@
     </w:tcPr>
     <w:tblStylePr w:type="firstRow">
       <w:rPr>
+        <w:rFonts w:eastAsia="黑体"/>
         <w:b/>
         <w:bCs/>
         <w:color w:themeColor="background1" w:val="FFFFFF"/>
@@ -13604,6 +14235,7 @@
     </w:tblStylePr>
     <w:tblStylePr w:type="lastRow">
       <w:rPr>
+        <w:rFonts w:eastAsia="黑体"/>
         <w:b/>
         <w:bCs/>
         <w:color w:themeColor="accent2" w:themeShade="CC" w:val="9E3A38"/>
@@ -13618,12 +14250,14 @@
     </w:tblStylePr>
     <w:tblStylePr w:type="firstCol">
       <w:rPr>
+        <w:rFonts w:eastAsia="黑体"/>
         <w:b/>
         <w:bCs/>
       </w:rPr>
     </w:tblStylePr>
     <w:tblStylePr w:type="lastCol">
       <w:rPr>
+        <w:rFonts w:eastAsia="黑体"/>
         <w:b/>
         <w:bCs/>
       </w:rPr>
@@ -13658,6 +14292,7 @@
       <w:spacing w:after="0" w:line="240" w:lineRule="auto"/>
     </w:pPr>
     <w:rPr>
+      <w:rFonts w:eastAsia="黑体"/>
       <w:color w:themeColor="text1" w:val="000000"/>
     </w:rPr>
     <w:tblPr>
@@ -13676,6 +14311,7 @@
     </w:tcPr>
     <w:tblStylePr w:type="firstRow">
       <w:rPr>
+        <w:rFonts w:eastAsia="黑体"/>
         <w:b/>
         <w:bCs/>
         <w:color w:themeColor="background1" w:val="FFFFFF"/>
@@ -13690,6 +14326,7 @@
     </w:tblStylePr>
     <w:tblStylePr w:type="lastRow">
       <w:rPr>
+        <w:rFonts w:eastAsia="黑体"/>
         <w:b/>
         <w:bCs/>
         <w:color w:themeColor="accent2" w:themeShade="CC" w:val="9E3A38"/>
@@ -13704,12 +14341,14 @@
     </w:tblStylePr>
     <w:tblStylePr w:type="firstCol">
       <w:rPr>
+        <w:rFonts w:eastAsia="黑体"/>
         <w:b/>
         <w:bCs/>
       </w:rPr>
     </w:tblStylePr>
     <w:tblStylePr w:type="lastCol">
       <w:rPr>
+        <w:rFonts w:eastAsia="黑体"/>
         <w:b/>
         <w:bCs/>
       </w:rPr>
@@ -13744,6 +14383,7 @@
       <w:spacing w:after="0" w:line="240" w:lineRule="auto"/>
     </w:pPr>
     <w:rPr>
+      <w:rFonts w:eastAsia="黑体"/>
       <w:color w:themeColor="text1" w:val="000000"/>
     </w:rPr>
     <w:tblPr>
@@ -13762,6 +14402,7 @@
     </w:tcPr>
     <w:tblStylePr w:type="firstRow">
       <w:rPr>
+        <w:rFonts w:eastAsia="黑体"/>
         <w:b/>
         <w:bCs/>
         <w:color w:themeColor="background1" w:val="FFFFFF"/>
@@ -13776,6 +14417,7 @@
     </w:tblStylePr>
     <w:tblStylePr w:type="lastRow">
       <w:rPr>
+        <w:rFonts w:eastAsia="黑体"/>
         <w:b/>
         <w:bCs/>
         <w:color w:themeColor="accent2" w:themeShade="CC" w:val="9E3A38"/>
@@ -13790,12 +14432,14 @@
     </w:tblStylePr>
     <w:tblStylePr w:type="firstCol">
       <w:rPr>
+        <w:rFonts w:eastAsia="黑体"/>
         <w:b/>
         <w:bCs/>
       </w:rPr>
     </w:tblStylePr>
     <w:tblStylePr w:type="lastCol">
       <w:rPr>
+        <w:rFonts w:eastAsia="黑体"/>
         <w:b/>
         <w:bCs/>
       </w:rPr>
@@ -13830,6 +14474,7 @@
       <w:spacing w:after="0" w:line="240" w:lineRule="auto"/>
     </w:pPr>
     <w:rPr>
+      <w:rFonts w:eastAsia="黑体"/>
       <w:color w:themeColor="text1" w:val="000000"/>
     </w:rPr>
     <w:tblPr>
@@ -13848,6 +14493,7 @@
     </w:tcPr>
     <w:tblStylePr w:type="firstRow">
       <w:rPr>
+        <w:rFonts w:eastAsia="黑体"/>
         <w:b/>
         <w:bCs/>
         <w:color w:themeColor="background1" w:val="FFFFFF"/>
@@ -13862,6 +14508,7 @@
     </w:tblStylePr>
     <w:tblStylePr w:type="lastRow">
       <w:rPr>
+        <w:rFonts w:eastAsia="黑体"/>
         <w:b/>
         <w:bCs/>
         <w:color w:themeColor="accent4" w:themeShade="CC" w:val="664E82"/>
@@ -13876,12 +14523,14 @@
     </w:tblStylePr>
     <w:tblStylePr w:type="firstCol">
       <w:rPr>
+        <w:rFonts w:eastAsia="黑体"/>
         <w:b/>
         <w:bCs/>
       </w:rPr>
     </w:tblStylePr>
     <w:tblStylePr w:type="lastCol">
       <w:rPr>
+        <w:rFonts w:eastAsia="黑体"/>
         <w:b/>
         <w:bCs/>
       </w:rPr>
@@ -13916,6 +14565,7 @@
       <w:spacing w:after="0" w:line="240" w:lineRule="auto"/>
     </w:pPr>
     <w:rPr>
+      <w:rFonts w:eastAsia="黑体"/>
       <w:color w:themeColor="text1" w:val="000000"/>
     </w:rPr>
     <w:tblPr>
@@ -13934,6 +14584,7 @@
     </w:tcPr>
     <w:tblStylePr w:type="firstRow">
       <w:rPr>
+        <w:rFonts w:eastAsia="黑体"/>
         <w:b/>
         <w:bCs/>
         <w:color w:themeColor="background1" w:val="FFFFFF"/>
@@ -13948,6 +14599,7 @@
     </w:tblStylePr>
     <w:tblStylePr w:type="lastRow">
       <w:rPr>
+        <w:rFonts w:eastAsia="黑体"/>
         <w:b/>
         <w:bCs/>
         <w:color w:themeColor="accent3" w:themeShade="CC" w:val="7E9C40"/>
@@ -13962,12 +14614,14 @@
     </w:tblStylePr>
     <w:tblStylePr w:type="firstCol">
       <w:rPr>
+        <w:rFonts w:eastAsia="黑体"/>
         <w:b/>
         <w:bCs/>
       </w:rPr>
     </w:tblStylePr>
     <w:tblStylePr w:type="lastCol">
       <w:rPr>
+        <w:rFonts w:eastAsia="黑体"/>
         <w:b/>
         <w:bCs/>
       </w:rPr>
@@ -14002,6 +14656,7 @@
       <w:spacing w:after="0" w:line="240" w:lineRule="auto"/>
     </w:pPr>
     <w:rPr>
+      <w:rFonts w:eastAsia="黑体"/>
       <w:color w:themeColor="text1" w:val="000000"/>
     </w:rPr>
     <w:tblPr>
@@ -14020,6 +14675,7 @@
     </w:tcPr>
     <w:tblStylePr w:type="firstRow">
       <w:rPr>
+        <w:rFonts w:eastAsia="黑体"/>
         <w:b/>
         <w:bCs/>
         <w:color w:themeColor="background1" w:val="FFFFFF"/>
@@ -14034,6 +14690,7 @@
     </w:tblStylePr>
     <w:tblStylePr w:type="lastRow">
       <w:rPr>
+        <w:rFonts w:eastAsia="黑体"/>
         <w:b/>
         <w:bCs/>
         <w:color w:themeColor="accent6" w:themeShade="CC" w:val="F2730A"/>
@@ -14048,12 +14705,14 @@
     </w:tblStylePr>
     <w:tblStylePr w:type="firstCol">
       <w:rPr>
+        <w:rFonts w:eastAsia="黑体"/>
         <w:b/>
         <w:bCs/>
       </w:rPr>
     </w:tblStylePr>
     <w:tblStylePr w:type="lastCol">
       <w:rPr>
+        <w:rFonts w:eastAsia="黑体"/>
         <w:b/>
         <w:bCs/>
       </w:rPr>
@@ -14088,6 +14747,7 @@
       <w:spacing w:after="0" w:line="240" w:lineRule="auto"/>
     </w:pPr>
     <w:rPr>
+      <w:rFonts w:eastAsia="黑体"/>
       <w:color w:themeColor="text1" w:val="000000"/>
     </w:rPr>
     <w:tblPr>
@@ -14106,6 +14766,7 @@
     </w:tcPr>
     <w:tblStylePr w:type="firstRow">
       <w:rPr>
+        <w:rFonts w:eastAsia="黑体"/>
         <w:b/>
         <w:bCs/>
         <w:color w:themeColor="background1" w:val="FFFFFF"/>
@@ -14120,6 +14781,7 @@
     </w:tblStylePr>
     <w:tblStylePr w:type="lastRow">
       <w:rPr>
+        <w:rFonts w:eastAsia="黑体"/>
         <w:b/>
         <w:bCs/>
         <w:color w:themeColor="accent5" w:themeShade="CC" w:val="348DA5"/>
@@ -14134,12 +14796,14 @@
     </w:tblStylePr>
     <w:tblStylePr w:type="firstCol">
       <w:rPr>
+        <w:rFonts w:eastAsia="黑体"/>
         <w:b/>
         <w:bCs/>
       </w:rPr>
     </w:tblStylePr>
     <w:tblStylePr w:type="lastCol">
       <w:rPr>
+        <w:rFonts w:eastAsia="黑体"/>
         <w:b/>
         <w:bCs/>
       </w:rPr>
@@ -14174,6 +14838,7 @@
       <w:spacing w:after="0" w:line="240" w:lineRule="auto"/>
     </w:pPr>
     <w:rPr>
+      <w:rFonts w:eastAsia="黑体"/>
       <w:color w:themeColor="text1" w:val="000000"/>
     </w:rPr>
     <w:tblPr>
@@ -14195,6 +14860,7 @@
     </w:tcPr>
     <w:tblStylePr w:type="firstRow">
       <w:rPr>
+        <w:rFonts w:eastAsia="黑体"/>
         <w:b/>
         <w:bCs/>
       </w:rPr>
@@ -14205,6 +14871,7 @@
     </w:tblStylePr>
     <w:tblStylePr w:type="lastRow">
       <w:rPr>
+        <w:rFonts w:eastAsia="黑体"/>
         <w:b/>
         <w:bCs/>
         <w:color w:themeColor="text1" w:val="000000"/>
@@ -14216,6 +14883,7 @@
     </w:tblStylePr>
     <w:tblStylePr w:type="firstCol">
       <w:rPr>
+        <w:rFonts w:eastAsia="黑体"/>
         <w:color w:themeColor="background1" w:val="FFFFFF"/>
       </w:rPr>
       <w:tblPr/>
@@ -14225,6 +14893,7 @@
     </w:tblStylePr>
     <w:tblStylePr w:type="lastCol">
       <w:rPr>
+        <w:rFonts w:eastAsia="黑体"/>
         <w:color w:themeColor="background1" w:val="FFFFFF"/>
       </w:rPr>
       <w:tblPr/>
@@ -14254,6 +14923,7 @@
       <w:spacing w:after="0" w:line="240" w:lineRule="auto"/>
     </w:pPr>
     <w:rPr>
+      <w:rFonts w:eastAsia="黑体"/>
       <w:color w:themeColor="text1" w:val="000000"/>
     </w:rPr>
     <w:tblPr>
@@ -14275,6 +14945,7 @@
     </w:tcPr>
     <w:tblStylePr w:type="firstRow">
       <w:rPr>
+        <w:rFonts w:eastAsia="黑体"/>
         <w:b/>
         <w:bCs/>
       </w:rPr>
@@ -14285,6 +14956,7 @@
     </w:tblStylePr>
     <w:tblStylePr w:type="lastRow">
       <w:rPr>
+        <w:rFonts w:eastAsia="黑体"/>
         <w:b/>
         <w:bCs/>
         <w:color w:themeColor="text1" w:val="000000"/>
@@ -14296,6 +14968,7 @@
     </w:tblStylePr>
     <w:tblStylePr w:type="firstCol">
       <w:rPr>
+        <w:rFonts w:eastAsia="黑体"/>
         <w:color w:themeColor="background1" w:val="FFFFFF"/>
       </w:rPr>
       <w:tblPr/>
@@ -14305,6 +14978,7 @@
     </w:tblStylePr>
     <w:tblStylePr w:type="lastCol">
       <w:rPr>
+        <w:rFonts w:eastAsia="黑体"/>
         <w:color w:themeColor="background1" w:val="FFFFFF"/>
       </w:rPr>
       <w:tblPr/>
@@ -14334,6 +15008,7 @@
       <w:spacing w:after="0" w:line="240" w:lineRule="auto"/>
     </w:pPr>
     <w:rPr>
+      <w:rFonts w:eastAsia="黑体"/>
       <w:color w:themeColor="text1" w:val="000000"/>
     </w:rPr>
     <w:tblPr>
@@ -14355,6 +15030,7 @@
     </w:tcPr>
     <w:tblStylePr w:type="firstRow">
       <w:rPr>
+        <w:rFonts w:eastAsia="黑体"/>
         <w:b/>
         <w:bCs/>
       </w:rPr>
@@ -14365,6 +15041,7 @@
     </w:tblStylePr>
     <w:tblStylePr w:type="lastRow">
       <w:rPr>
+        <w:rFonts w:eastAsia="黑体"/>
         <w:b/>
         <w:bCs/>
         <w:color w:themeColor="text1" w:val="000000"/>
@@ -14376,6 +15053,7 @@
     </w:tblStylePr>
     <w:tblStylePr w:type="firstCol">
       <w:rPr>
+        <w:rFonts w:eastAsia="黑体"/>
         <w:color w:themeColor="background1" w:val="FFFFFF"/>
       </w:rPr>
       <w:tblPr/>
@@ -14385,6 +15063,7 @@
     </w:tblStylePr>
     <w:tblStylePr w:type="lastCol">
       <w:rPr>
+        <w:rFonts w:eastAsia="黑体"/>
         <w:color w:themeColor="background1" w:val="FFFFFF"/>
       </w:rPr>
       <w:tblPr/>
@@ -14414,6 +15093,7 @@
       <w:spacing w:after="0" w:line="240" w:lineRule="auto"/>
     </w:pPr>
     <w:rPr>
+      <w:rFonts w:eastAsia="黑体"/>
       <w:color w:themeColor="text1" w:val="000000"/>
     </w:rPr>
     <w:tblPr>
@@ -14435,6 +15115,7 @@
     </w:tcPr>
     <w:tblStylePr w:type="firstRow">
       <w:rPr>
+        <w:rFonts w:eastAsia="黑体"/>
         <w:b/>
         <w:bCs/>
       </w:rPr>
@@ -14445,6 +15126,7 @@
     </w:tblStylePr>
     <w:tblStylePr w:type="lastRow">
       <w:rPr>
+        <w:rFonts w:eastAsia="黑体"/>
         <w:b/>
         <w:bCs/>
         <w:color w:themeColor="text1" w:val="000000"/>
@@ -14456,6 +15138,7 @@
     </w:tblStylePr>
     <w:tblStylePr w:type="firstCol">
       <w:rPr>
+        <w:rFonts w:eastAsia="黑体"/>
         <w:color w:themeColor="background1" w:val="FFFFFF"/>
       </w:rPr>
       <w:tblPr/>
@@ -14465,6 +15148,7 @@
     </w:tblStylePr>
     <w:tblStylePr w:type="lastCol">
       <w:rPr>
+        <w:rFonts w:eastAsia="黑体"/>
         <w:color w:themeColor="background1" w:val="FFFFFF"/>
       </w:rPr>
       <w:tblPr/>
@@ -14494,6 +15178,7 @@
       <w:spacing w:after="0" w:line="240" w:lineRule="auto"/>
     </w:pPr>
     <w:rPr>
+      <w:rFonts w:eastAsia="黑体"/>
       <w:color w:themeColor="text1" w:val="000000"/>
     </w:rPr>
     <w:tblPr>
@@ -14515,6 +15200,7 @@
     </w:tcPr>
     <w:tblStylePr w:type="firstRow">
       <w:rPr>
+        <w:rFonts w:eastAsia="黑体"/>
         <w:b/>
         <w:bCs/>
       </w:rPr>
@@ -14525,6 +15211,7 @@
     </w:tblStylePr>
     <w:tblStylePr w:type="lastRow">
       <w:rPr>
+        <w:rFonts w:eastAsia="黑体"/>
         <w:b/>
         <w:bCs/>
         <w:color w:themeColor="text1" w:val="000000"/>
@@ -14536,6 +15223,7 @@
     </w:tblStylePr>
     <w:tblStylePr w:type="firstCol">
       <w:rPr>
+        <w:rFonts w:eastAsia="黑体"/>
         <w:color w:themeColor="background1" w:val="FFFFFF"/>
       </w:rPr>
       <w:tblPr/>
@@ -14545,6 +15233,7 @@
     </w:tblStylePr>
     <w:tblStylePr w:type="lastCol">
       <w:rPr>
+        <w:rFonts w:eastAsia="黑体"/>
         <w:color w:themeColor="background1" w:val="FFFFFF"/>
       </w:rPr>
       <w:tblPr/>
@@ -14574,6 +15263,7 @@
       <w:spacing w:after="0" w:line="240" w:lineRule="auto"/>
     </w:pPr>
     <w:rPr>
+      <w:rFonts w:eastAsia="黑体"/>
       <w:color w:themeColor="text1" w:val="000000"/>
     </w:rPr>
     <w:tblPr>
@@ -14595,6 +15285,7 @@
     </w:tcPr>
     <w:tblStylePr w:type="firstRow">
       <w:rPr>
+        <w:rFonts w:eastAsia="黑体"/>
         <w:b/>
         <w:bCs/>
       </w:rPr>
@@ -14605,6 +15296,7 @@
     </w:tblStylePr>
     <w:tblStylePr w:type="lastRow">
       <w:rPr>
+        <w:rFonts w:eastAsia="黑体"/>
         <w:b/>
         <w:bCs/>
         <w:color w:themeColor="text1" w:val="000000"/>
@@ -14616,6 +15308,7 @@
     </w:tblStylePr>
     <w:tblStylePr w:type="firstCol">
       <w:rPr>
+        <w:rFonts w:eastAsia="黑体"/>
         <w:color w:themeColor="background1" w:val="FFFFFF"/>
       </w:rPr>
       <w:tblPr/>
@@ -14625,6 +15318,7 @@
     </w:tblStylePr>
     <w:tblStylePr w:type="lastCol">
       <w:rPr>
+        <w:rFonts w:eastAsia="黑体"/>
         <w:color w:themeColor="background1" w:val="FFFFFF"/>
       </w:rPr>
       <w:tblPr/>
@@ -14654,6 +15348,7 @@
       <w:spacing w:after="0" w:line="240" w:lineRule="auto"/>
     </w:pPr>
     <w:rPr>
+      <w:rFonts w:eastAsia="黑体"/>
       <w:color w:themeColor="text1" w:val="000000"/>
     </w:rPr>
     <w:tblPr>
@@ -14675,6 +15370,7 @@
     </w:tcPr>
     <w:tblStylePr w:type="firstRow">
       <w:rPr>
+        <w:rFonts w:eastAsia="黑体"/>
         <w:b/>
         <w:bCs/>
       </w:rPr>
@@ -14685,6 +15381,7 @@
     </w:tblStylePr>
     <w:tblStylePr w:type="lastRow">
       <w:rPr>
+        <w:rFonts w:eastAsia="黑体"/>
         <w:b/>
         <w:bCs/>
         <w:color w:themeColor="text1" w:val="000000"/>
@@ -14696,6 +15393,7 @@
     </w:tblStylePr>
     <w:tblStylePr w:type="firstCol">
       <w:rPr>
+        <w:rFonts w:eastAsia="黑体"/>
         <w:color w:themeColor="background1" w:val="FFFFFF"/>
       </w:rPr>
       <w:tblPr/>
@@ -14705,6 +15403,7 @@
     </w:tblStylePr>
     <w:tblStylePr w:type="lastCol">
       <w:rPr>
+        <w:rFonts w:eastAsia="黑体"/>
         <w:color w:themeColor="background1" w:val="FFFFFF"/>
       </w:rPr>
       <w:tblPr/>
@@ -14737,6 +15436,7 @@
     <w:name w:val="KeywordTok"/>
     <w:basedOn w:val="VerbatimChar"/>
     <w:rPr>
+      <w:rFonts w:eastAsia="黑体"/>
       <w:b/>
       <w:color w:val="007020"/>
     </w:rPr>
@@ -14745,6 +15445,7 @@
     <w:name w:val="DataTypeTok"/>
     <w:basedOn w:val="VerbatimChar"/>
     <w:rPr>
+      <w:rFonts w:eastAsia="黑体"/>
       <w:color w:val="902000"/>
     </w:rPr>
   </w:style>
@@ -14752,6 +15453,7 @@
     <w:name w:val="DecValTok"/>
     <w:basedOn w:val="VerbatimChar"/>
     <w:rPr>
+      <w:rFonts w:eastAsia="黑体"/>
       <w:color w:val="40a070"/>
     </w:rPr>
   </w:style>
@@ -14759,6 +15461,7 @@
     <w:name w:val="BaseNTok"/>
     <w:basedOn w:val="VerbatimChar"/>
     <w:rPr>
+      <w:rFonts w:eastAsia="黑体"/>
       <w:color w:val="40a070"/>
     </w:rPr>
   </w:style>
@@ -14766,6 +15469,7 @@
     <w:name w:val="FloatTok"/>
     <w:basedOn w:val="VerbatimChar"/>
     <w:rPr>
+      <w:rFonts w:eastAsia="黑体"/>
       <w:color w:val="40a070"/>
     </w:rPr>
   </w:style>
@@ -14773,6 +15477,7 @@
     <w:name w:val="ConstantTok"/>
     <w:basedOn w:val="VerbatimChar"/>
     <w:rPr>
+      <w:rFonts w:eastAsia="黑体"/>
       <w:color w:val="880000"/>
     </w:rPr>
   </w:style>
@@ -14780,6 +15485,7 @@
     <w:name w:val="CharTok"/>
     <w:basedOn w:val="VerbatimChar"/>
     <w:rPr>
+      <w:rFonts w:eastAsia="黑体"/>
       <w:color w:val="4070a0"/>
     </w:rPr>
   </w:style>
@@ -14787,6 +15493,7 @@
     <w:name w:val="SpecialCharTok"/>
     <w:basedOn w:val="VerbatimChar"/>
     <w:rPr>
+      <w:rFonts w:eastAsia="黑体"/>
       <w:color w:val="4070a0"/>
     </w:rPr>
   </w:style>
@@ -14794,6 +15501,7 @@
     <w:name w:val="StringTok"/>
     <w:basedOn w:val="VerbatimChar"/>
     <w:rPr>
+      <w:rFonts w:eastAsia="黑体"/>
       <w:color w:val="4070a0"/>
     </w:rPr>
   </w:style>
@@ -14801,6 +15509,7 @@
     <w:name w:val="VerbatimStringTok"/>
     <w:basedOn w:val="VerbatimChar"/>
     <w:rPr>
+      <w:rFonts w:eastAsia="黑体"/>
       <w:color w:val="4070a0"/>
     </w:rPr>
   </w:style>
@@ -14808,6 +15517,7 @@
     <w:name w:val="SpecialStringTok"/>
     <w:basedOn w:val="VerbatimChar"/>
     <w:rPr>
+      <w:rFonts w:eastAsia="黑体"/>
       <w:color w:val="bb6688"/>
     </w:rPr>
   </w:style>
@@ -14815,6 +15525,7 @@
     <w:name w:val="ImportTok"/>
     <w:basedOn w:val="VerbatimChar"/>
     <w:rPr>
+      <w:rFonts w:eastAsia="黑体"/>
       <w:b/>
       <w:color w:val="008000"/>
     </w:rPr>
@@ -14823,6 +15534,7 @@
     <w:name w:val="CommentTok"/>
     <w:basedOn w:val="VerbatimChar"/>
     <w:rPr>
+      <w:rFonts w:eastAsia="黑体"/>
       <w:i/>
       <w:color w:val="60a0b0"/>
     </w:rPr>
@@ -14831,6 +15543,7 @@
     <w:name w:val="DocumentationTok"/>
     <w:basedOn w:val="VerbatimChar"/>
     <w:rPr>
+      <w:rFonts w:eastAsia="黑体"/>
       <w:i/>
       <w:color w:val="ba2121"/>
     </w:rPr>
@@ -14839,6 +15552,7 @@
     <w:name w:val="AnnotationTok"/>
     <w:basedOn w:val="VerbatimChar"/>
     <w:rPr>
+      <w:rFonts w:eastAsia="黑体"/>
       <w:b/>
       <w:i/>
       <w:color w:val="60a0b0"/>
@@ -14848,6 +15562,7 @@
     <w:name w:val="CommentVarTok"/>
     <w:basedOn w:val="VerbatimChar"/>
     <w:rPr>
+      <w:rFonts w:eastAsia="黑体"/>
       <w:b/>
       <w:i/>
       <w:color w:val="60a0b0"/>
@@ -14857,6 +15572,7 @@
     <w:name w:val="OtherTok"/>
     <w:basedOn w:val="VerbatimChar"/>
     <w:rPr>
+      <w:rFonts w:eastAsia="黑体"/>
       <w:color w:val="007020"/>
     </w:rPr>
   </w:style>
@@ -14864,6 +15580,7 @@
     <w:name w:val="FunctionTok"/>
     <w:basedOn w:val="VerbatimChar"/>
     <w:rPr>
+      <w:rFonts w:eastAsia="黑体"/>
       <w:color w:val="06287e"/>
     </w:rPr>
   </w:style>
@@ -14871,6 +15588,7 @@
     <w:name w:val="VariableTok"/>
     <w:basedOn w:val="VerbatimChar"/>
     <w:rPr>
+      <w:rFonts w:eastAsia="黑体"/>
       <w:color w:val="19177c"/>
     </w:rPr>
   </w:style>
@@ -14878,6 +15596,7 @@
     <w:name w:val="ControlFlowTok"/>
     <w:basedOn w:val="VerbatimChar"/>
     <w:rPr>
+      <w:rFonts w:eastAsia="黑体"/>
       <w:b/>
       <w:color w:val="007020"/>
     </w:rPr>
@@ -14886,6 +15605,7 @@
     <w:name w:val="OperatorTok"/>
     <w:basedOn w:val="VerbatimChar"/>
     <w:rPr>
+      <w:rFonts w:eastAsia="黑体"/>
       <w:color w:val="666666"/>
     </w:rPr>
   </w:style>
@@ -14893,18 +15613,22 @@
     <w:name w:val="BuiltInTok"/>
     <w:basedOn w:val="VerbatimChar"/>
     <w:rPr>
+      <w:rFonts w:eastAsia="黑体"/>
       <w:color w:val="008000"/>
     </w:rPr>
   </w:style>
   <w:style w:type="character" w:customStyle="1" w:styleId="ExtensionTok">
     <w:name w:val="ExtensionTok"/>
     <w:basedOn w:val="VerbatimChar"/>
-    <w:rPr/>
+    <w:rPr>
+      <w:rFonts w:eastAsia="黑体"/>
+    </w:rPr>
   </w:style>
   <w:style w:type="character" w:customStyle="1" w:styleId="PreprocessorTok">
     <w:name w:val="PreprocessorTok"/>
     <w:basedOn w:val="VerbatimChar"/>
     <w:rPr>
+      <w:rFonts w:eastAsia="黑体"/>
       <w:color w:val="bc7a00"/>
     </w:rPr>
   </w:style>
@@ -14912,18 +15636,22 @@
     <w:name w:val="AttributeTok"/>
     <w:basedOn w:val="VerbatimChar"/>
     <w:rPr>
+      <w:rFonts w:eastAsia="黑体"/>
       <w:color w:val="7d9029"/>
     </w:rPr>
   </w:style>
   <w:style w:type="character" w:customStyle="1" w:styleId="RegionMarkerTok">
     <w:name w:val="RegionMarkerTok"/>
     <w:basedOn w:val="VerbatimChar"/>
-    <w:rPr/>
+    <w:rPr>
+      <w:rFonts w:eastAsia="黑体"/>
+    </w:rPr>
   </w:style>
   <w:style w:type="character" w:customStyle="1" w:styleId="InformationTok">
     <w:name w:val="InformationTok"/>
     <w:basedOn w:val="VerbatimChar"/>
     <w:rPr>
+      <w:rFonts w:eastAsia="黑体"/>
       <w:b/>
       <w:i/>
       <w:color w:val="60a0b0"/>
@@ -14933,6 +15661,7 @@
     <w:name w:val="WarningTok"/>
     <w:basedOn w:val="VerbatimChar"/>
     <w:rPr>
+      <w:rFonts w:eastAsia="黑体"/>
       <w:b/>
       <w:i/>
       <w:color w:val="60a0b0"/>
@@ -14942,6 +15671,7 @@
     <w:name w:val="AlertTok"/>
     <w:basedOn w:val="VerbatimChar"/>
     <w:rPr>
+      <w:rFonts w:eastAsia="黑体"/>
       <w:b/>
       <w:color w:val="ff0000"/>
     </w:rPr>
@@ -14950,6 +15680,7 @@
     <w:name w:val="ErrorTok"/>
     <w:basedOn w:val="VerbatimChar"/>
     <w:rPr>
+      <w:rFonts w:eastAsia="黑体"/>
       <w:b/>
       <w:color w:val="ff0000"/>
     </w:rPr>
@@ -14957,7 +15688,9 @@
   <w:style w:type="character" w:customStyle="1" w:styleId="NormalTok">
     <w:name w:val="NormalTok"/>
     <w:basedOn w:val="VerbatimChar"/>
-    <w:rPr/>
+    <w:rPr>
+      <w:rFonts w:eastAsia="黑体"/>
+    </w:rPr>
   </w:style>
 </w:styles>
 </file>
@@ -15006,12 +15739,12 @@
     <a:fontScheme name="Office">
       <a:majorFont>
         <a:latin typeface="Calibri"/>
-        <a:ea typeface=""/>
+        <a:ea typeface="黑体"/>
         <a:cs typeface=""/>
         <a:font script="Jpan" typeface="ＭＳ ゴシック"/>
         <a:font script="Hang" typeface="맑은 고딕"/>
-        <a:font script="Hans" typeface="宋体"/>
-        <a:font script="Hant" typeface="新細明體"/>
+        <a:font script="Hans" typeface="黑体"/>
+        <a:font script="Hant" typeface="黑体"/>
         <a:font script="Arab" typeface="Times New Roman"/>
         <a:font script="Hebr" typeface="Times New Roman"/>
         <a:font script="Thai" typeface="Angsana New"/>
@@ -15041,12 +15774,12 @@
       </a:majorFont>
       <a:minorFont>
         <a:latin typeface="Cambria"/>
-        <a:ea typeface=""/>
+        <a:ea typeface="黑体"/>
         <a:cs typeface=""/>
         <a:font script="Jpan" typeface="ＭＳ 明朝"/>
         <a:font script="Hang" typeface="맑은 고딕"/>
-        <a:font script="Hans" typeface="宋体"/>
-        <a:font script="Hant" typeface="新細明體"/>
+        <a:font script="Hans" typeface="黑体"/>
+        <a:font script="Hant" typeface="黑体"/>
         <a:font script="Arab" typeface="Arial"/>
         <a:font script="Hebr" typeface="Arial"/>
         <a:font script="Thai" typeface="Cordia New"/>

--- a/05-数字电路/03-单片机及嵌入式接口/程序下载电路/程序下载电路.docx
+++ b/05-数字电路/03-单片机及嵌入式接口/程序下载电路/程序下载电路.docx
@@ -2668,7 +2668,7 @@
           <w:color w:val="555555"/>
           <w:sz w:val="21"/>
         </w:rPr>
-        <w:t>材料收集者：杜文杰，WX手机：19519196569，QQ:3478827729</w:t>
+        <w:t>材料收集者：杜文杰，微信/手机：19519196569，QQ:3478827729</w:t>
       </w:r>
     </w:p>
     <w:sectPr>
